--- a/downloads/workbook/ai-2-week-22.docx
+++ b/downloads/workbook/ai-2-week-22.docx
@@ -1328,6 +1328,178 @@
         <w:t>Project connection: Retain recommender neighbour IDs, distances, k and tie decisions so similar-book explanations can be audited.</w:t>
       </w:r>
     </w:p>
+    <w:p>
+      <w:pPr>
+        <w:pStyle w:val="Heading1"/>
+      </w:pPr>
+      <w:r>
+        <w:t>19. Project portfolio milestone</w:t>
+      </w:r>
+    </w:p>
+    <w:p>
+      <w:r>
+        <w:t>Project: Transparent Book Recommender</w:t>
+      </w:r>
+    </w:p>
+    <w:p>
+      <w:r>
+        <w:t>Current milestone: Evaluate and revise. Compare with your starting method, explain errors and record a justified revision.</w:t>
+      </w:r>
+    </w:p>
+    <w:p>
+      <w:r>
+        <w:t>Retain recommender neighbour IDs, distances, k and tie decisions so similar-book explanations can be audited.</w:t>
+      </w:r>
+    </w:p>
+    <w:tbl>
+      <w:tblPr>
+        <w:tblStyle w:val="LightShading-Accent1"/>
+        <w:tblW w:type="auto" w:w="0"/>
+        <w:tblLook w:firstColumn="1" w:firstRow="1" w:lastColumn="0" w:lastRow="0" w:noHBand="0" w:noVBand="1" w:val="04A0"/>
+      </w:tblPr>
+      <w:tblGrid>
+        <w:gridCol w:w="5112"/>
+        <w:gridCol w:w="5112"/>
+      </w:tblGrid>
+      <w:tr>
+        <w:trPr>
+          <w:tblHeader/>
+        </w:trPr>
+        <w:tc>
+          <w:tcPr>
+            <w:tcW w:type="dxa" w:w="5112"/>
+          </w:tcPr>
+          <w:p>
+            <w:r>
+              <w:t>Evidence to keep</w:t>
+            </w:r>
+          </w:p>
+        </w:tc>
+        <w:tc>
+          <w:tcPr>
+            <w:tcW w:type="dxa" w:w="5112"/>
+          </w:tcPr>
+          <w:p>
+            <w:r>
+              <w:t>My record</w:t>
+            </w:r>
+          </w:p>
+        </w:tc>
+      </w:tr>
+      <w:tr>
+        <w:tc>
+          <w:tcPr>
+            <w:tcW w:type="dxa" w:w="5112"/>
+          </w:tcPr>
+          <w:p>
+            <w:r>
+              <w:t>This week’s input and deciding step</w:t>
+            </w:r>
+          </w:p>
+        </w:tc>
+        <w:tc>
+          <w:tcPr>
+            <w:tcW w:type="dxa" w:w="5112"/>
+          </w:tcPr>
+          <w:p>
+            <w:r/>
+          </w:p>
+        </w:tc>
+      </w:tr>
+      <w:tr>
+        <w:tc>
+          <w:tcPr>
+            <w:tcW w:type="dxa" w:w="5112"/>
+          </w:tcPr>
+          <w:p>
+            <w:r>
+              <w:t>Prediction and actual result (or labelled paper trace)</w:t>
+            </w:r>
+          </w:p>
+        </w:tc>
+        <w:tc>
+          <w:tcPr>
+            <w:tcW w:type="dxa" w:w="5112"/>
+          </w:tcPr>
+          <w:p>
+            <w:r/>
+          </w:p>
+        </w:tc>
+      </w:tr>
+      <w:tr>
+        <w:tc>
+          <w:tcPr>
+            <w:tcW w:type="dxa" w:w="5112"/>
+          </w:tcPr>
+          <w:p>
+            <w:r>
+              <w:t>One change since the previous checkpoint and why</w:t>
+            </w:r>
+          </w:p>
+        </w:tc>
+        <w:tc>
+          <w:tcPr>
+            <w:tcW w:type="dxa" w:w="5112"/>
+          </w:tcPr>
+          <w:p>
+            <w:r/>
+          </w:p>
+        </w:tc>
+      </w:tr>
+      <w:tr>
+        <w:tc>
+          <w:tcPr>
+            <w:tcW w:type="dxa" w:w="5112"/>
+          </w:tcPr>
+          <w:p>
+            <w:r>
+              <w:t>One error or limit and the next test</w:t>
+            </w:r>
+          </w:p>
+        </w:tc>
+        <w:tc>
+          <w:tcPr>
+            <w:tcW w:type="dxa" w:w="5112"/>
+          </w:tcPr>
+          <w:p>
+            <w:r/>
+          </w:p>
+        </w:tc>
+      </w:tr>
+    </w:tbl>
+    <w:p>
+      <w:pPr>
+        <w:pStyle w:val="Heading3"/>
+      </w:pPr>
+      <w:r>
+        <w:t>Explain what this week adds to your project. Reuse last week’s record rather than starting again.</w:t>
+      </w:r>
+    </w:p>
+    <w:p>
+      <w:r>
+        <w:t>________________________________________________________________</w:t>
+      </w:r>
+    </w:p>
+    <w:p>
+      <w:r>
+        <w:t>________________________________________________________________</w:t>
+      </w:r>
+    </w:p>
+    <w:p>
+      <w:r>
+        <w:t>________________________________________________________________</w:t>
+      </w:r>
+    </w:p>
+    <w:p>
+      <w:r>
+        <w:t>________________________________________________________________</w:t>
+      </w:r>
+    </w:p>
+    <w:p>
+      <w:r>
+        <w:t>________________________________________________________________</w:t>
+      </w:r>
+    </w:p>
     <w:sectPr>
       <w:pgSz w:w="12240" w:h="15840"/>
       <w:pgMar w:top="936" w:right="1008" w:bottom="936" w:left="1008" w:header="720" w:footer="720" w:gutter="0"/>

--- a/downloads/workbook/ai-2-week-22.docx
+++ b/downloads/workbook/ai-2-week-22.docx
@@ -1500,6 +1500,253 @@
         <w:t>________________________________________________________________</w:t>
       </w:r>
     </w:p>
+    <w:p>
+      <w:pPr>
+        <w:pStyle w:val="Heading1"/>
+      </w:pPr>
+      <w:r>
+        <w:t>20. Supported practice and learning evidence</w:t>
+      </w:r>
+    </w:p>
+    <w:p>
+      <w:r>
+        <w:t>Use this supported practice once, in the browser or on paper. Keep the reserved independent assessment for a separate first attempt before teacher feedback.</w:t>
+      </w:r>
+    </w:p>
+    <w:p>
+      <w:r>
+        <w:t>A fictional one-feature classifier predicts compact or extended book format.</w:t>
+      </w:r>
+    </w:p>
+    <w:p>
+      <w:pPr>
+        <w:pStyle w:val="Heading3"/>
+      </w:pPr>
+      <w:r>
+        <w:t>Practice 1: explain the deciding evidence</w:t>
+      </w:r>
+    </w:p>
+    <w:p>
+      <w:r>
+        <w:t>Which labelled step matches this detail? B,C,A vote extended,compact,compact: predict compact.</w:t>
+      </w:r>
+    </w:p>
+    <w:p>
+      <w:r>
+        <w:t>1. k=1 prediction</w:t>
+      </w:r>
+    </w:p>
+    <w:p>
+      <w:r>
+        <w:t>2. Order neighbours</w:t>
+      </w:r>
+    </w:p>
+    <w:p>
+      <w:r>
+        <w:t>3. k=3 prediction</w:t>
+      </w:r>
+    </w:p>
+    <w:p>
+      <w:r>
+        <w:t>4. Measure distances</w:t>
+      </w:r>
+    </w:p>
+    <w:p>
+      <w:pPr>
+        <w:pStyle w:val="Heading3"/>
+      </w:pPr>
+      <w:r>
+        <w:t>My selected conclusion, deciding fact and explanation</w:t>
+      </w:r>
+    </w:p>
+    <w:p>
+      <w:r>
+        <w:t>________________________________________________________________</w:t>
+      </w:r>
+    </w:p>
+    <w:p>
+      <w:r>
+        <w:t>________________________________________________________________</w:t>
+      </w:r>
+    </w:p>
+    <w:p>
+      <w:r>
+        <w:t>________________________________________________________________</w:t>
+      </w:r>
+    </w:p>
+    <w:p>
+      <w:r>
+        <w:t>________________________________________________________________</w:t>
+      </w:r>
+    </w:p>
+    <w:p>
+      <w:r>
+        <w:t>________________________________________________________________</w:t>
+      </w:r>
+    </w:p>
+    <w:p>
+      <w:r>
+        <w:t>Hint if needed: Read the steps in the pictorial case. Match the supplied detail to the stage that performs or records it.</w:t>
+      </w:r>
+    </w:p>
+    <w:p>
+      <w:r>
+        <w:t>After your attempt, compare with the supported explanation: k=3 prediction B,C,A vote extended,compact,compact: predict compact. Changing k changes how many training neighbours vote, even though all distances remain fixed. The query’s reference label must not enter the stored pool before predicting. Tie policies make ordering reproducible; without them, list order could unexpectedly determine the single-neighbour result.</w:t>
+      </w:r>
+    </w:p>
+    <w:p>
+      <w:pPr>
+        <w:pStyle w:val="Heading3"/>
+      </w:pPr>
+      <w:r>
+        <w:t>Practice 2: explain the deciding evidence</w:t>
+      </w:r>
+    </w:p>
+    <w:p>
+      <w:r>
+        <w:t>Changed-case practice: Move query from 7 to 9 while keeping training fixed. Which conclusion is supported by the supplied facts?</w:t>
+      </w:r>
+    </w:p>
+    <w:p>
+      <w:r>
+        <w:t>1. This one example guarantees correct results for every future input.</w:t>
+      </w:r>
+    </w:p>
+    <w:p>
+      <w:r>
+        <w:t>2. We can decide the result without examining the changed input or the procedure.</w:t>
+      </w:r>
+    </w:p>
+    <w:p>
+      <w:r>
+        <w:t>3. Order becomes C,B,D,A; k=1 predicts compact and k=3 predicts extended.</w:t>
+      </w:r>
+    </w:p>
+    <w:p>
+      <w:pPr>
+        <w:pStyle w:val="Heading3"/>
+      </w:pPr>
+      <w:r>
+        <w:t>My selected conclusion, deciding fact and explanation</w:t>
+      </w:r>
+    </w:p>
+    <w:p>
+      <w:r>
+        <w:t>________________________________________________________________</w:t>
+      </w:r>
+    </w:p>
+    <w:p>
+      <w:r>
+        <w:t>________________________________________________________________</w:t>
+      </w:r>
+    </w:p>
+    <w:p>
+      <w:r>
+        <w:t>________________________________________________________________</w:t>
+      </w:r>
+    </w:p>
+    <w:p>
+      <w:r>
+        <w:t>________________________________________________________________</w:t>
+      </w:r>
+    </w:p>
+    <w:p>
+      <w:r>
+        <w:t>________________________________________________________________</w:t>
+      </w:r>
+    </w:p>
+    <w:p>
+      <w:r>
+        <w:t>Hint if needed: Use the changed condition and the deciding step in the pictorial trace. The answer must say what follows from those facts.</w:t>
+      </w:r>
+    </w:p>
+    <w:p>
+      <w:r>
+        <w:t>After your attempt, compare with the supported explanation: Order becomes C,B,D,A; k=1 predicts compact and k=3 predicts extended. Distances are C=1,B=3,D=3,A=7; B beats D by the ID tie rule.</w:t>
+      </w:r>
+    </w:p>
+    <w:p>
+      <w:pPr>
+        <w:pStyle w:val="Heading3"/>
+      </w:pPr>
+      <w:r>
+        <w:t>Repair a missing building block</w:t>
+      </w:r>
+    </w:p>
+    <w:p>
+      <w:r>
+        <w:t>Review Similarity by Selected Traits (ai-2/21). Goal: Represent items with numeric features. Short practice: Explain why B ceases to be a closest option without any candidate data changing.. Return to this week and explain what you changed.</w:t>
+      </w:r>
+    </w:p>
+    <w:p>
+      <w:r>
+        <w:t>Review Sampling and Representation (ai-2/19). Goal: Define a question and target population. Short practice: Can 80% response be reported as 80% of the whole grade responding?. Return to this week and explain what you changed.</w:t>
+      </w:r>
+    </w:p>
+    <w:p>
+      <w:r>
+        <w:t>Review Overfitting Intuition (ai-2/16). Goal: Compare training and validation evidence for model capacity. Short practice: Does zero training error justify choosing Complex in the original record?. Return to this week and explain what you changed.</w:t>
+      </w:r>
+    </w:p>
+    <w:p>
+      <w:pPr>
+        <w:pStyle w:val="Heading3"/>
+      </w:pPr>
+      <w:r>
+        <w:t>Predict, run and debug</w:t>
+      </w:r>
+    </w:p>
+    <w:p>
+      <w:r>
+        <w:t>The browser lab lets you edit the supported Python examples already included in this lesson. Predict first, run, inspect the actual output or error, change one input, then run again. Keep code, predictions, actual results and a reasoned revision together. On paper, label your result as a trace rather than an execution.</w:t>
+      </w:r>
+    </w:p>
+    <w:p>
+      <w:pPr>
+        <w:pStyle w:val="Heading3"/>
+      </w:pPr>
+      <w:r>
+        <w:t>Keep your completed work</w:t>
+      </w:r>
+    </w:p>
+    <w:p>
+      <w:r>
+        <w:t>Use Download completed work in the hosted lesson to export your answers, reflections, practice feedback and code-run evidence. Open the HTML copy to read or print it. Drafts stay in this browser when storage is available; clear drafts on a shared device.</w:t>
+      </w:r>
+    </w:p>
+    <w:p>
+      <w:pPr>
+        <w:pStyle w:val="Heading3"/>
+      </w:pPr>
+      <w:r>
+        <w:t>What I repaired, the evidence I kept and the next test</w:t>
+      </w:r>
+    </w:p>
+    <w:p>
+      <w:r>
+        <w:t>________________________________________________________________</w:t>
+      </w:r>
+    </w:p>
+    <w:p>
+      <w:r>
+        <w:t>________________________________________________________________</w:t>
+      </w:r>
+    </w:p>
+    <w:p>
+      <w:r>
+        <w:t>________________________________________________________________</w:t>
+      </w:r>
+    </w:p>
+    <w:p>
+      <w:r>
+        <w:t>________________________________________________________________</w:t>
+      </w:r>
+    </w:p>
+    <w:p>
+      <w:r>
+        <w:t>________________________________________________________________</w:t>
+      </w:r>
+    </w:p>
     <w:sectPr>
       <w:pgSz w:w="12240" w:h="15840"/>
       <w:pgMar w:top="936" w:right="1008" w:bottom="936" w:left="1008" w:header="720" w:footer="720" w:gutter="0"/>

--- a/downloads/workbook/ai-2-week-22.docx
+++ b/downloads/workbook/ai-2-week-22.docx
@@ -30,6 +30,17 @@
     </w:p>
     <w:p>
       <w:r>
+        <w:t>Record your starting explanation for Nearest Neighbor Reasoning before opening notes. Show any later correction separately.</w:t>
+      </w:r>
+    </w:p>
+    <w:p>
+      <w:pPr>
+        <w:spacing w:line="336" w:lineRule="auto" w:after="180"/>
+      </w:pPr>
+      <w:r>
+        <w:rPr>
+          <w:b w:val="0"/>
+        </w:rPr>
         <w:t>Try the recall before opening notes. Then use a different colour or a labelled second line to correct your explanation.</w:t>
       </w:r>
     </w:p>
@@ -42,7 +53,13 @@
       </w:r>
     </w:p>
     <w:p>
-      <w:r>
+      <w:pPr>
+        <w:spacing w:line="336" w:lineRule="auto" w:after="180"/>
+      </w:pPr>
+      <w:r>
+        <w:rPr>
+          <w:b w:val="0"/>
+        </w:rPr>
         <w:t>Without opening the old lesson, explain one key idea from Similarity by Selected Traits. Give an example and a mistake that the idea helps you avoid.</w:t>
       </w:r>
     </w:p>
@@ -78,7 +95,13 @@
       </w:r>
     </w:p>
     <w:p>
-      <w:r>
+      <w:pPr>
+        <w:spacing w:line="336" w:lineRule="auto" w:after="180"/>
+      </w:pPr>
+      <w:r>
+        <w:rPr>
+          <w:b w:val="0"/>
+        </w:rPr>
         <w:t>Without opening the old lesson, explain one key idea from Sampling and Representation. Give an example and a mistake that the idea helps you avoid.</w:t>
       </w:r>
     </w:p>
@@ -114,8 +137,26 @@
       </w:r>
     </w:p>
     <w:p>
-      <w:r>
-        <w:t>Without opening the old lesson, explain one key idea from Overfitting Intuition. Give an example and a mistake that the idea helps you avoid.</w:t>
+      <w:pPr>
+        <w:spacing w:line="336" w:lineRule="auto" w:after="180"/>
+      </w:pPr>
+      <w:r>
+        <w:rPr>
+          <w:b w:val="0"/>
+        </w:rPr>
+        <w:t>Without opening the old lesson, explain one key idea from Over</w:t>
+      </w:r>
+      <w:r>
+        <w:rPr>
+          <w:b/>
+        </w:rPr>
+        <w:t>fitting</w:t>
+      </w:r>
+      <w:r>
+        <w:rPr>
+          <w:b w:val="0"/>
+        </w:rPr>
+        <w:t xml:space="preserve"> Intuition. Give an example and a mistake that the idea helps you avoid.</w:t>
       </w:r>
     </w:p>
     <w:p>
@@ -151,7 +192,66 @@
     </w:p>
     <w:p>
       <w:r>
-        <w:t>Use W2: Apply neighbour and tie rules for Nearest neighbours and distances. Record the answer once; the lesson and workbook refer to the same attempt.</w:t>
+        <w:t>Complete the supported Nearest Neighbor Reasoning trace and record the first step you can explain without help.</w:t>
+      </w:r>
+    </w:p>
+    <w:p>
+      <w:pPr>
+        <w:spacing w:line="336" w:lineRule="auto" w:after="180"/>
+      </w:pPr>
+      <w:r>
+        <w:rPr>
+          <w:b w:val="0"/>
+        </w:rPr>
+        <w:t xml:space="preserve">Use W2: Apply </w:t>
+      </w:r>
+      <w:r>
+        <w:rPr>
+          <w:b/>
+        </w:rPr>
+        <w:t>neighbour</w:t>
+      </w:r>
+      <w:r>
+        <w:rPr>
+          <w:b w:val="0"/>
+        </w:rPr>
+        <w:t xml:space="preserve"> and </w:t>
+      </w:r>
+      <w:r>
+        <w:rPr>
+          <w:b/>
+        </w:rPr>
+        <w:t>tie rule</w:t>
+      </w:r>
+      <w:r>
+        <w:rPr>
+          <w:b w:val="0"/>
+        </w:rPr>
+        <w:t xml:space="preserve">s for Nearest </w:t>
+      </w:r>
+      <w:r>
+        <w:rPr>
+          <w:b/>
+        </w:rPr>
+        <w:t>neighbour</w:t>
+      </w:r>
+      <w:r>
+        <w:rPr>
+          <w:b w:val="0"/>
+        </w:rPr>
+        <w:t xml:space="preserve">s and </w:t>
+      </w:r>
+      <w:r>
+        <w:rPr>
+          <w:b/>
+        </w:rPr>
+        <w:t>distance</w:t>
+      </w:r>
+      <w:r>
+        <w:rPr>
+          <w:b w:val="0"/>
+        </w:rPr>
+        <w:t>s. Record the answer once; the lesson and workbook refer to the same attempt.</w:t>
       </w:r>
     </w:p>
     <w:tbl>
@@ -279,7 +379,65 @@
     </w:p>
     <w:p>
       <w:r>
-        <w:t>Use the worked case for Nearest neighbours and distances. Proposed explanation: “A negative difference is a negative distance”. Decide whether this explanation is supported. Point to the step or supplied fact that decides; explain your repair if needed.</w:t>
+        <w:t>Check the proposed Nearest Neighbor Reasoning explanation against the supplied facts before discussing it.</w:t>
+      </w:r>
+    </w:p>
+    <w:p>
+      <w:pPr>
+        <w:spacing w:line="336" w:lineRule="auto" w:after="180"/>
+      </w:pPr>
+      <w:r>
+        <w:rPr>
+          <w:b w:val="0"/>
+        </w:rPr>
+        <w:t xml:space="preserve">Use the worked case for Nearest </w:t>
+      </w:r>
+      <w:r>
+        <w:rPr>
+          <w:b/>
+        </w:rPr>
+        <w:t>neighbour</w:t>
+      </w:r>
+      <w:r>
+        <w:rPr>
+          <w:b w:val="0"/>
+        </w:rPr>
+        <w:t xml:space="preserve">s and </w:t>
+      </w:r>
+      <w:r>
+        <w:rPr>
+          <w:b/>
+        </w:rPr>
+        <w:t>distance</w:t>
+      </w:r>
+      <w:r>
+        <w:rPr>
+          <w:b w:val="0"/>
+        </w:rPr>
+        <w:t xml:space="preserve">s. Proposed explanation: “A negative difference is a negative </w:t>
+      </w:r>
+      <w:r>
+        <w:rPr>
+          <w:b/>
+        </w:rPr>
+        <w:t>distance</w:t>
+      </w:r>
+      <w:r>
+        <w:rPr>
+          <w:b w:val="0"/>
+        </w:rPr>
+        <w:t>”. Decide whether this explanation is supported.</w:t>
+      </w:r>
+    </w:p>
+    <w:p>
+      <w:pPr>
+        <w:spacing w:line="336" w:lineRule="auto" w:after="180"/>
+      </w:pPr>
+      <w:r>
+        <w:rPr>
+          <w:b w:val="0"/>
+        </w:rPr>
+        <w:t>Point to the step or supplied fact that decides; explain your repair if needed.</w:t>
       </w:r>
     </w:p>
     <w:p>
@@ -319,6 +477,11 @@
       </w:r>
     </w:p>
     <w:p>
+      <w:r>
+        <w:t>Write one first attempt at the reserved independent case before feedback. Repeated copies of that case refer to the same recorded attempt.</w:t>
+      </w:r>
+    </w:p>
+    <w:p>
       <w:pPr>
         <w:pStyle w:val="Heading3"/>
       </w:pPr>
@@ -327,8 +490,85 @@
       </w:r>
     </w:p>
     <w:p>
-      <w:r>
-        <w:t>New training rows are P at 1 cm clear, Q at 5 blocked, R at 7 blocked, S at 11 clear, T at 13 blocked. For query 6, give all distances, order the IDs by distance then alphabetically, and predict with k=1 and k=3. Using the same training pool and k=3, score validation (6,blocked),(10,clear),(12,blocked). Compare the training-majority baseline.</w:t>
+      <w:pPr>
+        <w:spacing w:line="336" w:lineRule="auto" w:after="180"/>
+      </w:pPr>
+      <w:r>
+        <w:rPr>
+          <w:b w:val="0"/>
+        </w:rPr>
+        <w:t xml:space="preserve">New </w:t>
+      </w:r>
+      <w:r>
+        <w:rPr>
+          <w:b/>
+        </w:rPr>
+        <w:t>training</w:t>
+      </w:r>
+      <w:r>
+        <w:rPr>
+          <w:b w:val="0"/>
+        </w:rPr>
+        <w:t xml:space="preserve"> rows are P at 1 cm clear, Q at 5 blocked, R at 7 blocked, S at 11 clear, T at 13 blocked. For query 6, give all </w:t>
+      </w:r>
+      <w:r>
+        <w:rPr>
+          <w:b/>
+        </w:rPr>
+        <w:t>distance</w:t>
+      </w:r>
+      <w:r>
+        <w:rPr>
+          <w:b w:val="0"/>
+        </w:rPr>
+        <w:t xml:space="preserve">s, order the IDs by </w:t>
+      </w:r>
+      <w:r>
+        <w:rPr>
+          <w:b/>
+        </w:rPr>
+        <w:t>distance</w:t>
+      </w:r>
+      <w:r>
+        <w:rPr>
+          <w:b w:val="0"/>
+        </w:rPr>
+        <w:t xml:space="preserve"> then alphabetically, and predict with k=1 and k=3.</w:t>
+      </w:r>
+    </w:p>
+    <w:p>
+      <w:pPr>
+        <w:spacing w:line="336" w:lineRule="auto" w:after="180"/>
+      </w:pPr>
+      <w:r>
+        <w:rPr>
+          <w:b w:val="0"/>
+        </w:rPr>
+        <w:t xml:space="preserve">Using the same </w:t>
+      </w:r>
+      <w:r>
+        <w:rPr>
+          <w:b/>
+        </w:rPr>
+        <w:t>training</w:t>
+      </w:r>
+      <w:r>
+        <w:rPr>
+          <w:b w:val="0"/>
+        </w:rPr>
+        <w:t xml:space="preserve"> pool and k=3, score validation (6,blocked),(10,clear),(12,blocked). Compare the </w:t>
+      </w:r>
+      <w:r>
+        <w:rPr>
+          <w:b/>
+        </w:rPr>
+        <w:t>training</w:t>
+      </w:r>
+      <w:r>
+        <w:rPr>
+          <w:b w:val="0"/>
+        </w:rPr>
+        <w:t>-majority baseline.</w:t>
       </w:r>
     </w:p>
     <w:p>
@@ -375,7 +615,13 @@
       </w:r>
     </w:p>
     <w:p>
-      <w:r>
+      <w:pPr>
+        <w:spacing w:line="336" w:lineRule="auto" w:after="180"/>
+      </w:pPr>
+      <w:r>
+        <w:rPr>
+          <w:b w:val="0"/>
+        </w:rPr>
         <w:t>Attempt this case before feedback. Record any help. Earlier examples below are further practice; a case already practised with feedback cannot establish fresh transfer.</w:t>
       </w:r>
     </w:p>
@@ -389,7 +635,42 @@
     </w:p>
     <w:p>
       <w:r>
-        <w:t>A query has nearest books A and B at distance 1, with conflicting labels; C is distance 2. A program chooses whichever row occurs first. Explain the risk and define a reproducible alternative.</w:t>
+        <w:t>Connect the Nearest Neighbor Reasoning target to a trace and a justified conclusion.</w:t>
+      </w:r>
+    </w:p>
+    <w:p>
+      <w:pPr>
+        <w:spacing w:line="336" w:lineRule="auto" w:after="180"/>
+      </w:pPr>
+      <w:r>
+        <w:rPr>
+          <w:b w:val="0"/>
+        </w:rPr>
+        <w:t xml:space="preserve">A query has nearest books A and B at </w:t>
+      </w:r>
+      <w:r>
+        <w:rPr>
+          <w:b/>
+        </w:rPr>
+        <w:t>distance</w:t>
+      </w:r>
+      <w:r>
+        <w:rPr>
+          <w:b w:val="0"/>
+        </w:rPr>
+        <w:t xml:space="preserve"> 1, with conflicting labels; C is </w:t>
+      </w:r>
+      <w:r>
+        <w:rPr>
+          <w:b/>
+        </w:rPr>
+        <w:t>distance</w:t>
+      </w:r>
+      <w:r>
+        <w:rPr>
+          <w:b w:val="0"/>
+        </w:rPr>
+        <w:t xml:space="preserve"> 2. A program chooses whichever row occurs first. Explain the risk and define a reproducible alternative.</w:t>
       </w:r>
     </w:p>
     <w:p>
@@ -402,17 +683,70 @@
     </w:p>
     <w:p>
       <w:r>
+        <w:t>Solve the supplied Nearest Neighbor Reasoning case and show the deciding evidence.</w:t>
+      </w:r>
+    </w:p>
+    <w:p>
+      <w:pPr>
+        <w:spacing w:line="336" w:lineRule="auto" w:after="180"/>
+      </w:pPr>
+      <w:r>
+        <w:rPr>
+          <w:b w:val="0"/>
+        </w:rPr>
         <w:t>A=[1,1] liked, B=[1,0] disliked, C=[0,0] disliked; query=[0,1].</w:t>
       </w:r>
     </w:p>
     <w:p>
-      <w:r>
-        <w:t>Find nearest neighbours using differing-trait distance and k=1.</w:t>
-      </w:r>
-    </w:p>
-    <w:p>
-      <w:r>
-        <w:t>Show your trace, calculation or evidence</w:t>
+      <w:pPr>
+        <w:spacing w:line="336" w:lineRule="auto" w:after="180"/>
+      </w:pPr>
+      <w:r>
+        <w:rPr>
+          <w:b w:val="0"/>
+        </w:rPr>
+        <w:t xml:space="preserve">Find nearest </w:t>
+      </w:r>
+      <w:r>
+        <w:rPr>
+          <w:b/>
+        </w:rPr>
+        <w:t>neighbour</w:t>
+      </w:r>
+      <w:r>
+        <w:rPr>
+          <w:b w:val="0"/>
+        </w:rPr>
+        <w:t xml:space="preserve">s using differing-trait </w:t>
+      </w:r>
+      <w:r>
+        <w:rPr>
+          <w:b/>
+        </w:rPr>
+        <w:t>distance</w:t>
+      </w:r>
+      <w:r>
+        <w:rPr>
+          <w:b w:val="0"/>
+        </w:rPr>
+        <w:t xml:space="preserve"> and k=1.</w:t>
+      </w:r>
+    </w:p>
+    <w:p>
+      <w:pPr>
+        <w:spacing w:line="336" w:lineRule="auto" w:after="180"/>
+      </w:pPr>
+      <w:r>
+        <w:rPr>
+          <w:b w:val="0"/>
+        </w:rPr>
+        <w:t xml:space="preserve">Show your trace, calculation or </w:t>
+      </w:r>
+      <w:r>
+        <w:rPr>
+          <w:b/>
+        </w:rPr>
+        <w:t>evidence</w:t>
       </w:r>
     </w:p>
     <w:p>
@@ -458,11 +792,58 @@
     </w:p>
     <w:p>
       <w:r>
-        <w:t>Training items have one numeric feature: A=2 with label short, B=8 with label long. A new item has value 6. Use absolute distance to choose its nearest neighbour.</w:t>
-      </w:r>
-    </w:p>
-    <w:p>
-      <w:r>
+        <w:t>Apply the procedure to the changed case and record why the conclusion follows.</w:t>
+      </w:r>
+    </w:p>
+    <w:p>
+      <w:pPr>
+        <w:spacing w:line="336" w:lineRule="auto" w:after="180"/>
+      </w:pPr>
+      <w:r>
+        <w:rPr>
+          <w:b/>
+        </w:rPr>
+        <w:t>Training</w:t>
+      </w:r>
+      <w:r>
+        <w:rPr>
+          <w:b w:val="0"/>
+        </w:rPr>
+        <w:t xml:space="preserve"> items have one numeric feature: A=2 with label short, B=8 with label long. A new item has value 6. Use absolute </w:t>
+      </w:r>
+      <w:r>
+        <w:rPr>
+          <w:b/>
+        </w:rPr>
+        <w:t>distance</w:t>
+      </w:r>
+      <w:r>
+        <w:rPr>
+          <w:b w:val="0"/>
+        </w:rPr>
+        <w:t xml:space="preserve"> to choose its nearest </w:t>
+      </w:r>
+      <w:r>
+        <w:rPr>
+          <w:b/>
+        </w:rPr>
+        <w:t>neighbour</w:t>
+      </w:r>
+      <w:r>
+        <w:rPr>
+          <w:b w:val="0"/>
+        </w:rPr>
+        <w:t>.</w:t>
+      </w:r>
+    </w:p>
+    <w:p>
+      <w:pPr>
+        <w:spacing w:line="336" w:lineRule="auto" w:after="180"/>
+      </w:pPr>
+      <w:r>
+        <w:rPr>
+          <w:b w:val="0"/>
+        </w:rPr>
         <w:t>My independent answer and reason</w:t>
       </w:r>
     </w:p>
@@ -517,7 +898,30 @@
     </w:p>
     <w:p>
       <w:r>
-        <w:t>Create a changed input, boundary case or missing-information case. Write the expected answer or safe response before testing.</w:t>
+        <w:t>Specify a changed input, expected result and observation separately.</w:t>
+      </w:r>
+    </w:p>
+    <w:p>
+      <w:pPr>
+        <w:spacing w:line="336" w:lineRule="auto" w:after="180"/>
+      </w:pPr>
+      <w:r>
+        <w:rPr>
+          <w:b w:val="0"/>
+        </w:rPr>
+        <w:t xml:space="preserve">Create a changed </w:t>
+      </w:r>
+      <w:r>
+        <w:rPr>
+          <w:b/>
+        </w:rPr>
+        <w:t>input</w:t>
+      </w:r>
+      <w:r>
+        <w:rPr>
+          <w:b w:val="0"/>
+        </w:rPr>
+        <w:t>, boundary case or missing-information case. Write the expected answer or safe response before testing.</w:t>
       </w:r>
     </w:p>
     <w:tbl>
@@ -646,12 +1050,65 @@
     </w:p>
     <w:p>
       <w:r>
-        <w:t>Use neighboring liked books as evidence, while explaining which traits created closeness.</w:t>
-      </w:r>
-    </w:p>
-    <w:p>
-      <w:r>
-        <w:t>The project change and evidence I will keep</w:t>
+        <w:t>Justify what Nearest Neighbor Reasoning adds to Transparent Book Recommender and keep the evidence.</w:t>
+      </w:r>
+    </w:p>
+    <w:p>
+      <w:pPr>
+        <w:spacing w:line="336" w:lineRule="auto" w:after="180"/>
+      </w:pPr>
+      <w:r>
+        <w:rPr>
+          <w:b w:val="0"/>
+        </w:rPr>
+        <w:t xml:space="preserve">Use </w:t>
+      </w:r>
+      <w:r>
+        <w:rPr>
+          <w:b/>
+        </w:rPr>
+        <w:t>neighbor</w:t>
+      </w:r>
+      <w:r>
+        <w:rPr>
+          <w:b w:val="0"/>
+        </w:rPr>
+        <w:t xml:space="preserve">ing liked books as </w:t>
+      </w:r>
+      <w:r>
+        <w:rPr>
+          <w:b/>
+        </w:rPr>
+        <w:t>evidence</w:t>
+      </w:r>
+      <w:r>
+        <w:rPr>
+          <w:b w:val="0"/>
+        </w:rPr>
+        <w:t>, while explaining which traits created closeness.</w:t>
+      </w:r>
+    </w:p>
+    <w:p>
+      <w:pPr>
+        <w:spacing w:line="336" w:lineRule="auto" w:after="180"/>
+      </w:pPr>
+      <w:r>
+        <w:rPr>
+          <w:b w:val="0"/>
+        </w:rPr>
+        <w:t xml:space="preserve">The project change and </w:t>
+      </w:r>
+      <w:r>
+        <w:rPr>
+          <w:b/>
+        </w:rPr>
+        <w:t>evidence</w:t>
+      </w:r>
+      <w:r>
+        <w:rPr>
+          <w:b w:val="0"/>
+        </w:rPr>
+        <w:t xml:space="preserve"> I will keep</w:t>
       </w:r>
     </w:p>
     <w:p>
@@ -697,11 +1154,54 @@
     </w:p>
     <w:p>
       <w:r>
-        <w:t>I can explain the mechanism. I can show evidence. I can handle a changed case. I can name a limit. Mark each as not yet, with help or independently, and attach supporting work.</w:t>
-      </w:r>
-    </w:p>
-    <w:p>
-      <w:r>
+        <w:t>Judge explanation, evidence, transfer and limits separately; attach the work behind your judgement.</w:t>
+      </w:r>
+    </w:p>
+    <w:p>
+      <w:pPr>
+        <w:pStyle w:val="ListBullet"/>
+      </w:pPr>
+      <w:r>
+        <w:t>I can explain the mechanism.</w:t>
+      </w:r>
+    </w:p>
+    <w:p>
+      <w:pPr>
+        <w:pStyle w:val="ListBullet"/>
+      </w:pPr>
+      <w:r>
+        <w:t>I can show evidence.</w:t>
+      </w:r>
+    </w:p>
+    <w:p>
+      <w:pPr>
+        <w:pStyle w:val="ListBullet"/>
+      </w:pPr>
+      <w:r>
+        <w:t>I can handle a changed case.</w:t>
+      </w:r>
+    </w:p>
+    <w:p>
+      <w:pPr>
+        <w:pStyle w:val="ListBullet"/>
+      </w:pPr>
+      <w:r>
+        <w:t>I can name a limit.</w:t>
+      </w:r>
+    </w:p>
+    <w:p>
+      <w:r>
+        <w:t>Mark each as not yet, with help or independently, and attach supporting work.</w:t>
+      </w:r>
+    </w:p>
+    <w:p>
+      <w:pPr>
+        <w:spacing w:line="336" w:lineRule="auto" w:after="180"/>
+      </w:pPr>
+      <w:r>
+        <w:rPr>
+          <w:b w:val="0"/>
+        </w:rPr>
         <w:t>Teacher review ____________________  Next step ____________________</w:t>
       </w:r>
     </w:p>
@@ -715,7 +1215,42 @@
     </w:p>
     <w:p>
       <w:r>
-        <w:t>A query has nearest books A and B at distance 1, with conflicting labels; C is distance 2. A program chooses whichever row occurs first. Explain the risk and define a reproducible alternative.</w:t>
+        <w:t>Use this earlier case as transfer practice. A case already discussed with feedback is not fresh assessment evidence.</w:t>
+      </w:r>
+    </w:p>
+    <w:p>
+      <w:pPr>
+        <w:spacing w:line="336" w:lineRule="auto" w:after="180"/>
+      </w:pPr>
+      <w:r>
+        <w:rPr>
+          <w:b w:val="0"/>
+        </w:rPr>
+        <w:t xml:space="preserve">A query has nearest books A and B at </w:t>
+      </w:r>
+      <w:r>
+        <w:rPr>
+          <w:b/>
+        </w:rPr>
+        <w:t>distance</w:t>
+      </w:r>
+      <w:r>
+        <w:rPr>
+          <w:b w:val="0"/>
+        </w:rPr>
+        <w:t xml:space="preserve"> 1, with conflicting labels; C is </w:t>
+      </w:r>
+      <w:r>
+        <w:rPr>
+          <w:b/>
+        </w:rPr>
+        <w:t>distance</w:t>
+      </w:r>
+      <w:r>
+        <w:rPr>
+          <w:b w:val="0"/>
+        </w:rPr>
+        <w:t xml:space="preserve"> 2. A program chooses whichever row occurs first. Explain the risk and define a reproducible alternative.</w:t>
       </w:r>
     </w:p>
     <w:p>
@@ -762,7 +1297,13 @@
       </w:r>
     </w:p>
     <w:p>
-      <w:r>
+      <w:pPr>
+        <w:spacing w:line="336" w:lineRule="auto" w:after="180"/>
+      </w:pPr>
+      <w:r>
+        <w:rPr>
+          <w:b w:val="0"/>
+        </w:rPr>
         <w:t>Record support used: none, hint or teacher explanation.</w:t>
       </w:r>
     </w:p>
@@ -776,7 +1317,42 @@
     </w:p>
     <w:p>
       <w:r>
-        <w:t>For query 3 cm, calculate distances to all five training rows. Explain why A and B tie even though their labels differ.</w:t>
+        <w:t>Calculate feature distances. Apply the supplied Nearest Neighbor Reasoning facts and keep your reasoning.</w:t>
+      </w:r>
+    </w:p>
+    <w:p>
+      <w:pPr>
+        <w:spacing w:line="336" w:lineRule="auto" w:after="180"/>
+      </w:pPr>
+      <w:r>
+        <w:rPr>
+          <w:b w:val="0"/>
+        </w:rPr>
+        <w:t xml:space="preserve">For query 3 cm, calculate </w:t>
+      </w:r>
+      <w:r>
+        <w:rPr>
+          <w:b/>
+        </w:rPr>
+        <w:t>distance</w:t>
+      </w:r>
+      <w:r>
+        <w:rPr>
+          <w:b w:val="0"/>
+        </w:rPr>
+        <w:t xml:space="preserve">s to all five </w:t>
+      </w:r>
+      <w:r>
+        <w:rPr>
+          <w:b/>
+        </w:rPr>
+        <w:t>training</w:t>
+      </w:r>
+      <w:r>
+        <w:rPr>
+          <w:b w:val="0"/>
+        </w:rPr>
+        <w:t xml:space="preserve"> rows. Explain why A and B tie even though their labels differ.</w:t>
       </w:r>
     </w:p>
     <w:p>
@@ -827,7 +1403,42 @@
     </w:p>
     <w:p>
       <w:r>
-        <w:t>For query 3, list the selected IDs and predictions for k=1 and k=3 using alphabetical ID order on equal distances. Explain what changes and what remains the same.</w:t>
+        <w:t>Apply neighbour and tie rules. Apply the supplied Nearest Neighbor Reasoning facts and keep your reasoning.</w:t>
+      </w:r>
+    </w:p>
+    <w:p>
+      <w:pPr>
+        <w:spacing w:line="336" w:lineRule="auto" w:after="180"/>
+      </w:pPr>
+      <w:r>
+        <w:rPr>
+          <w:b w:val="0"/>
+        </w:rPr>
+        <w:t xml:space="preserve">For query 3, list the selected IDs and </w:t>
+      </w:r>
+      <w:r>
+        <w:rPr>
+          <w:b/>
+        </w:rPr>
+        <w:t>prediction</w:t>
+      </w:r>
+      <w:r>
+        <w:rPr>
+          <w:b w:val="0"/>
+        </w:rPr>
+        <w:t xml:space="preserve">s for k=1 and k=3 using alphabetical ID order on equal </w:t>
+      </w:r>
+      <w:r>
+        <w:rPr>
+          <w:b/>
+        </w:rPr>
+        <w:t>distance</w:t>
+      </w:r>
+      <w:r>
+        <w:rPr>
+          <w:b w:val="0"/>
+        </w:rPr>
+        <w:t>s. Explain what changes and what remains the same.</w:t>
       </w:r>
     </w:p>
     <w:p>
@@ -878,7 +1489,30 @@
     </w:p>
     <w:p>
       <w:r>
-        <w:t>Why must the three validation reference labels not enter the neighbour pool? Give the fixed k=3 score and baseline score on the worked validation examples.</w:t>
+        <w:t>Keep evaluation examples separate. Apply the supplied Nearest Neighbor Reasoning facts and keep your reasoning.</w:t>
+      </w:r>
+    </w:p>
+    <w:p>
+      <w:pPr>
+        <w:spacing w:line="336" w:lineRule="auto" w:after="180"/>
+      </w:pPr>
+      <w:r>
+        <w:rPr>
+          <w:b w:val="0"/>
+        </w:rPr>
+        <w:t xml:space="preserve">Why must the three validation reference labels not enter the </w:t>
+      </w:r>
+      <w:r>
+        <w:rPr>
+          <w:b/>
+        </w:rPr>
+        <w:t>neighbour</w:t>
+      </w:r>
+      <w:r>
+        <w:rPr>
+          <w:b w:val="0"/>
+        </w:rPr>
+        <w:t xml:space="preserve"> pool? Give the fixed k=3 score and baseline score on the worked validation examples.</w:t>
       </w:r>
     </w:p>
     <w:p>
@@ -929,7 +1563,89 @@
     </w:p>
     <w:p>
       <w:r>
-        <w:t>New training rows are P at 1 cm clear, Q at 5 blocked, R at 7 blocked, S at 11 clear, T at 13 blocked. For query 6, give all distances, order the IDs by distance then alphabetically, and predict with k=1 and k=3. Using the same training pool and k=3, score validation (6,blocked),(10,clear),(12,blocked). Compare the training-majority baseline.</w:t>
+        <w:t>Attempt before feedback. If this repeats the selected independent case, reuse that first attempt; otherwise keep a separate record. Find neighbours independently. Apply the supplied Nearest Neighbor Reasoning facts and keep your reasoning.</w:t>
+      </w:r>
+    </w:p>
+    <w:p>
+      <w:pPr>
+        <w:spacing w:line="336" w:lineRule="auto" w:after="180"/>
+      </w:pPr>
+      <w:r>
+        <w:rPr>
+          <w:b w:val="0"/>
+        </w:rPr>
+        <w:t xml:space="preserve">New </w:t>
+      </w:r>
+      <w:r>
+        <w:rPr>
+          <w:b/>
+        </w:rPr>
+        <w:t>training</w:t>
+      </w:r>
+      <w:r>
+        <w:rPr>
+          <w:b w:val="0"/>
+        </w:rPr>
+        <w:t xml:space="preserve"> rows are P at 1 cm clear, Q at 5 blocked, R at 7 blocked, S at 11 clear, T at 13 blocked. For query 6, give all </w:t>
+      </w:r>
+      <w:r>
+        <w:rPr>
+          <w:b/>
+        </w:rPr>
+        <w:t>distance</w:t>
+      </w:r>
+      <w:r>
+        <w:rPr>
+          <w:b w:val="0"/>
+        </w:rPr>
+        <w:t xml:space="preserve">s, order the IDs by </w:t>
+      </w:r>
+      <w:r>
+        <w:rPr>
+          <w:b/>
+        </w:rPr>
+        <w:t>distance</w:t>
+      </w:r>
+      <w:r>
+        <w:rPr>
+          <w:b w:val="0"/>
+        </w:rPr>
+        <w:t xml:space="preserve"> then alphabetically, and predict with k=1 and k=3.</w:t>
+      </w:r>
+    </w:p>
+    <w:p>
+      <w:pPr>
+        <w:spacing w:line="336" w:lineRule="auto" w:after="180"/>
+      </w:pPr>
+      <w:r>
+        <w:rPr>
+          <w:b w:val="0"/>
+        </w:rPr>
+        <w:t xml:space="preserve">Using the same </w:t>
+      </w:r>
+      <w:r>
+        <w:rPr>
+          <w:b/>
+        </w:rPr>
+        <w:t>training</w:t>
+      </w:r>
+      <w:r>
+        <w:rPr>
+          <w:b w:val="0"/>
+        </w:rPr>
+        <w:t xml:space="preserve"> pool and k=3, score validation (6,blocked),(10,clear),(12,blocked). Compare the </w:t>
+      </w:r>
+      <w:r>
+        <w:rPr>
+          <w:b/>
+        </w:rPr>
+        <w:t>training</w:t>
+      </w:r>
+      <w:r>
+        <w:rPr>
+          <w:b w:val="0"/>
+        </w:rPr>
+        <w:t>-majority baseline.</w:t>
       </w:r>
     </w:p>
     <w:p>
@@ -990,7 +1706,54 @@
     </w:p>
     <w:p>
       <w:r>
-        <w:t>Two of three neighbours vote clear. Does that prove a two-thirds chance of a correct prediction? Does an exact feature match guarantee a correct label? Explain both limits.</w:t>
+        <w:t>Interpret a vote and a match. Apply the supplied Nearest Neighbor Reasoning facts and keep your reasoning.</w:t>
+      </w:r>
+    </w:p>
+    <w:p>
+      <w:pPr>
+        <w:spacing w:line="336" w:lineRule="auto" w:after="180"/>
+      </w:pPr>
+      <w:r>
+        <w:rPr>
+          <w:b w:val="0"/>
+        </w:rPr>
+        <w:t xml:space="preserve">Two of three </w:t>
+      </w:r>
+      <w:r>
+        <w:rPr>
+          <w:b/>
+        </w:rPr>
+        <w:t>neighbour</w:t>
+      </w:r>
+      <w:r>
+        <w:rPr>
+          <w:b w:val="0"/>
+        </w:rPr>
+        <w:t xml:space="preserve">s </w:t>
+      </w:r>
+      <w:r>
+        <w:rPr>
+          <w:b/>
+        </w:rPr>
+        <w:t>vote</w:t>
+      </w:r>
+      <w:r>
+        <w:rPr>
+          <w:b w:val="0"/>
+        </w:rPr>
+        <w:t xml:space="preserve"> clear. Does that prove a two-thirds chance of a correct </w:t>
+      </w:r>
+      <w:r>
+        <w:rPr>
+          <w:b/>
+        </w:rPr>
+        <w:t>prediction</w:t>
+      </w:r>
+      <w:r>
+        <w:rPr>
+          <w:b w:val="0"/>
+        </w:rPr>
+        <w:t>? Does an exact feature match guarantee a correct label? Explain both limits.</w:t>
       </w:r>
     </w:p>
     <w:p>
@@ -1037,6 +1800,11 @@
       </w:pPr>
       <w:r>
         <w:t>17. Feedback, return check and learning record</w:t>
+      </w:r>
+    </w:p>
+    <w:p>
+      <w:r>
+        <w:t>Record the first repaired step and a different case to revisit after a delay.</w:t>
       </w:r>
     </w:p>
     <w:tbl>
@@ -1176,7 +1944,13 @@
       </w:tr>
     </w:tbl>
     <w:p>
-      <w:r>
+      <w:pPr>
+        <w:spacing w:line="336" w:lineRule="auto" w:after="180"/>
+      </w:pPr>
+      <w:r>
+        <w:rPr>
+          <w:b w:val="0"/>
+        </w:rPr>
         <w:t>Revisit this idea with your teacher after a delay. Familiarity is different from explaining and using it on a changed case.</w:t>
       </w:r>
     </w:p>
@@ -1190,17 +1964,70 @@
     </w:p>
     <w:p>
       <w:r>
+        <w:t>A fictional one-feature classifier predicts compact or extended book format. Explain the labelled step before checking the changed condition.</w:t>
+      </w:r>
+    </w:p>
+    <w:p>
+      <w:pPr>
+        <w:spacing w:line="336" w:lineRule="auto" w:after="180"/>
+      </w:pPr>
+      <w:r>
+        <w:rPr>
+          <w:b w:val="0"/>
+        </w:rPr>
         <w:t>A fictional one-feature classifier predicts compact or extended book format.</w:t>
       </w:r>
     </w:p>
     <w:p>
-      <w:r>
-        <w:t>Stored training rows: A at 2 units compact, B at 6 extended, C at 8 compact, D at 12 extended. Query is 7.</w:t>
-      </w:r>
-    </w:p>
-    <w:p>
-      <w:r>
-        <w:t>Distance is absolute difference; ties sort by ID; tied category vote chooses compact.</w:t>
+      <w:pPr>
+        <w:spacing w:line="336" w:lineRule="auto" w:after="180"/>
+      </w:pPr>
+      <w:r>
+        <w:rPr>
+          <w:b w:val="0"/>
+        </w:rPr>
+        <w:t xml:space="preserve">Stored </w:t>
+      </w:r>
+      <w:r>
+        <w:rPr>
+          <w:b/>
+        </w:rPr>
+        <w:t>training</w:t>
+      </w:r>
+      <w:r>
+        <w:rPr>
+          <w:b w:val="0"/>
+        </w:rPr>
+        <w:t xml:space="preserve"> rows: A at 2 units compact, B at 6 extended, C at 8 compact, D at 12 extended. Query is 7.</w:t>
+      </w:r>
+    </w:p>
+    <w:p>
+      <w:pPr>
+        <w:spacing w:line="336" w:lineRule="auto" w:after="180"/>
+      </w:pPr>
+      <w:r>
+        <w:rPr>
+          <w:b/>
+        </w:rPr>
+        <w:t>Distance</w:t>
+      </w:r>
+      <w:r>
+        <w:rPr>
+          <w:b w:val="0"/>
+        </w:rPr>
+        <w:t xml:space="preserve"> is absolute difference; ties sort by ID; tied category </w:t>
+      </w:r>
+      <w:r>
+        <w:rPr>
+          <w:b/>
+        </w:rPr>
+        <w:t>vote</w:t>
+      </w:r>
+      <w:r>
+        <w:rPr>
+          <w:b w:val="0"/>
+        </w:rPr>
+        <w:t xml:space="preserve"> chooses compact.</w:t>
       </w:r>
     </w:p>
     <w:p>
@@ -1276,7 +2103,14 @@
       </w:r>
     </w:p>
     <w:p>
-      <w:r>
+      <w:pPr>
+        <w:spacing w:line="336" w:lineRule="auto" w:after="180"/>
+        <w:shd w:fill="F5F1FB"/>
+      </w:pPr>
+      <w:r>
+        <w:rPr>
+          <w:b w:val="0"/>
+        </w:rPr>
         <w:t>Why do k=1 and k=3 disagree for the original query?</w:t>
       </w:r>
     </w:p>
@@ -1319,13 +2153,70 @@
       </w:r>
     </w:p>
     <w:p>
-      <w:r>
-        <w:t>Support used: alone / hint / worked example. This record is practice evidence.</w:t>
-      </w:r>
-    </w:p>
-    <w:p>
-      <w:r>
-        <w:t>Project connection: Retain recommender neighbour IDs, distances, k and tie decisions so similar-book explanations can be audited.</w:t>
+      <w:pPr>
+        <w:pStyle w:val="Heading3"/>
+      </w:pPr>
+      <w:r>
+        <w:t>Record the help used</w:t>
+      </w:r>
+    </w:p>
+    <w:p>
+      <w:pPr>
+        <w:spacing w:line="336" w:lineRule="auto" w:after="180"/>
+        <w:shd w:fill="F1F6F8"/>
+      </w:pPr>
+      <w:r>
+        <w:rPr>
+          <w:b w:val="0"/>
+        </w:rPr>
+        <w:t xml:space="preserve">Support used: alone / hint / worked example. This record is practice </w:t>
+      </w:r>
+      <w:r>
+        <w:rPr>
+          <w:b/>
+        </w:rPr>
+        <w:t>evidence</w:t>
+      </w:r>
+      <w:r>
+        <w:rPr>
+          <w:b w:val="0"/>
+        </w:rPr>
+        <w:t>.</w:t>
+      </w:r>
+    </w:p>
+    <w:p>
+      <w:pPr>
+        <w:spacing w:line="336" w:lineRule="auto" w:after="180"/>
+      </w:pPr>
+      <w:r>
+        <w:rPr>
+          <w:b w:val="0"/>
+        </w:rPr>
+        <w:t xml:space="preserve">Project connection: Retain recommender </w:t>
+      </w:r>
+      <w:r>
+        <w:rPr>
+          <w:b/>
+        </w:rPr>
+        <w:t>neighbour</w:t>
+      </w:r>
+      <w:r>
+        <w:rPr>
+          <w:b w:val="0"/>
+        </w:rPr>
+        <w:t xml:space="preserve"> IDs, </w:t>
+      </w:r>
+      <w:r>
+        <w:rPr>
+          <w:b/>
+        </w:rPr>
+        <w:t>distance</w:t>
+      </w:r>
+      <w:r>
+        <w:rPr>
+          <w:b w:val="0"/>
+        </w:rPr>
+        <w:t>s, k and tie decisions so similar-book explanations can be audited.</w:t>
       </w:r>
     </w:p>
     <w:p>
@@ -1338,17 +2229,64 @@
     </w:p>
     <w:p>
       <w:r>
+        <w:t>Keep this week’s input, deciding step, result and limit together in the Transparent Book Recommender record.</w:t>
+      </w:r>
+    </w:p>
+    <w:p>
+      <w:pPr>
+        <w:spacing w:line="336" w:lineRule="auto" w:after="180"/>
+      </w:pPr>
+      <w:r>
+        <w:rPr>
+          <w:b w:val="0"/>
+        </w:rPr>
         <w:t>Project: Transparent Book Recommender</w:t>
       </w:r>
     </w:p>
     <w:p>
-      <w:r>
+      <w:pPr>
+        <w:spacing w:line="336" w:lineRule="auto" w:after="180"/>
+      </w:pPr>
+      <w:r>
+        <w:rPr>
+          <w:b w:val="0"/>
+        </w:rPr>
         <w:t>Current milestone: Evaluate and revise. Compare with your starting method, explain errors and record a justified revision.</w:t>
       </w:r>
     </w:p>
     <w:p>
-      <w:r>
-        <w:t>Retain recommender neighbour IDs, distances, k and tie decisions so similar-book explanations can be audited.</w:t>
+      <w:pPr>
+        <w:spacing w:line="336" w:lineRule="auto" w:after="180"/>
+      </w:pPr>
+      <w:r>
+        <w:rPr>
+          <w:b w:val="0"/>
+        </w:rPr>
+        <w:t xml:space="preserve">Retain recommender </w:t>
+      </w:r>
+      <w:r>
+        <w:rPr>
+          <w:b/>
+        </w:rPr>
+        <w:t>neighbour</w:t>
+      </w:r>
+      <w:r>
+        <w:rPr>
+          <w:b w:val="0"/>
+        </w:rPr>
+        <w:t xml:space="preserve"> IDs, </w:t>
+      </w:r>
+      <w:r>
+        <w:rPr>
+          <w:b/>
+        </w:rPr>
+        <w:t>distance</w:t>
+      </w:r>
+      <w:r>
+        <w:rPr>
+          <w:b w:val="0"/>
+        </w:rPr>
+        <w:t>s, k and tie decisions so similar-book explanations can be audited.</w:t>
       </w:r>
     </w:p>
     <w:tbl>
@@ -1510,11 +2448,28 @@
     </w:p>
     <w:p>
       <w:r>
+        <w:t>Try the supported questions before comparing with hints and feedback. Record what you repaired and the evidence you retained.</w:t>
+      </w:r>
+    </w:p>
+    <w:p>
+      <w:pPr>
+        <w:spacing w:line="336" w:lineRule="auto" w:after="180"/>
+      </w:pPr>
+      <w:r>
+        <w:rPr>
+          <w:b w:val="0"/>
+        </w:rPr>
         <w:t>Use this supported practice once, in the browser or on paper. Keep the reserved independent assessment for a separate first attempt before teacher feedback.</w:t>
       </w:r>
     </w:p>
     <w:p>
-      <w:r>
+      <w:pPr>
+        <w:spacing w:line="336" w:lineRule="auto" w:after="180"/>
+      </w:pPr>
+      <w:r>
+        <w:rPr>
+          <w:b w:val="0"/>
+        </w:rPr>
         <w:t>A fictional one-feature classifier predicts compact or extended book format.</w:t>
       </w:r>
     </w:p>
@@ -1527,28 +2482,110 @@
       </w:r>
     </w:p>
     <w:p>
-      <w:r>
-        <w:t>Which labelled step matches this detail? B,C,A vote extended,compact,compact: predict compact.</w:t>
-      </w:r>
-    </w:p>
-    <w:p>
-      <w:r>
-        <w:t>1. k=1 prediction</w:t>
-      </w:r>
-    </w:p>
-    <w:p>
-      <w:r>
-        <w:t>2. Order neighbours</w:t>
-      </w:r>
-    </w:p>
-    <w:p>
-      <w:r>
-        <w:t>3. k=3 prediction</w:t>
-      </w:r>
-    </w:p>
-    <w:p>
-      <w:r>
-        <w:t>4. Measure distances</w:t>
+      <w:pPr>
+        <w:spacing w:line="336" w:lineRule="auto" w:after="180"/>
+      </w:pPr>
+      <w:r>
+        <w:rPr>
+          <w:b w:val="0"/>
+        </w:rPr>
+        <w:t xml:space="preserve">Which labelled step matches this detail? B,C,A </w:t>
+      </w:r>
+      <w:r>
+        <w:rPr>
+          <w:b/>
+        </w:rPr>
+        <w:t>vote</w:t>
+      </w:r>
+      <w:r>
+        <w:rPr>
+          <w:b w:val="0"/>
+        </w:rPr>
+        <w:t xml:space="preserve"> extended,compact,compact: predict compact.</w:t>
+      </w:r>
+    </w:p>
+    <w:p>
+      <w:pPr>
+        <w:spacing w:line="336" w:lineRule="auto" w:after="180"/>
+        <w:shd w:fill="F4F9FC"/>
+      </w:pPr>
+      <w:r>
+        <w:rPr>
+          <w:b w:val="0"/>
+        </w:rPr>
+        <w:t xml:space="preserve">1. k=1 </w:t>
+      </w:r>
+      <w:r>
+        <w:rPr>
+          <w:b/>
+        </w:rPr>
+        <w:t>prediction</w:t>
+      </w:r>
+    </w:p>
+    <w:p>
+      <w:pPr>
+        <w:spacing w:line="336" w:lineRule="auto" w:after="180"/>
+        <w:shd w:fill="F4F9FC"/>
+      </w:pPr>
+      <w:r>
+        <w:rPr>
+          <w:b w:val="0"/>
+        </w:rPr>
+        <w:t xml:space="preserve">2. Order </w:t>
+      </w:r>
+      <w:r>
+        <w:rPr>
+          <w:b/>
+        </w:rPr>
+        <w:t>neighbour</w:t>
+      </w:r>
+      <w:r>
+        <w:rPr>
+          <w:b w:val="0"/>
+        </w:rPr>
+        <w:t>s</w:t>
+      </w:r>
+    </w:p>
+    <w:p>
+      <w:pPr>
+        <w:spacing w:line="336" w:lineRule="auto" w:after="180"/>
+        <w:shd w:fill="F4F9FC"/>
+      </w:pPr>
+      <w:r>
+        <w:rPr>
+          <w:b w:val="0"/>
+        </w:rPr>
+        <w:t xml:space="preserve">3. k=3 </w:t>
+      </w:r>
+      <w:r>
+        <w:rPr>
+          <w:b/>
+        </w:rPr>
+        <w:t>prediction</w:t>
+      </w:r>
+    </w:p>
+    <w:p>
+      <w:pPr>
+        <w:spacing w:line="336" w:lineRule="auto" w:after="180"/>
+        <w:shd w:fill="F4F9FC"/>
+      </w:pPr>
+      <w:r>
+        <w:rPr>
+          <w:b w:val="0"/>
+        </w:rPr>
+        <w:t xml:space="preserve">4. Measure </w:t>
+      </w:r>
+      <w:r>
+        <w:rPr>
+          <w:b/>
+        </w:rPr>
+        <w:t>distance</w:t>
+      </w:r>
+      <w:r>
+        <w:rPr>
+          <w:b w:val="0"/>
+        </w:rPr>
+        <w:t>s</w:t>
       </w:r>
     </w:p>
     <w:p>
@@ -1585,40 +2622,238 @@
       </w:r>
     </w:p>
     <w:p>
-      <w:r>
+      <w:pPr>
+        <w:pStyle w:val="Heading3"/>
+      </w:pPr>
+      <w:r>
+        <w:t>Hint · try first</w:t>
+      </w:r>
+    </w:p>
+    <w:p>
+      <w:pPr>
+        <w:spacing w:line="336" w:lineRule="auto" w:after="180"/>
+        <w:shd w:fill="F1F6F8"/>
+      </w:pPr>
+      <w:r>
+        <w:rPr>
+          <w:b w:val="0"/>
+        </w:rPr>
         <w:t>Hint if needed: Read the steps in the pictorial case. Match the supplied detail to the stage that performs or records it.</w:t>
       </w:r>
     </w:p>
     <w:p>
-      <w:r>
-        <w:t>After your attempt, compare with the supported explanation: k=3 prediction B,C,A vote extended,compact,compact: predict compact. Changing k changes how many training neighbours vote, even though all distances remain fixed. The query’s reference label must not enter the stored pool before predicting. Tie policies make ordering reproducible; without them, list order could unexpectedly determine the single-neighbour result.</w:t>
-      </w:r>
-    </w:p>
-    <w:p>
       <w:pPr>
         <w:pStyle w:val="Heading3"/>
       </w:pPr>
       <w:r>
+        <w:t>Feedback · compare after trying</w:t>
+      </w:r>
+    </w:p>
+    <w:p>
+      <w:pPr>
+        <w:spacing w:line="336" w:lineRule="auto" w:after="180"/>
+        <w:shd w:fill="F1F6FC"/>
+      </w:pPr>
+      <w:r>
+        <w:rPr>
+          <w:b w:val="0"/>
+        </w:rPr>
+        <w:t xml:space="preserve">After your attempt, compare with the supported explanation: k=3 </w:t>
+      </w:r>
+      <w:r>
+        <w:rPr>
+          <w:b/>
+        </w:rPr>
+        <w:t>prediction</w:t>
+      </w:r>
+      <w:r>
+        <w:rPr>
+          <w:b w:val="0"/>
+        </w:rPr>
+        <w:t xml:space="preserve"> B,C,A </w:t>
+      </w:r>
+      <w:r>
+        <w:rPr>
+          <w:b/>
+        </w:rPr>
+        <w:t>vote</w:t>
+      </w:r>
+      <w:r>
+        <w:rPr>
+          <w:b w:val="0"/>
+        </w:rPr>
+        <w:t xml:space="preserve"> extended,compact,compact: predict compact. Changing k changes how many </w:t>
+      </w:r>
+      <w:r>
+        <w:rPr>
+          <w:b/>
+        </w:rPr>
+        <w:t>training</w:t>
+      </w:r>
+      <w:r>
+        <w:rPr>
+          <w:b w:val="0"/>
+        </w:rPr>
+        <w:t xml:space="preserve"> </w:t>
+      </w:r>
+      <w:r>
+        <w:rPr>
+          <w:b/>
+        </w:rPr>
+        <w:t>neighbour</w:t>
+      </w:r>
+      <w:r>
+        <w:rPr>
+          <w:b w:val="0"/>
+        </w:rPr>
+        <w:t xml:space="preserve">s </w:t>
+      </w:r>
+      <w:r>
+        <w:rPr>
+          <w:b/>
+        </w:rPr>
+        <w:t>vote</w:t>
+      </w:r>
+      <w:r>
+        <w:rPr>
+          <w:b w:val="0"/>
+        </w:rPr>
+        <w:t xml:space="preserve">, even though all </w:t>
+      </w:r>
+      <w:r>
+        <w:rPr>
+          <w:b/>
+        </w:rPr>
+        <w:t>distance</w:t>
+      </w:r>
+      <w:r>
+        <w:rPr>
+          <w:b w:val="0"/>
+        </w:rPr>
+        <w:t>s remain fixed.</w:t>
+      </w:r>
+    </w:p>
+    <w:p>
+      <w:pPr>
+        <w:spacing w:line="336" w:lineRule="auto" w:after="180"/>
+        <w:shd w:fill="F1F6FC"/>
+      </w:pPr>
+      <w:r>
+        <w:rPr>
+          <w:b w:val="0"/>
+        </w:rPr>
+        <w:t>The query’s reference label must not enter the stored pool before predicting. Tie policies make ordering reproducible; without them, list order could unexpectedly determine the single-</w:t>
+      </w:r>
+      <w:r>
+        <w:rPr>
+          <w:b/>
+        </w:rPr>
+        <w:t>neighbour</w:t>
+      </w:r>
+      <w:r>
+        <w:rPr>
+          <w:b w:val="0"/>
+        </w:rPr>
+        <w:t xml:space="preserve"> result.</w:t>
+      </w:r>
+    </w:p>
+    <w:p>
+      <w:pPr>
+        <w:pStyle w:val="Heading3"/>
+      </w:pPr>
+      <w:r>
         <w:t>Practice 2: explain the deciding evidence</w:t>
       </w:r>
     </w:p>
     <w:p>
-      <w:r>
-        <w:t>Changed-case practice: Move query from 7 to 9 while keeping training fixed. Which conclusion is supported by the supplied facts?</w:t>
-      </w:r>
-    </w:p>
-    <w:p>
-      <w:r>
-        <w:t>1. This one example guarantees correct results for every future input.</w:t>
-      </w:r>
-    </w:p>
-    <w:p>
-      <w:r>
-        <w:t>2. We can decide the result without examining the changed input or the procedure.</w:t>
-      </w:r>
-    </w:p>
-    <w:p>
-      <w:r>
+      <w:pPr>
+        <w:pStyle w:val="Heading3"/>
+      </w:pPr>
+      <w:r>
+        <w:t>Changed case · predict first</w:t>
+      </w:r>
+    </w:p>
+    <w:p>
+      <w:pPr>
+        <w:spacing w:line="336" w:lineRule="auto" w:after="180"/>
+        <w:shd w:fill="F5F1FB"/>
+      </w:pPr>
+      <w:r>
+        <w:rPr>
+          <w:b w:val="0"/>
+        </w:rPr>
+        <w:t xml:space="preserve">Changed-case practice: Move query from 7 to 9 while keeping </w:t>
+      </w:r>
+      <w:r>
+        <w:rPr>
+          <w:b/>
+        </w:rPr>
+        <w:t>training</w:t>
+      </w:r>
+      <w:r>
+        <w:rPr>
+          <w:b w:val="0"/>
+        </w:rPr>
+        <w:t xml:space="preserve"> fixed. Which conclusion is supported by the supplied facts?</w:t>
+      </w:r>
+    </w:p>
+    <w:p>
+      <w:pPr>
+        <w:spacing w:line="336" w:lineRule="auto" w:after="180"/>
+        <w:shd w:fill="F4F9FC"/>
+      </w:pPr>
+      <w:r>
+        <w:rPr>
+          <w:b w:val="0"/>
+        </w:rPr>
+        <w:t xml:space="preserve">1. This one example guarantees correct results for every future </w:t>
+      </w:r>
+      <w:r>
+        <w:rPr>
+          <w:b/>
+        </w:rPr>
+        <w:t>input</w:t>
+      </w:r>
+      <w:r>
+        <w:rPr>
+          <w:b w:val="0"/>
+        </w:rPr>
+        <w:t>.</w:t>
+      </w:r>
+    </w:p>
+    <w:p>
+      <w:pPr>
+        <w:spacing w:line="336" w:lineRule="auto" w:after="180"/>
+        <w:shd w:fill="F4F9FC"/>
+      </w:pPr>
+      <w:r>
+        <w:rPr>
+          <w:b w:val="0"/>
+        </w:rPr>
+        <w:t xml:space="preserve">2. We can decide the result without examining the changed </w:t>
+      </w:r>
+      <w:r>
+        <w:rPr>
+          <w:b/>
+        </w:rPr>
+        <w:t>input</w:t>
+      </w:r>
+      <w:r>
+        <w:rPr>
+          <w:b w:val="0"/>
+        </w:rPr>
+        <w:t xml:space="preserve"> or the procedure.</w:t>
+      </w:r>
+    </w:p>
+    <w:p>
+      <w:pPr>
+        <w:spacing w:line="336" w:lineRule="auto" w:after="180"/>
+        <w:shd w:fill="F4F9FC"/>
+      </w:pPr>
+      <w:r>
+        <w:rPr>
+          <w:b w:val="0"/>
+        </w:rPr>
         <w:t>3. Order becomes C,B,D,A; k=1 predicts compact and k=3 predicts extended.</w:t>
       </w:r>
     </w:p>
@@ -1656,36 +2891,202 @@
       </w:r>
     </w:p>
     <w:p>
-      <w:r>
+      <w:pPr>
+        <w:pStyle w:val="Heading3"/>
+      </w:pPr>
+      <w:r>
+        <w:t>Hint · try first</w:t>
+      </w:r>
+    </w:p>
+    <w:p>
+      <w:pPr>
+        <w:spacing w:line="336" w:lineRule="auto" w:after="180"/>
+        <w:shd w:fill="F1F6F8"/>
+      </w:pPr>
+      <w:r>
+        <w:rPr>
+          <w:b w:val="0"/>
+        </w:rPr>
         <w:t>Hint if needed: Use the changed condition and the deciding step in the pictorial trace. The answer must say what follows from those facts.</w:t>
       </w:r>
     </w:p>
     <w:p>
-      <w:r>
-        <w:t>After your attempt, compare with the supported explanation: Order becomes C,B,D,A; k=1 predicts compact and k=3 predicts extended. Distances are C=1,B=3,D=3,A=7; B beats D by the ID tie rule.</w:t>
-      </w:r>
-    </w:p>
-    <w:p>
       <w:pPr>
         <w:pStyle w:val="Heading3"/>
       </w:pPr>
       <w:r>
+        <w:t>Feedback · compare after trying</w:t>
+      </w:r>
+    </w:p>
+    <w:p>
+      <w:pPr>
+        <w:spacing w:line="336" w:lineRule="auto" w:after="180"/>
+        <w:shd w:fill="F1F6FC"/>
+      </w:pPr>
+      <w:r>
+        <w:rPr>
+          <w:b w:val="0"/>
+        </w:rPr>
+        <w:t xml:space="preserve">After your attempt, compare with the supported explanation: Order becomes C,B,D,A; k=1 predicts compact and k=3 predicts extended. </w:t>
+      </w:r>
+      <w:r>
+        <w:rPr>
+          <w:b/>
+        </w:rPr>
+        <w:t>Distance</w:t>
+      </w:r>
+      <w:r>
+        <w:rPr>
+          <w:b w:val="0"/>
+        </w:rPr>
+        <w:t xml:space="preserve">s are C=1,B=3,D=3,A=7; B beats D by the ID </w:t>
+      </w:r>
+      <w:r>
+        <w:rPr>
+          <w:b/>
+        </w:rPr>
+        <w:t>tie rule</w:t>
+      </w:r>
+      <w:r>
+        <w:rPr>
+          <w:b w:val="0"/>
+        </w:rPr>
+        <w:t>.</w:t>
+      </w:r>
+    </w:p>
+    <w:p>
+      <w:pPr>
+        <w:pStyle w:val="Heading3"/>
+      </w:pPr>
+      <w:r>
         <w:t>Repair a missing building block</w:t>
       </w:r>
     </w:p>
     <w:p>
-      <w:r>
-        <w:t>Review Similarity by Selected Traits (ai-2/21). Goal: Represent items with numeric features. Short practice: Explain why B ceases to be a closest option without any candidate data changing.. Return to this week and explain what you changed.</w:t>
-      </w:r>
-    </w:p>
-    <w:p>
-      <w:r>
-        <w:t>Review Sampling and Representation (ai-2/19). Goal: Define a question and target population. Short practice: Can 80% response be reported as 80% of the whole grade responding?. Return to this week and explain what you changed.</w:t>
-      </w:r>
-    </w:p>
-    <w:p>
-      <w:r>
-        <w:t>Review Overfitting Intuition (ai-2/16). Goal: Compare training and validation evidence for model capacity. Short practice: Does zero training error justify choosing Complex in the original record?. Return to this week and explain what you changed.</w:t>
+      <w:pPr>
+        <w:spacing w:line="336" w:lineRule="auto" w:after="180"/>
+      </w:pPr>
+      <w:r>
+        <w:rPr>
+          <w:b w:val="0"/>
+        </w:rPr>
+        <w:t>Review Similarity by Selected Traits (ai-2/21). Goal: Represent items with numeric features. Short practice: Explain why B ceases to be a closest option without any candidate data changing..</w:t>
+      </w:r>
+    </w:p>
+    <w:p>
+      <w:pPr>
+        <w:spacing w:line="336" w:lineRule="auto" w:after="180"/>
+      </w:pPr>
+      <w:r>
+        <w:rPr>
+          <w:b w:val="0"/>
+        </w:rPr>
+        <w:t>Return to this week and explain what you changed.</w:t>
+      </w:r>
+    </w:p>
+    <w:p>
+      <w:pPr>
+        <w:spacing w:line="336" w:lineRule="auto" w:after="180"/>
+      </w:pPr>
+      <w:r>
+        <w:rPr>
+          <w:b w:val="0"/>
+        </w:rPr>
+        <w:t xml:space="preserve">Review Sampling and Representation (ai-2/19). Goal: Define a question and target population. Short practice: Can </w:t>
+      </w:r>
+      <w:r>
+        <w:rPr>
+          <w:b/>
+        </w:rPr>
+        <w:t>80%</w:t>
+      </w:r>
+      <w:r>
+        <w:rPr>
+          <w:b w:val="0"/>
+        </w:rPr>
+        <w:t xml:space="preserve"> response be reported as </w:t>
+      </w:r>
+      <w:r>
+        <w:rPr>
+          <w:b/>
+        </w:rPr>
+        <w:t>80%</w:t>
+      </w:r>
+      <w:r>
+        <w:rPr>
+          <w:b w:val="0"/>
+        </w:rPr>
+        <w:t xml:space="preserve"> of the whole grade responding?. Return to this week and explain what you changed.</w:t>
+      </w:r>
+    </w:p>
+    <w:p>
+      <w:pPr>
+        <w:spacing w:line="336" w:lineRule="auto" w:after="180"/>
+      </w:pPr>
+      <w:r>
+        <w:rPr>
+          <w:b w:val="0"/>
+        </w:rPr>
+        <w:t>Review Over</w:t>
+      </w:r>
+      <w:r>
+        <w:rPr>
+          <w:b/>
+        </w:rPr>
+        <w:t>fitting</w:t>
+      </w:r>
+      <w:r>
+        <w:rPr>
+          <w:b w:val="0"/>
+        </w:rPr>
+        <w:t xml:space="preserve"> Intuition (ai-2/16). Goal: Compare </w:t>
+      </w:r>
+      <w:r>
+        <w:rPr>
+          <w:b/>
+        </w:rPr>
+        <w:t>training</w:t>
+      </w:r>
+      <w:r>
+        <w:rPr>
+          <w:b w:val="0"/>
+        </w:rPr>
+        <w:t xml:space="preserve"> and validation </w:t>
+      </w:r>
+      <w:r>
+        <w:rPr>
+          <w:b/>
+        </w:rPr>
+        <w:t>evidence</w:t>
+      </w:r>
+      <w:r>
+        <w:rPr>
+          <w:b w:val="0"/>
+        </w:rPr>
+        <w:t xml:space="preserve"> for model capacity. Short practice: Does zero </w:t>
+      </w:r>
+      <w:r>
+        <w:rPr>
+          <w:b/>
+        </w:rPr>
+        <w:t>training</w:t>
+      </w:r>
+      <w:r>
+        <w:rPr>
+          <w:b w:val="0"/>
+        </w:rPr>
+        <w:t xml:space="preserve"> error justify choosing Complex in the original record?.</w:t>
+      </w:r>
+    </w:p>
+    <w:p>
+      <w:pPr>
+        <w:spacing w:line="336" w:lineRule="auto" w:after="180"/>
+      </w:pPr>
+      <w:r>
+        <w:rPr>
+          <w:b w:val="0"/>
+        </w:rPr>
+        <w:t>Return to this week and explain what you changed.</w:t>
       </w:r>
     </w:p>
     <w:p>
@@ -1697,8 +3098,61 @@
       </w:r>
     </w:p>
     <w:p>
-      <w:r>
-        <w:t>The browser lab lets you edit the supported Python examples already included in this lesson. Predict first, run, inspect the actual output or error, change one input, then run again. Keep code, predictions, actual results and a reasoned revision together. On paper, label your result as a trace rather than an execution.</w:t>
+      <w:pPr>
+        <w:spacing w:line="336" w:lineRule="auto" w:after="180"/>
+      </w:pPr>
+      <w:r>
+        <w:rPr>
+          <w:b w:val="0"/>
+        </w:rPr>
+        <w:t xml:space="preserve">The browser lab lets you edit the supported Python examples already included in this lesson. Predict first, run, inspect the actual </w:t>
+      </w:r>
+      <w:r>
+        <w:rPr>
+          <w:b/>
+        </w:rPr>
+        <w:t>output</w:t>
+      </w:r>
+      <w:r>
+        <w:rPr>
+          <w:b w:val="0"/>
+        </w:rPr>
+        <w:t xml:space="preserve"> or error, change one </w:t>
+      </w:r>
+      <w:r>
+        <w:rPr>
+          <w:b/>
+        </w:rPr>
+        <w:t>input</w:t>
+      </w:r>
+      <w:r>
+        <w:rPr>
+          <w:b w:val="0"/>
+        </w:rPr>
+        <w:t>, then run again.</w:t>
+      </w:r>
+    </w:p>
+    <w:p>
+      <w:pPr>
+        <w:spacing w:line="336" w:lineRule="auto" w:after="180"/>
+      </w:pPr>
+      <w:r>
+        <w:rPr>
+          <w:b w:val="0"/>
+        </w:rPr>
+        <w:t xml:space="preserve">Keep code, </w:t>
+      </w:r>
+      <w:r>
+        <w:rPr>
+          <w:b/>
+        </w:rPr>
+        <w:t>prediction</w:t>
+      </w:r>
+      <w:r>
+        <w:rPr>
+          <w:b w:val="0"/>
+        </w:rPr>
+        <w:t>s, actual results and a reasoned revision together. On paper, label your result as a trace rather than an execution.</w:t>
       </w:r>
     </w:p>
     <w:p>
@@ -1710,8 +3164,37 @@
       </w:r>
     </w:p>
     <w:p>
-      <w:r>
-        <w:t>Use Download completed work in the hosted lesson to export your answers, reflections, practice feedback and code-run evidence. Open the HTML copy to read or print it. Drafts stay in this browser when storage is available; clear drafts on a shared device.</w:t>
+      <w:pPr>
+        <w:spacing w:line="336" w:lineRule="auto" w:after="180"/>
+      </w:pPr>
+      <w:r>
+        <w:rPr>
+          <w:b w:val="0"/>
+        </w:rPr>
+        <w:t xml:space="preserve">Use Download completed work in the hosted lesson to export your answers, reflections, practice feedback and code-run </w:t>
+      </w:r>
+      <w:r>
+        <w:rPr>
+          <w:b/>
+        </w:rPr>
+        <w:t>evidence</w:t>
+      </w:r>
+      <w:r>
+        <w:rPr>
+          <w:b w:val="0"/>
+        </w:rPr>
+        <w:t>. Open the HTML copy to read or print it.</w:t>
+      </w:r>
+    </w:p>
+    <w:p>
+      <w:pPr>
+        <w:spacing w:line="336" w:lineRule="auto" w:after="180"/>
+      </w:pPr>
+      <w:r>
+        <w:rPr>
+          <w:b w:val="0"/>
+        </w:rPr>
+        <w:t>Drafts stay in this browser when storage is available; clear drafts on a shared device.</w:t>
       </w:r>
     </w:p>
     <w:p>
@@ -1725,6 +3208,970 @@
     <w:p>
       <w:r>
         <w:t>________________________________________________________________</w:t>
+      </w:r>
+    </w:p>
+    <w:p>
+      <w:r>
+        <w:t>________________________________________________________________</w:t>
+      </w:r>
+    </w:p>
+    <w:p>
+      <w:r>
+        <w:t>________________________________________________________________</w:t>
+      </w:r>
+    </w:p>
+    <w:p>
+      <w:r>
+        <w:t>________________________________________________________________</w:t>
+      </w:r>
+    </w:p>
+    <w:p>
+      <w:r>
+        <w:t>________________________________________________________________</w:t>
+      </w:r>
+    </w:p>
+    <w:p>
+      <w:pPr>
+        <w:pStyle w:val="Heading1"/>
+      </w:pPr>
+      <w:r>
+        <w:t>21. Visual concept journey</w:t>
+      </w:r>
+    </w:p>
+    <w:p>
+      <w:r>
+        <w:t>Explain each Nearest Neighbor Reasoning picture from its labels, then record a relevant limit.</w:t>
+      </w:r>
+    </w:p>
+    <w:p>
+      <w:pPr>
+        <w:pStyle w:val="Heading3"/>
+      </w:pPr>
+      <w:r>
+        <w:t>01. Nearest Neighbor Reasoning: the case</w:t>
+      </w:r>
+    </w:p>
+    <w:p>
+      <w:r>
+        <w:drawing>
+          <wp:inline xmlns:a="http://schemas.openxmlformats.org/drawingml/2006/main" xmlns:pic="http://schemas.openxmlformats.org/drawingml/2006/picture">
+            <wp:extent cx="5486400" cy="2840736"/>
+            <wp:docPr id="3" name="Picture 3" descr="A fictional one-feature classifier predicts compact or extended book format. Supplied facts: Stored training rows: A at 2 units compact, B at 6 extended, C at 8 compact, D at 12 extended. Query is 7. Distance is absolute difference; ties sort by ID; tied category vote chooses compact."/>
+            <wp:cNvGraphicFramePr>
+              <a:graphicFrameLocks noChangeAspect="1"/>
+            </wp:cNvGraphicFramePr>
+            <a:graphic>
+              <a:graphicData uri="http://schemas.openxmlformats.org/drawingml/2006/picture">
+                <pic:pic>
+                  <pic:nvPicPr>
+                    <pic:cNvPr id="0" name="academy-story-ai-2-22-01.png"/>
+                    <pic:cNvPicPr/>
+                  </pic:nvPicPr>
+                  <pic:blipFill>
+                    <a:blip r:embed="rId11"/>
+                    <a:stretch>
+                      <a:fillRect/>
+                    </a:stretch>
+                  </pic:blipFill>
+                  <pic:spPr>
+                    <a:xfrm>
+                      <a:off x="0" y="0"/>
+                      <a:ext cx="5486400" cy="2840736"/>
+                    </a:xfrm>
+                    <a:prstGeom prst="rect"/>
+                  </pic:spPr>
+                </pic:pic>
+              </a:graphicData>
+            </a:graphic>
+          </wp:inline>
+        </w:drawing>
+      </w:r>
+    </w:p>
+    <w:p>
+      <w:pPr>
+        <w:spacing w:line="336" w:lineRule="auto" w:after="180"/>
+      </w:pPr>
+      <w:r>
+        <w:rPr>
+          <w:b w:val="0"/>
+        </w:rPr>
+        <w:t xml:space="preserve">A fictional one-feature classifier predicts compact or extended book format. Supplied facts: Stored </w:t>
+      </w:r>
+      <w:r>
+        <w:rPr>
+          <w:b/>
+        </w:rPr>
+        <w:t>training</w:t>
+      </w:r>
+      <w:r>
+        <w:rPr>
+          <w:b w:val="0"/>
+        </w:rPr>
+        <w:t xml:space="preserve"> rows: A at 2 units compact, B at 6 extended, C at 8 compact, D at 12 extended. Query is 7.</w:t>
+      </w:r>
+    </w:p>
+    <w:p>
+      <w:pPr>
+        <w:spacing w:line="336" w:lineRule="auto" w:after="180"/>
+      </w:pPr>
+      <w:r>
+        <w:rPr>
+          <w:b/>
+        </w:rPr>
+        <w:t>Distance</w:t>
+      </w:r>
+      <w:r>
+        <w:rPr>
+          <w:b w:val="0"/>
+        </w:rPr>
+        <w:t xml:space="preserve"> is absolute difference; ties sort by ID; tied category </w:t>
+      </w:r>
+      <w:r>
+        <w:rPr>
+          <w:b/>
+        </w:rPr>
+        <w:t>vote</w:t>
+      </w:r>
+      <w:r>
+        <w:rPr>
+          <w:b w:val="0"/>
+        </w:rPr>
+        <w:t xml:space="preserve"> chooses compact.</w:t>
+      </w:r>
+    </w:p>
+    <w:p>
+      <w:pPr>
+        <w:spacing w:line="336" w:lineRule="auto" w:after="180"/>
+        <w:shd w:fill="F5F1FB"/>
+      </w:pPr>
+      <w:r>
+        <w:rPr>
+          <w:b w:val="0"/>
+        </w:rPr>
+        <w:t>Point to the given fact that matters most. Explain why it matters.</w:t>
+      </w:r>
+    </w:p>
+    <w:p>
+      <w:pPr>
+        <w:pStyle w:val="Heading3"/>
+      </w:pPr>
+      <w:r>
+        <w:t>My picture explanation, deciding evidence and one limit</w:t>
+      </w:r>
+    </w:p>
+    <w:p>
+      <w:r>
+        <w:t>________________________________________________________________</w:t>
+      </w:r>
+    </w:p>
+    <w:p>
+      <w:r>
+        <w:t>________________________________________________________________</w:t>
+      </w:r>
+    </w:p>
+    <w:p>
+      <w:r>
+        <w:t>________________________________________________________________</w:t>
+      </w:r>
+    </w:p>
+    <w:p>
+      <w:r>
+        <w:t>________________________________________________________________</w:t>
+      </w:r>
+    </w:p>
+    <w:p>
+      <w:pPr>
+        <w:pStyle w:val="Heading3"/>
+      </w:pPr>
+      <w:r>
+        <w:t>02. Follow the deciding steps</w:t>
+      </w:r>
+    </w:p>
+    <w:p>
+      <w:r>
+        <w:drawing>
+          <wp:inline xmlns:a="http://schemas.openxmlformats.org/drawingml/2006/main" xmlns:pic="http://schemas.openxmlformats.org/drawingml/2006/picture">
+            <wp:extent cx="5486400" cy="4005072"/>
+            <wp:docPr id="4" name="Picture 4" descr="Measure distances: From 7: A=5, B=1, C=1, D=5. → Order neighbours: Distance then ID gives B,C,A,D. → k=1 prediction: First neighbour B is extended: predict extended. → k=3 prediction: B,C,A vote extended,compact,compact: predict compact."/>
+            <wp:cNvGraphicFramePr>
+              <a:graphicFrameLocks noChangeAspect="1"/>
+            </wp:cNvGraphicFramePr>
+            <a:graphic>
+              <a:graphicData uri="http://schemas.openxmlformats.org/drawingml/2006/picture">
+                <pic:pic>
+                  <pic:nvPicPr>
+                    <pic:cNvPr id="0" name="academy-story-ai-2-22-02.png"/>
+                    <pic:cNvPicPr/>
+                  </pic:nvPicPr>
+                  <pic:blipFill>
+                    <a:blip r:embed="rId12"/>
+                    <a:stretch>
+                      <a:fillRect/>
+                    </a:stretch>
+                  </pic:blipFill>
+                  <pic:spPr>
+                    <a:xfrm>
+                      <a:off x="0" y="0"/>
+                      <a:ext cx="5486400" cy="4005072"/>
+                    </a:xfrm>
+                    <a:prstGeom prst="rect"/>
+                  </pic:spPr>
+                </pic:pic>
+              </a:graphicData>
+            </a:graphic>
+          </wp:inline>
+        </w:drawing>
+      </w:r>
+    </w:p>
+    <w:p>
+      <w:pPr>
+        <w:spacing w:line="336" w:lineRule="auto" w:after="180"/>
+      </w:pPr>
+      <w:r>
+        <w:rPr>
+          <w:b w:val="0"/>
+        </w:rPr>
+        <w:t xml:space="preserve">Measure </w:t>
+      </w:r>
+      <w:r>
+        <w:rPr>
+          <w:b/>
+        </w:rPr>
+        <w:t>distance</w:t>
+      </w:r>
+      <w:r>
+        <w:rPr>
+          <w:b w:val="0"/>
+        </w:rPr>
+        <w:t xml:space="preserve">s: From 7: A=5, B=1, C=1, D=5. → Order </w:t>
+      </w:r>
+      <w:r>
+        <w:rPr>
+          <w:b/>
+        </w:rPr>
+        <w:t>neighbour</w:t>
+      </w:r>
+      <w:r>
+        <w:rPr>
+          <w:b w:val="0"/>
+        </w:rPr>
+        <w:t xml:space="preserve">s: </w:t>
+      </w:r>
+      <w:r>
+        <w:rPr>
+          <w:b/>
+        </w:rPr>
+        <w:t>Distance</w:t>
+      </w:r>
+      <w:r>
+        <w:rPr>
+          <w:b w:val="0"/>
+        </w:rPr>
+        <w:t xml:space="preserve"> then ID gives B,C,A,D. → k=1 </w:t>
+      </w:r>
+      <w:r>
+        <w:rPr>
+          <w:b/>
+        </w:rPr>
+        <w:t>prediction</w:t>
+      </w:r>
+      <w:r>
+        <w:rPr>
+          <w:b w:val="0"/>
+        </w:rPr>
+        <w:t xml:space="preserve">: First </w:t>
+      </w:r>
+      <w:r>
+        <w:rPr>
+          <w:b/>
+        </w:rPr>
+        <w:t>neighbour</w:t>
+      </w:r>
+      <w:r>
+        <w:rPr>
+          <w:b w:val="0"/>
+        </w:rPr>
+        <w:t xml:space="preserve"> B is extended: predict extended. → k=3 </w:t>
+      </w:r>
+      <w:r>
+        <w:rPr>
+          <w:b/>
+        </w:rPr>
+        <w:t>prediction</w:t>
+      </w:r>
+      <w:r>
+        <w:rPr>
+          <w:b w:val="0"/>
+        </w:rPr>
+        <w:t xml:space="preserve">: B,C,A </w:t>
+      </w:r>
+      <w:r>
+        <w:rPr>
+          <w:b/>
+        </w:rPr>
+        <w:t>vote</w:t>
+      </w:r>
+      <w:r>
+        <w:rPr>
+          <w:b w:val="0"/>
+        </w:rPr>
+        <w:t xml:space="preserve"> extended,compact,compact: predict compact.</w:t>
+      </w:r>
+    </w:p>
+    <w:p>
+      <w:pPr>
+        <w:spacing w:line="336" w:lineRule="auto" w:after="180"/>
+        <w:shd w:fill="F5F1FB"/>
+      </w:pPr>
+      <w:r>
+        <w:rPr>
+          <w:b w:val="0"/>
+        </w:rPr>
+        <w:t xml:space="preserve">Point to each numbered stage and explain which recorded </w:t>
+      </w:r>
+      <w:r>
+        <w:rPr>
+          <w:b/>
+        </w:rPr>
+        <w:t>input</w:t>
+      </w:r>
+      <w:r>
+        <w:rPr>
+          <w:b w:val="0"/>
+        </w:rPr>
+        <w:t xml:space="preserve"> it uses.</w:t>
+      </w:r>
+    </w:p>
+    <w:p>
+      <w:pPr>
+        <w:pStyle w:val="Heading3"/>
+      </w:pPr>
+      <w:r>
+        <w:t>My picture explanation, deciding evidence and one limit</w:t>
+      </w:r>
+    </w:p>
+    <w:p>
+      <w:r>
+        <w:t>________________________________________________________________</w:t>
+      </w:r>
+    </w:p>
+    <w:p>
+      <w:r>
+        <w:t>________________________________________________________________</w:t>
+      </w:r>
+    </w:p>
+    <w:p>
+      <w:r>
+        <w:t>________________________________________________________________</w:t>
+      </w:r>
+    </w:p>
+    <w:p>
+      <w:r>
+        <w:t>________________________________________________________________</w:t>
+      </w:r>
+    </w:p>
+    <w:p>
+      <w:pPr>
+        <w:pStyle w:val="Heading3"/>
+      </w:pPr>
+      <w:r>
+        <w:t>03. Distances from query 7</w:t>
+      </w:r>
+    </w:p>
+    <w:p>
+      <w:r>
+        <w:drawing>
+          <wp:inline xmlns:a="http://schemas.openxmlformats.org/drawingml/2006/main" xmlns:pic="http://schemas.openxmlformats.org/drawingml/2006/picture">
+            <wp:extent cx="5486400" cy="3584448"/>
+            <wp:docPr id="5" name="Picture 5" descr="Distances from query 7. Units: absolute distance units. A at 2: 5. B at 6: 1. C at 8: 1. D at 12: 5."/>
+            <wp:cNvGraphicFramePr>
+              <a:graphicFrameLocks noChangeAspect="1"/>
+            </wp:cNvGraphicFramePr>
+            <a:graphic>
+              <a:graphicData uri="http://schemas.openxmlformats.org/drawingml/2006/picture">
+                <pic:pic>
+                  <pic:nvPicPr>
+                    <pic:cNvPr id="0" name="academy-story-ai-2-22-03.png"/>
+                    <pic:cNvPicPr/>
+                  </pic:nvPicPr>
+                  <pic:blipFill>
+                    <a:blip r:embed="rId13"/>
+                    <a:stretch>
+                      <a:fillRect/>
+                    </a:stretch>
+                  </pic:blipFill>
+                  <pic:spPr>
+                    <a:xfrm>
+                      <a:off x="0" y="0"/>
+                      <a:ext cx="5486400" cy="3584448"/>
+                    </a:xfrm>
+                    <a:prstGeom prst="rect"/>
+                  </pic:spPr>
+                </pic:pic>
+              </a:graphicData>
+            </a:graphic>
+          </wp:inline>
+        </w:drawing>
+      </w:r>
+    </w:p>
+    <w:p>
+      <w:pPr>
+        <w:spacing w:line="336" w:lineRule="auto" w:after="180"/>
+      </w:pPr>
+      <w:r>
+        <w:rPr>
+          <w:b/>
+        </w:rPr>
+        <w:t>Distance</w:t>
+      </w:r>
+      <w:r>
+        <w:rPr>
+          <w:b w:val="0"/>
+        </w:rPr>
+        <w:t xml:space="preserve">s from query 7. Units: absolute </w:t>
+      </w:r>
+      <w:r>
+        <w:rPr>
+          <w:b/>
+        </w:rPr>
+        <w:t>distance</w:t>
+      </w:r>
+      <w:r>
+        <w:rPr>
+          <w:b w:val="0"/>
+        </w:rPr>
+        <w:t xml:space="preserve"> units. A at 2: 5. B at 6: 1. C at 8: 1. D at 12: 5.</w:t>
+      </w:r>
+    </w:p>
+    <w:p>
+      <w:pPr>
+        <w:spacing w:line="336" w:lineRule="auto" w:after="180"/>
+        <w:shd w:fill="F5F1FB"/>
+      </w:pPr>
+      <w:r>
+        <w:rPr>
+          <w:b w:val="0"/>
+        </w:rPr>
+        <w:t>Read the labels and values. Explain the relationship the model shows.</w:t>
+      </w:r>
+    </w:p>
+    <w:p>
+      <w:pPr>
+        <w:pStyle w:val="Heading3"/>
+      </w:pPr>
+      <w:r>
+        <w:t>My picture explanation, deciding evidence and one limit</w:t>
+      </w:r>
+    </w:p>
+    <w:p>
+      <w:r>
+        <w:t>________________________________________________________________</w:t>
+      </w:r>
+    </w:p>
+    <w:p>
+      <w:r>
+        <w:t>________________________________________________________________</w:t>
+      </w:r>
+    </w:p>
+    <w:p>
+      <w:r>
+        <w:t>________________________________________________________________</w:t>
+      </w:r>
+    </w:p>
+    <w:p>
+      <w:r>
+        <w:t>________________________________________________________________</w:t>
+      </w:r>
+    </w:p>
+    <w:p>
+      <w:pPr>
+        <w:pStyle w:val="Heading3"/>
+      </w:pPr>
+      <w:r>
+        <w:t>04. Change one thing. Trace what follows.</w:t>
+      </w:r>
+    </w:p>
+    <w:p>
+      <w:r>
+        <w:drawing>
+          <wp:inline xmlns:a="http://schemas.openxmlformats.org/drawingml/2006/main" xmlns:pic="http://schemas.openxmlformats.org/drawingml/2006/picture">
+            <wp:extent cx="5486400" cy="3026664"/>
+            <wp:docPr id="6" name="Picture 6" descr="Original case: B,C,A vote extended,compact,compact: predict compact. Changed condition: Move query from 7 to 9 while keeping training fixed. Expected result: Order becomes C,B,D,A; k=1 predicts compact and k=3 predicts extended. Reason: Distances are C=1,B=3,D=3,A=7; B beats D by the ID tie rule."/>
+            <wp:cNvGraphicFramePr>
+              <a:graphicFrameLocks noChangeAspect="1"/>
+            </wp:cNvGraphicFramePr>
+            <a:graphic>
+              <a:graphicData uri="http://schemas.openxmlformats.org/drawingml/2006/picture">
+                <pic:pic>
+                  <pic:nvPicPr>
+                    <pic:cNvPr id="0" name="academy-story-ai-2-22-04.png"/>
+                    <pic:cNvPicPr/>
+                  </pic:nvPicPr>
+                  <pic:blipFill>
+                    <a:blip r:embed="rId14"/>
+                    <a:stretch>
+                      <a:fillRect/>
+                    </a:stretch>
+                  </pic:blipFill>
+                  <pic:spPr>
+                    <a:xfrm>
+                      <a:off x="0" y="0"/>
+                      <a:ext cx="5486400" cy="3026664"/>
+                    </a:xfrm>
+                    <a:prstGeom prst="rect"/>
+                  </pic:spPr>
+                </pic:pic>
+              </a:graphicData>
+            </a:graphic>
+          </wp:inline>
+        </w:drawing>
+      </w:r>
+    </w:p>
+    <w:p>
+      <w:pPr>
+        <w:spacing w:line="336" w:lineRule="auto" w:after="180"/>
+      </w:pPr>
+      <w:r>
+        <w:rPr>
+          <w:b w:val="0"/>
+        </w:rPr>
+        <w:t xml:space="preserve">Original case: B,C,A </w:t>
+      </w:r>
+      <w:r>
+        <w:rPr>
+          <w:b/>
+        </w:rPr>
+        <w:t>vote</w:t>
+      </w:r>
+      <w:r>
+        <w:rPr>
+          <w:b w:val="0"/>
+        </w:rPr>
+        <w:t xml:space="preserve"> extended,compact,compact: predict compact. Changed condition: Move query from 7 to 9 while keeping </w:t>
+      </w:r>
+      <w:r>
+        <w:rPr>
+          <w:b/>
+        </w:rPr>
+        <w:t>training</w:t>
+      </w:r>
+      <w:r>
+        <w:rPr>
+          <w:b w:val="0"/>
+        </w:rPr>
+        <w:t xml:space="preserve"> fixed.</w:t>
+      </w:r>
+    </w:p>
+    <w:p>
+      <w:pPr>
+        <w:spacing w:line="336" w:lineRule="auto" w:after="180"/>
+      </w:pPr>
+      <w:r>
+        <w:rPr>
+          <w:b w:val="0"/>
+        </w:rPr>
+        <w:t xml:space="preserve">Expected result: Order becomes C,B,D,A; k=1 predicts compact and k=3 predicts extended. Reason: </w:t>
+      </w:r>
+      <w:r>
+        <w:rPr>
+          <w:b/>
+        </w:rPr>
+        <w:t>Distance</w:t>
+      </w:r>
+      <w:r>
+        <w:rPr>
+          <w:b w:val="0"/>
+        </w:rPr>
+        <w:t xml:space="preserve">s are C=1,B=3,D=3,A=7; B beats D by the ID </w:t>
+      </w:r>
+      <w:r>
+        <w:rPr>
+          <w:b/>
+        </w:rPr>
+        <w:t>tie rule</w:t>
+      </w:r>
+      <w:r>
+        <w:rPr>
+          <w:b w:val="0"/>
+        </w:rPr>
+        <w:t>.</w:t>
+      </w:r>
+    </w:p>
+    <w:p>
+      <w:pPr>
+        <w:spacing w:line="336" w:lineRule="auto" w:after="180"/>
+        <w:shd w:fill="F5F1FB"/>
+      </w:pPr>
+      <w:r>
+        <w:rPr>
+          <w:b w:val="0"/>
+        </w:rPr>
+        <w:t>Predict before checking the worked changed-case result. Name what changed and what the supplied facts allow you to conclude.</w:t>
+      </w:r>
+    </w:p>
+    <w:p>
+      <w:pPr>
+        <w:pStyle w:val="Heading3"/>
+      </w:pPr>
+      <w:r>
+        <w:t>My picture explanation, deciding evidence and one limit</w:t>
+      </w:r>
+    </w:p>
+    <w:p>
+      <w:r>
+        <w:t>________________________________________________________________</w:t>
+      </w:r>
+    </w:p>
+    <w:p>
+      <w:r>
+        <w:t>________________________________________________________________</w:t>
+      </w:r>
+    </w:p>
+    <w:p>
+      <w:r>
+        <w:t>________________________________________________________________</w:t>
+      </w:r>
+    </w:p>
+    <w:p>
+      <w:r>
+        <w:t>________________________________________________________________</w:t>
+      </w:r>
+    </w:p>
+    <w:p>
+      <w:pPr>
+        <w:pStyle w:val="Heading3"/>
+      </w:pPr>
+      <w:r>
+        <w:t>05. Connect the explanation to its limit</w:t>
+      </w:r>
+    </w:p>
+    <w:p>
+      <w:r>
+        <w:drawing>
+          <wp:inline xmlns:a="http://schemas.openxmlformats.org/drawingml/2006/main" xmlns:pic="http://schemas.openxmlformats.org/drawingml/2006/picture">
+            <wp:extent cx="5486400" cy="2834640"/>
+            <wp:docPr id="7" name="Picture 7" descr="Changing k changes how many training neighbours vote, even though all distances remain fixed. The query’s reference label must not enter the stored pool before predicting. Tie policies make ordering reproducible; without them, list order could unexpectedly determine the single-neighbour result. Limit: Nearest-neighbour votes depend on feature representation; they are not calibrated probabilities or guaranteed correct labels."/>
+            <wp:cNvGraphicFramePr>
+              <a:graphicFrameLocks noChangeAspect="1"/>
+            </wp:cNvGraphicFramePr>
+            <a:graphic>
+              <a:graphicData uri="http://schemas.openxmlformats.org/drawingml/2006/picture">
+                <pic:pic>
+                  <pic:nvPicPr>
+                    <pic:cNvPr id="0" name="academy-story-ai-2-22-05.png"/>
+                    <pic:cNvPicPr/>
+                  </pic:nvPicPr>
+                  <pic:blipFill>
+                    <a:blip r:embed="rId15"/>
+                    <a:stretch>
+                      <a:fillRect/>
+                    </a:stretch>
+                  </pic:blipFill>
+                  <pic:spPr>
+                    <a:xfrm>
+                      <a:off x="0" y="0"/>
+                      <a:ext cx="5486400" cy="2834640"/>
+                    </a:xfrm>
+                    <a:prstGeom prst="rect"/>
+                  </pic:spPr>
+                </pic:pic>
+              </a:graphicData>
+            </a:graphic>
+          </wp:inline>
+        </w:drawing>
+      </w:r>
+    </w:p>
+    <w:p>
+      <w:pPr>
+        <w:spacing w:line="336" w:lineRule="auto" w:after="180"/>
+      </w:pPr>
+      <w:r>
+        <w:rPr>
+          <w:b w:val="0"/>
+        </w:rPr>
+        <w:t xml:space="preserve">Changing k changes how many </w:t>
+      </w:r>
+      <w:r>
+        <w:rPr>
+          <w:b/>
+        </w:rPr>
+        <w:t>training</w:t>
+      </w:r>
+      <w:r>
+        <w:rPr>
+          <w:b w:val="0"/>
+        </w:rPr>
+        <w:t xml:space="preserve"> </w:t>
+      </w:r>
+      <w:r>
+        <w:rPr>
+          <w:b/>
+        </w:rPr>
+        <w:t>neighbour</w:t>
+      </w:r>
+      <w:r>
+        <w:rPr>
+          <w:b w:val="0"/>
+        </w:rPr>
+        <w:t xml:space="preserve">s </w:t>
+      </w:r>
+      <w:r>
+        <w:rPr>
+          <w:b/>
+        </w:rPr>
+        <w:t>vote</w:t>
+      </w:r>
+      <w:r>
+        <w:rPr>
+          <w:b w:val="0"/>
+        </w:rPr>
+        <w:t xml:space="preserve">, even though all </w:t>
+      </w:r>
+      <w:r>
+        <w:rPr>
+          <w:b/>
+        </w:rPr>
+        <w:t>distance</w:t>
+      </w:r>
+      <w:r>
+        <w:rPr>
+          <w:b w:val="0"/>
+        </w:rPr>
+        <w:t>s remain fixed. The query’s reference label must not enter the stored pool before predicting.</w:t>
+      </w:r>
+    </w:p>
+    <w:p>
+      <w:pPr>
+        <w:spacing w:line="336" w:lineRule="auto" w:after="180"/>
+      </w:pPr>
+      <w:r>
+        <w:rPr>
+          <w:b w:val="0"/>
+        </w:rPr>
+        <w:t>Tie policies make ordering reproducible; without them, list order could unexpectedly determine the single-</w:t>
+      </w:r>
+      <w:r>
+        <w:rPr>
+          <w:b/>
+        </w:rPr>
+        <w:t>neighbour</w:t>
+      </w:r>
+      <w:r>
+        <w:rPr>
+          <w:b w:val="0"/>
+        </w:rPr>
+        <w:t xml:space="preserve"> result.</w:t>
+      </w:r>
+    </w:p>
+    <w:p>
+      <w:pPr>
+        <w:spacing w:line="336" w:lineRule="auto" w:after="180"/>
+      </w:pPr>
+      <w:r>
+        <w:rPr>
+          <w:b w:val="0"/>
+        </w:rPr>
+        <w:t>Limit: Nearest-</w:t>
+      </w:r>
+      <w:r>
+        <w:rPr>
+          <w:b/>
+        </w:rPr>
+        <w:t>neighbour</w:t>
+      </w:r>
+      <w:r>
+        <w:rPr>
+          <w:b w:val="0"/>
+        </w:rPr>
+        <w:t xml:space="preserve"> </w:t>
+      </w:r>
+      <w:r>
+        <w:rPr>
+          <w:b/>
+        </w:rPr>
+        <w:t>vote</w:t>
+      </w:r>
+      <w:r>
+        <w:rPr>
+          <w:b w:val="0"/>
+        </w:rPr>
+        <w:t>s depend on feature representation; they are not calibrated probabilities or guaranteed correct labels.</w:t>
+      </w:r>
+    </w:p>
+    <w:p>
+      <w:pPr>
+        <w:spacing w:line="336" w:lineRule="auto" w:after="180"/>
+        <w:shd w:fill="F5F1FB"/>
+      </w:pPr>
+      <w:r>
+        <w:rPr>
+          <w:b w:val="0"/>
+        </w:rPr>
+        <w:t>Explain the case, then point to a limit on the claim.</w:t>
+      </w:r>
+    </w:p>
+    <w:p>
+      <w:pPr>
+        <w:pStyle w:val="Heading3"/>
+      </w:pPr>
+      <w:r>
+        <w:t>My picture explanation, deciding evidence and one limit</w:t>
+      </w:r>
+    </w:p>
+    <w:p>
+      <w:r>
+        <w:t>________________________________________________________________</w:t>
+      </w:r>
+    </w:p>
+    <w:p>
+      <w:r>
+        <w:t>________________________________________________________________</w:t>
+      </w:r>
+    </w:p>
+    <w:p>
+      <w:r>
+        <w:t>________________________________________________________________</w:t>
+      </w:r>
+    </w:p>
+    <w:p>
+      <w:r>
+        <w:t>________________________________________________________________</w:t>
+      </w:r>
+    </w:p>
+    <w:p>
+      <w:pPr>
+        <w:pStyle w:val="Heading3"/>
+      </w:pPr>
+      <w:r>
+        <w:t>06. Make the idea visible in your project</w:t>
+      </w:r>
+    </w:p>
+    <w:p>
+      <w:r>
+        <w:drawing>
+          <wp:inline xmlns:a="http://schemas.openxmlformats.org/drawingml/2006/main" xmlns:pic="http://schemas.openxmlformats.org/drawingml/2006/picture">
+            <wp:extent cx="5486400" cy="3380232"/>
+            <wp:docPr id="8" name="Picture 8" descr="Retain recommender neighbour IDs, distances, k and tie decisions so similar-book explanations can be audited. Draw your input, deciding step, result and limit. Supported question: Why do k=1 and k=3 disagree for the original query?"/>
+            <wp:cNvGraphicFramePr>
+              <a:graphicFrameLocks noChangeAspect="1"/>
+            </wp:cNvGraphicFramePr>
+            <a:graphic>
+              <a:graphicData uri="http://schemas.openxmlformats.org/drawingml/2006/picture">
+                <pic:pic>
+                  <pic:nvPicPr>
+                    <pic:cNvPr id="0" name="academy-story-ai-2-22-06.png"/>
+                    <pic:cNvPicPr/>
+                  </pic:nvPicPr>
+                  <pic:blipFill>
+                    <a:blip r:embed="rId16"/>
+                    <a:stretch>
+                      <a:fillRect/>
+                    </a:stretch>
+                  </pic:blipFill>
+                  <pic:spPr>
+                    <a:xfrm>
+                      <a:off x="0" y="0"/>
+                      <a:ext cx="5486400" cy="3380232"/>
+                    </a:xfrm>
+                    <a:prstGeom prst="rect"/>
+                  </pic:spPr>
+                </pic:pic>
+              </a:graphicData>
+            </a:graphic>
+          </wp:inline>
+        </w:drawing>
+      </w:r>
+    </w:p>
+    <w:p>
+      <w:pPr>
+        <w:spacing w:line="336" w:lineRule="auto" w:after="180"/>
+        <w:shd w:fill="F5F1FB"/>
+      </w:pPr>
+      <w:r>
+        <w:rPr>
+          <w:b w:val="0"/>
+        </w:rPr>
+        <w:t xml:space="preserve">Retain recommender </w:t>
+      </w:r>
+      <w:r>
+        <w:rPr>
+          <w:b/>
+        </w:rPr>
+        <w:t>neighbour</w:t>
+      </w:r>
+      <w:r>
+        <w:rPr>
+          <w:b w:val="0"/>
+        </w:rPr>
+        <w:t xml:space="preserve"> IDs, </w:t>
+      </w:r>
+      <w:r>
+        <w:rPr>
+          <w:b/>
+        </w:rPr>
+        <w:t>distance</w:t>
+      </w:r>
+      <w:r>
+        <w:rPr>
+          <w:b w:val="0"/>
+        </w:rPr>
+        <w:t xml:space="preserve">s, k and tie decisions so similar-book explanations can be audited. Draw your </w:t>
+      </w:r>
+      <w:r>
+        <w:rPr>
+          <w:b/>
+        </w:rPr>
+        <w:t>input</w:t>
+      </w:r>
+      <w:r>
+        <w:rPr>
+          <w:b w:val="0"/>
+        </w:rPr>
+        <w:t>, deciding step, result and limit.</w:t>
+      </w:r>
+    </w:p>
+    <w:p>
+      <w:pPr>
+        <w:spacing w:line="336" w:lineRule="auto" w:after="180"/>
+        <w:shd w:fill="F5F1FB"/>
+      </w:pPr>
+      <w:r>
+        <w:rPr>
+          <w:b w:val="0"/>
+        </w:rPr>
+        <w:t>Supported question: Why do k=1 and k=3 disagree for the original query?</w:t>
+      </w:r>
+    </w:p>
+    <w:p>
+      <w:pPr>
+        <w:spacing w:line="336" w:lineRule="auto" w:after="180"/>
+        <w:shd w:fill="F5F1FB"/>
+      </w:pPr>
+      <w:r>
+        <w:rPr>
+          <w:b w:val="0"/>
+        </w:rPr>
+        <w:t xml:space="preserve">Draw your project trace and justify the deciding step using </w:t>
+      </w:r>
+      <w:r>
+        <w:rPr>
+          <w:b/>
+        </w:rPr>
+        <w:t>evidence</w:t>
+      </w:r>
+      <w:r>
+        <w:rPr>
+          <w:b w:val="0"/>
+        </w:rPr>
+        <w:t>.</w:t>
+      </w:r>
+    </w:p>
+    <w:p>
+      <w:pPr>
+        <w:pStyle w:val="Heading3"/>
+      </w:pPr>
+      <w:r>
+        <w:t>My picture explanation, deciding evidence and one limit</w:t>
       </w:r>
     </w:p>
     <w:p>

--- a/downloads/workbook/ai-2-week-22.docx
+++ b/downloads/workbook/ai-2-week-22.docx
@@ -25,12 +25,492 @@
         <w:pStyle w:val="Heading1"/>
       </w:pPr>
       <w:r>
-        <w:t>01. Recall and choose your starting point</w:t>
-      </w:r>
-    </w:p>
-    <w:p>
-      <w:r>
-        <w:t>Record your starting explanation for Nearest Neighbor Reasoning before opening notes. Show any later correction separately.</w:t>
+        <w:t>One connected nearest-neighbour record.</w:t>
+      </w:r>
+    </w:p>
+    <w:p>
+      <w:r>
+        <w:t>Measure distances, apply k/ties, preserve split independence and limit vote/probability claims.</w:t>
+      </w:r>
+    </w:p>
+    <w:p>
+      <w:r>
+        <w:t>Retain training rows, query values, selected IDs, predictions, references and baseline separately.</w:t>
+      </w:r>
+    </w:p>
+    <w:p>
+      <w:pPr>
+        <w:pStyle w:val="Heading1"/>
+      </w:pPr>
+      <w:r>
+        <w:t>01. Recall: reconnect earlier ideas</w:t>
+      </w:r>
+    </w:p>
+    <w:p>
+      <w:r>
+        <w:t>Retrieve before opening notes.</w:t>
+      </w:r>
+    </w:p>
+    <w:p>
+      <w:pPr>
+        <w:pStyle w:val="Heading2"/>
+      </w:pPr>
+      <w:r>
+        <w:t>Retrieve and explain</w:t>
+      </w:r>
+    </w:p>
+    <w:p>
+      <w:pPr>
+        <w:pStyle w:val="ListBullet"/>
+      </w:pPr>
+      <w:r>
+        <w:t>Try the recall before opening notes. Then use a different colour or a labelled second line to correct your explanation.</w:t>
+      </w:r>
+    </w:p>
+    <w:p>
+      <w:pPr>
+        <w:pStyle w:val="ListBullet"/>
+      </w:pPr>
+      <w:r>
+        <w:t>Without opening the old lesson, explain one key idea from Similarity by Selected Traits. Give an example and a mistake that the idea helps you avoid.</w:t>
+      </w:r>
+    </w:p>
+    <w:p>
+      <w:pPr>
+        <w:pStyle w:val="Heading3"/>
+      </w:pPr>
+      <w:r>
+        <w:t>My remembered idea, example and correction</w:t>
+      </w:r>
+    </w:p>
+    <w:p>
+      <w:r>
+        <w:t>________________________________________________________________</w:t>
+      </w:r>
+    </w:p>
+    <w:p>
+      <w:r>
+        <w:t>________________________________________________________________</w:t>
+      </w:r>
+    </w:p>
+    <w:p>
+      <w:r>
+        <w:t>________________________________________________________________</w:t>
+      </w:r>
+    </w:p>
+    <w:p>
+      <w:pPr>
+        <w:pStyle w:val="ListBullet"/>
+      </w:pPr>
+      <w:r>
+        <w:t>Without opening the old lesson, explain one key idea from Sampling and Representation. Give an example and a mistake that the idea helps you avoid.</w:t>
+      </w:r>
+    </w:p>
+    <w:p>
+      <w:pPr>
+        <w:pStyle w:val="Heading3"/>
+      </w:pPr>
+      <w:r>
+        <w:t>My remembered idea, example and correction</w:t>
+      </w:r>
+    </w:p>
+    <w:p>
+      <w:r>
+        <w:t>________________________________________________________________</w:t>
+      </w:r>
+    </w:p>
+    <w:p>
+      <w:r>
+        <w:t>________________________________________________________________</w:t>
+      </w:r>
+    </w:p>
+    <w:p>
+      <w:r>
+        <w:t>________________________________________________________________</w:t>
+      </w:r>
+    </w:p>
+    <w:p>
+      <w:pPr>
+        <w:pStyle w:val="ListBullet"/>
+      </w:pPr>
+      <w:r>
+        <w:t>Without opening the old lesson, explain one key idea from Overfitting Intuition. Give an example and a mistake that the idea helps you avoid.</w:t>
+      </w:r>
+    </w:p>
+    <w:p>
+      <w:pPr>
+        <w:pStyle w:val="Heading3"/>
+      </w:pPr>
+      <w:r>
+        <w:t>My remembered idea, example and correction</w:t>
+      </w:r>
+    </w:p>
+    <w:p>
+      <w:r>
+        <w:t>________________________________________________________________</w:t>
+      </w:r>
+    </w:p>
+    <w:p>
+      <w:r>
+        <w:t>________________________________________________________________</w:t>
+      </w:r>
+    </w:p>
+    <w:p>
+      <w:r>
+        <w:t>________________________________________________________________</w:t>
+      </w:r>
+    </w:p>
+    <w:p>
+      <w:pPr>
+        <w:pStyle w:val="Heading2"/>
+      </w:pPr>
+      <w:r>
+        <w:t>Earlier wording, alternatives and picture transcripts · reference / check after trying</w:t>
+      </w:r>
+    </w:p>
+    <w:p>
+      <w:pPr>
+        <w:pStyle w:val="Heading3"/>
+      </w:pPr>
+      <w:r>
+        <w:t>Similarity by Selected Traits</w:t>
+      </w:r>
+    </w:p>
+    <w:p>
+      <w:pPr>
+        <w:pStyle w:val="Heading3"/>
+      </w:pPr>
+      <w:r>
+        <w:t>Sampling and Representation</w:t>
+      </w:r>
+    </w:p>
+    <w:p>
+      <w:pPr>
+        <w:pStyle w:val="Heading3"/>
+      </w:pPr>
+      <w:r>
+        <w:t>Overfitting Intuition</w:t>
+      </w:r>
+    </w:p>
+    <w:p>
+      <w:pPr>
+        <w:pStyle w:val="Heading1"/>
+      </w:pPr>
+      <w:r>
+        <w:t>12. W1 · Calculate all five feature distances</w:t>
+      </w:r>
+    </w:p>
+    <w:p>
+      <w:r>
+        <w:t>Labels do not affect the numeric gap.</w:t>
+      </w:r>
+    </w:p>
+    <w:p>
+      <w:pPr>
+        <w:pStyle w:val="Heading2"/>
+      </w:pPr>
+      <w:r>
+        <w:t>Your evidence record</w:t>
+      </w:r>
+    </w:p>
+    <w:p>
+      <w:pPr>
+        <w:pStyle w:val="ListBullet"/>
+      </w:pPr>
+      <w:r>
+        <w:t>Worked training A2 blocked,B4 clear,C8 clear,D10 blocked,E12 clear; unitscm. Distance is absolute difference, distance ties sort alphabetically by ID. Compare k1/k3; k3 votes by majority of stored labels. Worked validation queries/references:(3,blocked),(9,blocked),(11,clear). The baseline is training-majority clear. The separate compact/extended book pool has different rows and is not used for this validation.</w:t>
+      </w:r>
+    </w:p>
+    <w:p>
+      <w:pPr>
+        <w:pStyle w:val="ListBullet"/>
+      </w:pPr>
+      <w:r>
+        <w:t>For query 3 cm, calculate distances to all five training rows. Explain why A and B tie even though their labels differ.</w:t>
+      </w:r>
+    </w:p>
+    <w:p>
+      <w:pPr>
+        <w:pStyle w:val="Heading3"/>
+      </w:pPr>
+      <w:r>
+        <w:t>My reasoning and evidence</w:t>
+      </w:r>
+    </w:p>
+    <w:p>
+      <w:r>
+        <w:t>________________________________________________________________</w:t>
+      </w:r>
+    </w:p>
+    <w:p>
+      <w:r>
+        <w:t>________________________________________________________________</w:t>
+      </w:r>
+    </w:p>
+    <w:p>
+      <w:r>
+        <w:t>________________________________________________________________</w:t>
+      </w:r>
+    </w:p>
+    <w:p>
+      <w:r>
+        <w:t>________________________________________________________________</w:t>
+      </w:r>
+    </w:p>
+    <w:p>
+      <w:r>
+        <w:t>________________________________________________________________</w:t>
+      </w:r>
+    </w:p>
+    <w:p>
+      <w:r>
+        <w:t>________________________________________________________________</w:t>
+      </w:r>
+    </w:p>
+    <w:p>
+      <w:pPr>
+        <w:pStyle w:val="Heading1"/>
+      </w:pPr>
+      <w:r>
+        <w:t>13. W2 · Apply k and the declared distance tie-break</w:t>
+      </w:r>
+    </w:p>
+    <w:p>
+      <w:r>
+        <w:t>Changing the number of voters can change the prediction.</w:t>
+      </w:r>
+    </w:p>
+    <w:p>
+      <w:pPr>
+        <w:pStyle w:val="Heading2"/>
+      </w:pPr>
+      <w:r>
+        <w:t>Your evidence record</w:t>
+      </w:r>
+    </w:p>
+    <w:p>
+      <w:pPr>
+        <w:pStyle w:val="ListBullet"/>
+      </w:pPr>
+      <w:r>
+        <w:t>Worked training A2 blocked,B4 clear,C8 clear,D10 blocked,E12 clear; unitscm. Distance is absolute difference, distance ties sort alphabetically by ID. Compare k1/k3; k3 votes by majority of stored labels. Worked validation queries/references:(3,blocked),(9,blocked),(11,clear). The baseline is training-majority clear. The separate compact/extended book pool has different rows and is not used for this validation.</w:t>
+      </w:r>
+    </w:p>
+    <w:p>
+      <w:pPr>
+        <w:pStyle w:val="ListBullet"/>
+      </w:pPr>
+      <w:r>
+        <w:t>For query 3, list the selected IDs and predictions for k=1 and k=3 using alphabetical ID order on equal distances. Explain what changes and what remains the same.</w:t>
+      </w:r>
+    </w:p>
+    <w:p>
+      <w:pPr>
+        <w:pStyle w:val="Heading3"/>
+      </w:pPr>
+      <w:r>
+        <w:t>My reasoning and evidence</w:t>
+      </w:r>
+    </w:p>
+    <w:p>
+      <w:r>
+        <w:t>________________________________________________________________</w:t>
+      </w:r>
+    </w:p>
+    <w:p>
+      <w:r>
+        <w:t>________________________________________________________________</w:t>
+      </w:r>
+    </w:p>
+    <w:p>
+      <w:r>
+        <w:t>________________________________________________________________</w:t>
+      </w:r>
+    </w:p>
+    <w:p>
+      <w:r>
+        <w:t>________________________________________________________________</w:t>
+      </w:r>
+    </w:p>
+    <w:p>
+      <w:r>
+        <w:t>________________________________________________________________</w:t>
+      </w:r>
+    </w:p>
+    <w:p>
+      <w:r>
+        <w:t>________________________________________________________________</w:t>
+      </w:r>
+    </w:p>
+    <w:p>
+      <w:pPr>
+        <w:pStyle w:val="Heading1"/>
+      </w:pPr>
+      <w:r>
+        <w:t>14. W3 · Keep query answers out of the pool</w:t>
+      </w:r>
+    </w:p>
+    <w:p>
+      <w:r>
+        <w:t>Use all three supplied validation records and the same baseline.</w:t>
+      </w:r>
+    </w:p>
+    <w:p>
+      <w:pPr>
+        <w:pStyle w:val="Heading2"/>
+      </w:pPr>
+      <w:r>
+        <w:t>Your evidence record</w:t>
+      </w:r>
+    </w:p>
+    <w:p>
+      <w:pPr>
+        <w:pStyle w:val="ListBullet"/>
+      </w:pPr>
+      <w:r>
+        <w:t>Worked training A2 blocked,B4 clear,C8 clear,D10 blocked,E12 clear; unitscm. Distance is absolute difference, distance ties sort alphabetically by ID. Compare k1/k3; k3 votes by majority of stored labels. Worked validation queries/references:(3,blocked),(9,blocked),(11,clear). The baseline is training-majority clear. The separate compact/extended book pool has different rows and is not used for this validation.</w:t>
+      </w:r>
+    </w:p>
+    <w:p>
+      <w:pPr>
+        <w:pStyle w:val="ListBullet"/>
+      </w:pPr>
+      <w:r>
+        <w:t>Why must the three validation reference labels not enter the neighbour pool? Give the fixed k=3 score and baseline score on the worked validation examples.</w:t>
+      </w:r>
+    </w:p>
+    <w:p>
+      <w:pPr>
+        <w:pStyle w:val="Heading3"/>
+      </w:pPr>
+      <w:r>
+        <w:t>My reasoning and evidence</w:t>
+      </w:r>
+    </w:p>
+    <w:p>
+      <w:r>
+        <w:t>________________________________________________________________</w:t>
+      </w:r>
+    </w:p>
+    <w:p>
+      <w:r>
+        <w:t>________________________________________________________________</w:t>
+      </w:r>
+    </w:p>
+    <w:p>
+      <w:r>
+        <w:t>________________________________________________________________</w:t>
+      </w:r>
+    </w:p>
+    <w:p>
+      <w:r>
+        <w:t>________________________________________________________________</w:t>
+      </w:r>
+    </w:p>
+    <w:p>
+      <w:r>
+        <w:t>________________________________________________________________</w:t>
+      </w:r>
+    </w:p>
+    <w:p>
+      <w:r>
+        <w:t>________________________________________________________________</w:t>
+      </w:r>
+    </w:p>
+    <w:p>
+      <w:pPr>
+        <w:pStyle w:val="Heading1"/>
+      </w:pPr>
+      <w:r>
+        <w:t>16. W5 · Limit a vote fraction and an exact match</w:t>
+      </w:r>
+    </w:p>
+    <w:p>
+      <w:r>
+        <w:t>Neither establishes calibrated correctness or full suitability.</w:t>
+      </w:r>
+    </w:p>
+    <w:p>
+      <w:pPr>
+        <w:pStyle w:val="Heading2"/>
+      </w:pPr>
+      <w:r>
+        <w:t>Your evidence record</w:t>
+      </w:r>
+    </w:p>
+    <w:p>
+      <w:pPr>
+        <w:pStyle w:val="ListBullet"/>
+      </w:pPr>
+      <w:r>
+        <w:t>Worked training A2 blocked,B4 clear,C8 clear,D10 blocked,E12 clear; unitscm. Distance is absolute difference, distance ties sort alphabetically by ID. Compare k1/k3; k3 votes by majority of stored labels. Worked validation queries/references:(3,blocked),(9,blocked),(11,clear). The baseline is training-majority clear. The separate compact/extended book pool has different rows and is not used for this validation.</w:t>
+      </w:r>
+    </w:p>
+    <w:p>
+      <w:pPr>
+        <w:pStyle w:val="ListBullet"/>
+      </w:pPr>
+      <w:r>
+        <w:t>Two of three neighbours vote clear. Does that prove a two-thirds chance of a correct prediction? Does an exact feature match guarantee a correct label? Explain both limits.</w:t>
+      </w:r>
+    </w:p>
+    <w:p>
+      <w:pPr>
+        <w:pStyle w:val="Heading3"/>
+      </w:pPr>
+      <w:r>
+        <w:t>My reasoning and evidence</w:t>
+      </w:r>
+    </w:p>
+    <w:p>
+      <w:r>
+        <w:t>________________________________________________________________</w:t>
+      </w:r>
+    </w:p>
+    <w:p>
+      <w:r>
+        <w:t>________________________________________________________________</w:t>
+      </w:r>
+    </w:p>
+    <w:p>
+      <w:r>
+        <w:t>________________________________________________________________</w:t>
+      </w:r>
+    </w:p>
+    <w:p>
+      <w:r>
+        <w:t>________________________________________________________________</w:t>
+      </w:r>
+    </w:p>
+    <w:p>
+      <w:r>
+        <w:t>________________________________________________________________</w:t>
+      </w:r>
+    </w:p>
+    <w:p>
+      <w:r>
+        <w:t>________________________________________________________________</w:t>
+      </w:r>
+    </w:p>
+    <w:p>
+      <w:pPr>
+        <w:pStyle w:val="Heading1"/>
+      </w:pPr>
+      <w:r>
+        <w:t>04. W4 · Find neighbours independently</w:t>
+      </w:r>
+    </w:p>
+    <w:p>
+      <w:r>
+        <w:t>Keep one first attempt before hints or feedback.</w:t>
+      </w:r>
+    </w:p>
+    <w:p>
+      <w:pPr>
+        <w:pStyle w:val="Heading2"/>
+      </w:pPr>
+      <w:r>
+        <w:t>Read and explain independently</w:t>
       </w:r>
     </w:p>
     <w:p>
@@ -41,15 +521,7 @@
         <w:rPr>
           <w:b w:val="0"/>
         </w:rPr>
-        <w:t>Try the recall before opening notes. Then use a different colour or a labelled second line to correct your explanation.</w:t>
-      </w:r>
-    </w:p>
-    <w:p>
-      <w:pPr>
-        <w:pStyle w:val="Heading3"/>
-      </w:pPr>
-      <w:r>
-        <w:t>Similarity by Selected Traits</w:t>
+        <w:t>Use the new P–T training pool supplied in W4. Distance is absolute gap, equal distances use alphabetical ID order and k3 votes use the three stored labels; do not add validation references to training.</w:t>
       </w:r>
     </w:p>
     <w:p>
@@ -60,186 +532,19 @@
         <w:rPr>
           <w:b w:val="0"/>
         </w:rPr>
-        <w:t>Without opening the old lesson, explain one key idea from Similarity by Selected Traits. Give an example and a mistake that the idea helps you avoid.</w:t>
-      </w:r>
-    </w:p>
-    <w:p>
-      <w:pPr>
-        <w:pStyle w:val="Heading3"/>
-      </w:pPr>
-      <w:r>
-        <w:t>My remembered idea, example and correction</w:t>
-      </w:r>
-    </w:p>
-    <w:p>
-      <w:r>
-        <w:t>________________________________________________________________</w:t>
-      </w:r>
-    </w:p>
-    <w:p>
-      <w:r>
-        <w:t>________________________________________________________________</w:t>
-      </w:r>
-    </w:p>
-    <w:p>
-      <w:r>
-        <w:t>________________________________________________________________</w:t>
-      </w:r>
-    </w:p>
-    <w:p>
-      <w:pPr>
-        <w:pStyle w:val="Heading3"/>
-      </w:pPr>
-      <w:r>
-        <w:t>Sampling and Representation</w:t>
-      </w:r>
-    </w:p>
-    <w:p>
-      <w:pPr>
-        <w:spacing w:line="336" w:lineRule="auto" w:after="180"/>
-      </w:pPr>
+        <w:t xml:space="preserve">New </w:t>
+      </w:r>
+      <w:r>
+        <w:rPr>
+          <w:b/>
+        </w:rPr>
+        <w:t>training</w:t>
+      </w:r>
       <w:r>
         <w:rPr>
           <w:b w:val="0"/>
         </w:rPr>
-        <w:t>Without opening the old lesson, explain one key idea from Sampling and Representation. Give an example and a mistake that the idea helps you avoid.</w:t>
-      </w:r>
-    </w:p>
-    <w:p>
-      <w:pPr>
-        <w:pStyle w:val="Heading3"/>
-      </w:pPr>
-      <w:r>
-        <w:t>My remembered idea, example and correction</w:t>
-      </w:r>
-    </w:p>
-    <w:p>
-      <w:r>
-        <w:t>________________________________________________________________</w:t>
-      </w:r>
-    </w:p>
-    <w:p>
-      <w:r>
-        <w:t>________________________________________________________________</w:t>
-      </w:r>
-    </w:p>
-    <w:p>
-      <w:r>
-        <w:t>________________________________________________________________</w:t>
-      </w:r>
-    </w:p>
-    <w:p>
-      <w:pPr>
-        <w:pStyle w:val="Heading3"/>
-      </w:pPr>
-      <w:r>
-        <w:t>Overfitting Intuition</w:t>
-      </w:r>
-    </w:p>
-    <w:p>
-      <w:pPr>
-        <w:spacing w:line="336" w:lineRule="auto" w:after="180"/>
-      </w:pPr>
-      <w:r>
-        <w:rPr>
-          <w:b w:val="0"/>
-        </w:rPr>
-        <w:t>Without opening the old lesson, explain one key idea from Over</w:t>
-      </w:r>
-      <w:r>
-        <w:rPr>
-          <w:b/>
-        </w:rPr>
-        <w:t>fitting</w:t>
-      </w:r>
-      <w:r>
-        <w:rPr>
-          <w:b w:val="0"/>
-        </w:rPr>
-        <w:t xml:space="preserve"> Intuition. Give an example and a mistake that the idea helps you avoid.</w:t>
-      </w:r>
-    </w:p>
-    <w:p>
-      <w:pPr>
-        <w:pStyle w:val="Heading3"/>
-      </w:pPr>
-      <w:r>
-        <w:t>My remembered idea, example and correction</w:t>
-      </w:r>
-    </w:p>
-    <w:p>
-      <w:r>
-        <w:t>________________________________________________________________</w:t>
-      </w:r>
-    </w:p>
-    <w:p>
-      <w:r>
-        <w:t>________________________________________________________________</w:t>
-      </w:r>
-    </w:p>
-    <w:p>
-      <w:r>
-        <w:t>________________________________________________________________</w:t>
-      </w:r>
-    </w:p>
-    <w:p>
-      <w:pPr>
-        <w:pStyle w:val="Heading1"/>
-      </w:pPr>
-      <w:r>
-        <w:t>02. Practise with fading help</w:t>
-      </w:r>
-    </w:p>
-    <w:p>
-      <w:r>
-        <w:t>Complete the supported Nearest Neighbor Reasoning trace and record the first step you can explain without help.</w:t>
-      </w:r>
-    </w:p>
-    <w:p>
-      <w:pPr>
-        <w:spacing w:line="336" w:lineRule="auto" w:after="180"/>
-      </w:pPr>
-      <w:r>
-        <w:rPr>
-          <w:b w:val="0"/>
-        </w:rPr>
-        <w:t xml:space="preserve">Use W2: Apply </w:t>
-      </w:r>
-      <w:r>
-        <w:rPr>
-          <w:b/>
-        </w:rPr>
-        <w:t>neighbour</w:t>
-      </w:r>
-      <w:r>
-        <w:rPr>
-          <w:b w:val="0"/>
-        </w:rPr>
-        <w:t xml:space="preserve"> and </w:t>
-      </w:r>
-      <w:r>
-        <w:rPr>
-          <w:b/>
-        </w:rPr>
-        <w:t>tie rule</w:t>
-      </w:r>
-      <w:r>
-        <w:rPr>
-          <w:b w:val="0"/>
-        </w:rPr>
-        <w:t xml:space="preserve">s for Nearest </w:t>
-      </w:r>
-      <w:r>
-        <w:rPr>
-          <w:b/>
-        </w:rPr>
-        <w:t>neighbour</w:t>
-      </w:r>
-      <w:r>
-        <w:rPr>
-          <w:b w:val="0"/>
-        </w:rPr>
-        <w:t xml:space="preserve">s and </w:t>
+        <w:t xml:space="preserve"> rows are P at 1 cm clear, Q at 5 blocked, R at 7 blocked, S at 11 clear, T at 13 blocked. For query 6, give all </w:t>
       </w:r>
       <w:r>
         <w:rPr>
@@ -251,158 +556,7 @@
         <w:rPr>
           <w:b w:val="0"/>
         </w:rPr>
-        <w:t>s. Record the answer once; the lesson and workbook refer to the same attempt.</w:t>
-      </w:r>
-    </w:p>
-    <w:tbl>
-      <w:tblPr>
-        <w:tblStyle w:val="LightShading-Accent1"/>
-        <w:tblW w:type="auto" w:w="0"/>
-        <w:tblLook w:firstColumn="1" w:firstRow="1" w:lastColumn="0" w:lastRow="0" w:noHBand="0" w:noVBand="1" w:val="04A0"/>
-      </w:tblPr>
-      <w:tblGrid>
-        <w:gridCol w:w="2556"/>
-        <w:gridCol w:w="2556"/>
-        <w:gridCol w:w="2556"/>
-        <w:gridCol w:w="2556"/>
-      </w:tblGrid>
-      <w:tr>
-        <w:trPr>
-          <w:tblHeader/>
-        </w:trPr>
-        <w:tc>
-          <w:tcPr>
-            <w:tcW w:type="dxa" w:w="2556"/>
-          </w:tcPr>
-          <w:p>
-            <w:r>
-              <w:t>Given inputs</w:t>
-            </w:r>
-          </w:p>
-        </w:tc>
-        <w:tc>
-          <w:tcPr>
-            <w:tcW w:type="dxa" w:w="2556"/>
-          </w:tcPr>
-          <w:p>
-            <w:r>
-              <w:t>Procedure I chose</w:t>
-            </w:r>
-          </w:p>
-        </w:tc>
-        <w:tc>
-          <w:tcPr>
-            <w:tcW w:type="dxa" w:w="2556"/>
-          </w:tcPr>
-          <w:p>
-            <w:r>
-              <w:t>Middle steps</w:t>
-            </w:r>
-          </w:p>
-        </w:tc>
-        <w:tc>
-          <w:tcPr>
-            <w:tcW w:type="dxa" w:w="2556"/>
-          </w:tcPr>
-          <w:p>
-            <w:r>
-              <w:t>Result and check</w:t>
-            </w:r>
-          </w:p>
-        </w:tc>
-      </w:tr>
-      <w:tr>
-        <w:tc>
-          <w:tcPr>
-            <w:tcW w:type="dxa" w:w="2556"/>
-          </w:tcPr>
-          <w:p>
-            <w:r/>
-          </w:p>
-        </w:tc>
-        <w:tc>
-          <w:tcPr>
-            <w:tcW w:type="dxa" w:w="2556"/>
-          </w:tcPr>
-          <w:p>
-            <w:r/>
-          </w:p>
-        </w:tc>
-        <w:tc>
-          <w:tcPr>
-            <w:tcW w:type="dxa" w:w="2556"/>
-          </w:tcPr>
-          <w:p>
-            <w:r/>
-          </w:p>
-        </w:tc>
-        <w:tc>
-          <w:tcPr>
-            <w:tcW w:type="dxa" w:w="2556"/>
-          </w:tcPr>
-          <w:p>
-            <w:r/>
-          </w:p>
-        </w:tc>
-      </w:tr>
-    </w:tbl>
-    <w:p>
-      <w:pPr>
-        <w:pStyle w:val="Heading3"/>
-      </w:pPr>
-      <w:r>
-        <w:t>The step I completed without help, and the hint I needed</w:t>
-      </w:r>
-    </w:p>
-    <w:p>
-      <w:r>
-        <w:t>________________________________________________________________</w:t>
-      </w:r>
-    </w:p>
-    <w:p>
-      <w:r>
-        <w:t>________________________________________________________________</w:t>
-      </w:r>
-    </w:p>
-    <w:p>
-      <w:r>
-        <w:t>________________________________________________________________</w:t>
-      </w:r>
-    </w:p>
-    <w:p>
-      <w:pPr>
-        <w:pStyle w:val="Heading1"/>
-      </w:pPr>
-      <w:r>
-        <w:t>03. Individual reasoning check</w:t>
-      </w:r>
-    </w:p>
-    <w:p>
-      <w:r>
-        <w:t>Check the proposed Nearest Neighbor Reasoning explanation against the supplied facts before discussing it.</w:t>
-      </w:r>
-    </w:p>
-    <w:p>
-      <w:pPr>
-        <w:spacing w:line="336" w:lineRule="auto" w:after="180"/>
-      </w:pPr>
-      <w:r>
-        <w:rPr>
-          <w:b w:val="0"/>
-        </w:rPr>
-        <w:t xml:space="preserve">Use the worked case for Nearest </w:t>
-      </w:r>
-      <w:r>
-        <w:rPr>
-          <w:b/>
-        </w:rPr>
-        <w:t>neighbour</w:t>
-      </w:r>
-      <w:r>
-        <w:rPr>
-          <w:b w:val="0"/>
-        </w:rPr>
-        <w:t xml:space="preserve">s and </w:t>
+        <w:t xml:space="preserve">s, order the IDs by </w:t>
       </w:r>
       <w:r>
         <w:rPr>
@@ -414,90 +568,18 @@
         <w:rPr>
           <w:b w:val="0"/>
         </w:rPr>
-        <w:t xml:space="preserve">s. Proposed explanation: “A negative difference is a negative </w:t>
-      </w:r>
-      <w:r>
-        <w:rPr>
-          <w:b/>
-        </w:rPr>
-        <w:t>distance</w:t>
-      </w:r>
+        <w:t xml:space="preserve"> then alphabetically, and predict with k=1 and k=3.</w:t>
+      </w:r>
+    </w:p>
+    <w:p>
+      <w:pPr>
+        <w:spacing w:line="336" w:lineRule="auto" w:after="180"/>
+      </w:pPr>
       <w:r>
         <w:rPr>
           <w:b w:val="0"/>
         </w:rPr>
-        <w:t>”. Decide whether this explanation is supported.</w:t>
-      </w:r>
-    </w:p>
-    <w:p>
-      <w:pPr>
-        <w:spacing w:line="336" w:lineRule="auto" w:after="180"/>
-      </w:pPr>
-      <w:r>
-        <w:rPr>
-          <w:b w:val="0"/>
-        </w:rPr>
-        <w:t>Point to the step or supplied fact that decides; explain your repair if needed.</w:t>
-      </w:r>
-    </w:p>
-    <w:p>
-      <w:pPr>
-        <w:pStyle w:val="Heading3"/>
-      </w:pPr>
-      <w:r>
-        <w:t>My explanation before partner discussion</w:t>
-      </w:r>
-    </w:p>
-    <w:p>
-      <w:r>
-        <w:t>________________________________________________________________</w:t>
-      </w:r>
-    </w:p>
-    <w:p>
-      <w:r>
-        <w:t>________________________________________________________________</w:t>
-      </w:r>
-    </w:p>
-    <w:p>
-      <w:r>
-        <w:t>________________________________________________________________</w:t>
-      </w:r>
-    </w:p>
-    <w:p>
-      <w:r>
-        <w:t>________________________________________________________________</w:t>
-      </w:r>
-    </w:p>
-    <w:p>
-      <w:pPr>
-        <w:pStyle w:val="Heading1"/>
-      </w:pPr>
-      <w:r>
-        <w:t>04. Independent transfer case</w:t>
-      </w:r>
-    </w:p>
-    <w:p>
-      <w:r>
-        <w:t>Write one first attempt at the reserved independent case before feedback. Repeated copies of that case refer to the same recorded attempt.</w:t>
-      </w:r>
-    </w:p>
-    <w:p>
-      <w:pPr>
-        <w:pStyle w:val="Heading3"/>
-      </w:pPr>
-      <w:r>
-        <w:t>Independent case: Find neighbours independently</w:t>
-      </w:r>
-    </w:p>
-    <w:p>
-      <w:pPr>
-        <w:spacing w:line="336" w:lineRule="auto" w:after="180"/>
-      </w:pPr>
-      <w:r>
-        <w:rPr>
-          <w:b w:val="0"/>
-        </w:rPr>
-        <w:t xml:space="preserve">New </w:t>
+        <w:t xml:space="preserve">Using the same </w:t>
       </w:r>
       <w:r>
         <w:rPr>
@@ -509,42 +591,7 @@
         <w:rPr>
           <w:b w:val="0"/>
         </w:rPr>
-        <w:t xml:space="preserve"> rows are P at 1 cm clear, Q at 5 blocked, R at 7 blocked, S at 11 clear, T at 13 blocked. For query 6, give all </w:t>
-      </w:r>
-      <w:r>
-        <w:rPr>
-          <w:b/>
-        </w:rPr>
-        <w:t>distance</w:t>
-      </w:r>
-      <w:r>
-        <w:rPr>
-          <w:b w:val="0"/>
-        </w:rPr>
-        <w:t xml:space="preserve">s, order the IDs by </w:t>
-      </w:r>
-      <w:r>
-        <w:rPr>
-          <w:b/>
-        </w:rPr>
-        <w:t>distance</w:t>
-      </w:r>
-      <w:r>
-        <w:rPr>
-          <w:b w:val="0"/>
-        </w:rPr>
-        <w:t xml:space="preserve"> then alphabetically, and predict with k=1 and k=3.</w:t>
-      </w:r>
-    </w:p>
-    <w:p>
-      <w:pPr>
-        <w:spacing w:line="336" w:lineRule="auto" w:after="180"/>
-      </w:pPr>
-      <w:r>
-        <w:rPr>
-          <w:b w:val="0"/>
-        </w:rPr>
-        <w:t xml:space="preserve">Using the same </w:t>
+        <w:t xml:space="preserve"> pool and k=3, score validation (6,blocked),(10,clear),(12,blocked). Compare the </w:t>
       </w:r>
       <w:r>
         <w:rPr>
@@ -556,18 +603,6 @@
         <w:rPr>
           <w:b w:val="0"/>
         </w:rPr>
-        <w:t xml:space="preserve"> pool and k=3, score validation (6,blocked),(10,clear),(12,blocked). Compare the </w:t>
-      </w:r>
-      <w:r>
-        <w:rPr>
-          <w:b/>
-        </w:rPr>
-        <w:t>training</w:t>
-      </w:r>
-      <w:r>
-        <w:rPr>
-          <w:b w:val="0"/>
-        </w:rPr>
         <w:t>-majority baseline.</w:t>
       </w:r>
     </w:p>
@@ -612,6 +647,14 @@
     <w:p>
       <w:r>
         <w:t>________________________________________________________________</w:t>
+      </w:r>
+    </w:p>
+    <w:p>
+      <w:pPr>
+        <w:pStyle w:val="Heading2"/>
+      </w:pPr>
+      <w:r>
+        <w:t>Keep a fair record</w:t>
       </w:r>
     </w:p>
     <w:p>
@@ -627,15 +670,39 @@
     </w:p>
     <w:p>
       <w:pPr>
+        <w:pStyle w:val="Heading2"/>
+      </w:pPr>
+      <w:r>
+        <w:t>Earlier wording, alternatives and picture transcripts · reference / check after trying</w:t>
+      </w:r>
+    </w:p>
+    <w:p>
+      <w:pPr>
+        <w:pStyle w:val="Heading3"/>
+      </w:pPr>
+      <w:r>
+        <w:t>Independent case: Find neighbours independently</w:t>
+      </w:r>
+    </w:p>
+    <w:p>
+      <w:pPr>
         <w:pStyle w:val="Heading1"/>
       </w:pPr>
       <w:r>
-        <w:t>05. Your learning target</w:t>
-      </w:r>
-    </w:p>
-    <w:p>
-      <w:r>
-        <w:t>Connect the Nearest Neighbor Reasoning target to a trace and a justified conclusion.</w:t>
+        <w:t>09. Project · Keep the decision and its evidence</w:t>
+      </w:r>
+    </w:p>
+    <w:p>
+      <w:r>
+        <w:t>Add this week’s change to your existing project record.</w:t>
+      </w:r>
+    </w:p>
+    <w:p>
+      <w:pPr>
+        <w:pStyle w:val="Heading2"/>
+      </w:pPr>
+      <w:r>
+        <w:t>Your evidence record</w:t>
       </w:r>
     </w:p>
     <w:p>
@@ -646,101 +713,19 @@
         <w:rPr>
           <w:b w:val="0"/>
         </w:rPr>
-        <w:t xml:space="preserve">A query has nearest books A and B at </w:t>
+        <w:t xml:space="preserve">Use </w:t>
       </w:r>
       <w:r>
         <w:rPr>
           <w:b/>
         </w:rPr>
-        <w:t>distance</w:t>
+        <w:t>neighbor</w:t>
       </w:r>
       <w:r>
         <w:rPr>
           <w:b w:val="0"/>
         </w:rPr>
-        <w:t xml:space="preserve"> 1, with conflicting labels; C is </w:t>
-      </w:r>
-      <w:r>
-        <w:rPr>
-          <w:b/>
-        </w:rPr>
-        <w:t>distance</w:t>
-      </w:r>
-      <w:r>
-        <w:rPr>
-          <w:b w:val="0"/>
-        </w:rPr>
-        <w:t xml:space="preserve"> 2. A program chooses whichever row occurs first. Explain the risk and define a reproducible alternative.</w:t>
-      </w:r>
-    </w:p>
-    <w:p>
-      <w:pPr>
-        <w:pStyle w:val="Heading1"/>
-      </w:pPr>
-      <w:r>
-        <w:t>06. Solve the given case</w:t>
-      </w:r>
-    </w:p>
-    <w:p>
-      <w:r>
-        <w:t>Solve the supplied Nearest Neighbor Reasoning case and show the deciding evidence.</w:t>
-      </w:r>
-    </w:p>
-    <w:p>
-      <w:pPr>
-        <w:spacing w:line="336" w:lineRule="auto" w:after="180"/>
-      </w:pPr>
-      <w:r>
-        <w:rPr>
-          <w:b w:val="0"/>
-        </w:rPr>
-        <w:t>A=[1,1] liked, B=[1,0] disliked, C=[0,0] disliked; query=[0,1].</w:t>
-      </w:r>
-    </w:p>
-    <w:p>
-      <w:pPr>
-        <w:spacing w:line="336" w:lineRule="auto" w:after="180"/>
-      </w:pPr>
-      <w:r>
-        <w:rPr>
-          <w:b w:val="0"/>
-        </w:rPr>
-        <w:t xml:space="preserve">Find nearest </w:t>
-      </w:r>
-      <w:r>
-        <w:rPr>
-          <w:b/>
-        </w:rPr>
-        <w:t>neighbour</w:t>
-      </w:r>
-      <w:r>
-        <w:rPr>
-          <w:b w:val="0"/>
-        </w:rPr>
-        <w:t xml:space="preserve">s using differing-trait </w:t>
-      </w:r>
-      <w:r>
-        <w:rPr>
-          <w:b/>
-        </w:rPr>
-        <w:t>distance</w:t>
-      </w:r>
-      <w:r>
-        <w:rPr>
-          <w:b w:val="0"/>
-        </w:rPr>
-        <w:t xml:space="preserve"> and k=1.</w:t>
-      </w:r>
-    </w:p>
-    <w:p>
-      <w:pPr>
-        <w:spacing w:line="336" w:lineRule="auto" w:after="180"/>
-      </w:pPr>
-      <w:r>
-        <w:rPr>
-          <w:b w:val="0"/>
-        </w:rPr>
-        <w:t xml:space="preserve">Show your trace, calculation or </w:t>
+        <w:t xml:space="preserve">ing liked books as </w:t>
       </w:r>
       <w:r>
         <w:rPr>
@@ -748,332 +733,22 @@
         </w:rPr>
         <w:t>evidence</w:t>
       </w:r>
-    </w:p>
-    <w:p>
-      <w:pPr>
-        <w:pStyle w:val="Heading3"/>
-      </w:pPr>
-      <w:r>
-        <w:t>Write or draw your reasoning and evidence.</w:t>
-      </w:r>
-    </w:p>
-    <w:p>
-      <w:r>
-        <w:t>________________________________________________________________</w:t>
-      </w:r>
-    </w:p>
-    <w:p>
-      <w:r>
-        <w:t>________________________________________________________________</w:t>
-      </w:r>
-    </w:p>
-    <w:p>
-      <w:r>
-        <w:t>________________________________________________________________</w:t>
-      </w:r>
-    </w:p>
-    <w:p>
-      <w:r>
-        <w:t>________________________________________________________________</w:t>
-      </w:r>
-    </w:p>
-    <w:p>
-      <w:r>
-        <w:t>________________________________________________________________</w:t>
-      </w:r>
-    </w:p>
-    <w:p>
-      <w:pPr>
-        <w:pStyle w:val="Heading1"/>
-      </w:pPr>
-      <w:r>
-        <w:t>07. Check a changed case</w:t>
-      </w:r>
-    </w:p>
-    <w:p>
-      <w:r>
-        <w:t>Apply the procedure to the changed case and record why the conclusion follows.</w:t>
-      </w:r>
-    </w:p>
-    <w:p>
-      <w:pPr>
-        <w:spacing w:line="336" w:lineRule="auto" w:after="180"/>
-      </w:pPr>
-      <w:r>
-        <w:rPr>
-          <w:b/>
-        </w:rPr>
-        <w:t>Training</w:t>
-      </w:r>
       <w:r>
         <w:rPr>
           <w:b w:val="0"/>
         </w:rPr>
-        <w:t xml:space="preserve"> items have one numeric feature: A=2 with label short, B=8 with label long. A new item has value 6. Use absolute </w:t>
-      </w:r>
-      <w:r>
-        <w:rPr>
-          <w:b/>
-        </w:rPr>
-        <w:t>distance</w:t>
-      </w:r>
+        <w:t>, while explaining which traits created closeness.</w:t>
+      </w:r>
+    </w:p>
+    <w:p>
+      <w:pPr>
+        <w:spacing w:line="336" w:lineRule="auto" w:after="180"/>
+      </w:pPr>
       <w:r>
         <w:rPr>
           <w:b w:val="0"/>
         </w:rPr>
-        <w:t xml:space="preserve"> to choose its nearest </w:t>
-      </w:r>
-      <w:r>
-        <w:rPr>
-          <w:b/>
-        </w:rPr>
-        <w:t>neighbour</w:t>
-      </w:r>
-      <w:r>
-        <w:rPr>
-          <w:b w:val="0"/>
-        </w:rPr>
-        <w:t>.</w:t>
-      </w:r>
-    </w:p>
-    <w:p>
-      <w:pPr>
-        <w:spacing w:line="336" w:lineRule="auto" w:after="180"/>
-      </w:pPr>
-      <w:r>
-        <w:rPr>
-          <w:b w:val="0"/>
-        </w:rPr>
-        <w:t>My independent answer and reason</w:t>
-      </w:r>
-    </w:p>
-    <w:p>
-      <w:pPr>
-        <w:pStyle w:val="Heading3"/>
-      </w:pPr>
-      <w:r>
-        <w:t>Write or draw your reasoning and evidence.</w:t>
-      </w:r>
-    </w:p>
-    <w:p>
-      <w:r>
-        <w:t>________________________________________________________________</w:t>
-      </w:r>
-    </w:p>
-    <w:p>
-      <w:r>
-        <w:t>________________________________________________________________</w:t>
-      </w:r>
-    </w:p>
-    <w:p>
-      <w:r>
-        <w:t>________________________________________________________________</w:t>
-      </w:r>
-    </w:p>
-    <w:p>
-      <w:r>
-        <w:t>________________________________________________________________</w:t>
-      </w:r>
-    </w:p>
-    <w:p>
-      <w:r>
-        <w:t>________________________________________________________________</w:t>
-      </w:r>
-    </w:p>
-    <w:p>
-      <w:pPr>
-        <w:pStyle w:val="Heading3"/>
-      </w:pPr>
-      <w:r>
-        <w:t>Week 22 Test and reflect</w:t>
-      </w:r>
-    </w:p>
-    <w:p>
-      <w:pPr>
-        <w:pStyle w:val="Heading1"/>
-      </w:pPr>
-      <w:r>
-        <w:t>08. Design a revealing test</w:t>
-      </w:r>
-    </w:p>
-    <w:p>
-      <w:r>
-        <w:t>Specify a changed input, expected result and observation separately.</w:t>
-      </w:r>
-    </w:p>
-    <w:p>
-      <w:pPr>
-        <w:spacing w:line="336" w:lineRule="auto" w:after="180"/>
-      </w:pPr>
-      <w:r>
-        <w:rPr>
-          <w:b w:val="0"/>
-        </w:rPr>
-        <w:t xml:space="preserve">Create a changed </w:t>
-      </w:r>
-      <w:r>
-        <w:rPr>
-          <w:b/>
-        </w:rPr>
-        <w:t>input</w:t>
-      </w:r>
-      <w:r>
-        <w:rPr>
-          <w:b w:val="0"/>
-        </w:rPr>
-        <w:t>, boundary case or missing-information case. Write the expected answer or safe response before testing.</w:t>
-      </w:r>
-    </w:p>
-    <w:tbl>
-      <w:tblPr>
-        <w:tblStyle w:val="LightShading-Accent1"/>
-        <w:tblW w:type="auto" w:w="0"/>
-        <w:tblLook w:firstColumn="1" w:firstRow="1" w:lastColumn="0" w:lastRow="0" w:noHBand="0" w:noVBand="1" w:val="04A0"/>
-      </w:tblPr>
-      <w:tblGrid>
-        <w:gridCol w:w="5112"/>
-        <w:gridCol w:w="5112"/>
-      </w:tblGrid>
-      <w:tr>
-        <w:trPr>
-          <w:tblHeader/>
-        </w:trPr>
-        <w:tc>
-          <w:tcPr>
-            <w:tcW w:type="dxa" w:w="5112"/>
-          </w:tcPr>
-          <w:p>
-            <w:r>
-              <w:t>Test record</w:t>
-            </w:r>
-          </w:p>
-        </w:tc>
-        <w:tc>
-          <w:tcPr>
-            <w:tcW w:type="dxa" w:w="5112"/>
-          </w:tcPr>
-          <w:p>
-            <w:r>
-              <w:t>My evidence</w:t>
-            </w:r>
-          </w:p>
-        </w:tc>
-      </w:tr>
-      <w:tr>
-        <w:tc>
-          <w:tcPr>
-            <w:tcW w:type="dxa" w:w="5112"/>
-          </w:tcPr>
-          <w:p>
-            <w:r>
-              <w:t>Changed input or condition</w:t>
-            </w:r>
-          </w:p>
-        </w:tc>
-        <w:tc>
-          <w:tcPr>
-            <w:tcW w:type="dxa" w:w="5112"/>
-          </w:tcPr>
-          <w:p>
-            <w:r/>
-          </w:p>
-        </w:tc>
-      </w:tr>
-      <w:tr>
-        <w:tc>
-          <w:tcPr>
-            <w:tcW w:type="dxa" w:w="5112"/>
-          </w:tcPr>
-          <w:p>
-            <w:r>
-              <w:t>Expected answer or fallback</w:t>
-            </w:r>
-          </w:p>
-        </w:tc>
-        <w:tc>
-          <w:tcPr>
-            <w:tcW w:type="dxa" w:w="5112"/>
-          </w:tcPr>
-          <w:p>
-            <w:r/>
-          </w:p>
-        </w:tc>
-      </w:tr>
-      <w:tr>
-        <w:tc>
-          <w:tcPr>
-            <w:tcW w:type="dxa" w:w="5112"/>
-          </w:tcPr>
-          <w:p>
-            <w:r>
-              <w:t>Observed result</w:t>
-            </w:r>
-          </w:p>
-        </w:tc>
-        <w:tc>
-          <w:tcPr>
-            <w:tcW w:type="dxa" w:w="5112"/>
-          </w:tcPr>
-          <w:p>
-            <w:r/>
-          </w:p>
-        </w:tc>
-      </w:tr>
-      <w:tr>
-        <w:tc>
-          <w:tcPr>
-            <w:tcW w:type="dxa" w:w="5112"/>
-          </w:tcPr>
-          <w:p>
-            <w:r>
-              <w:t>Why the result occurred</w:t>
-            </w:r>
-          </w:p>
-        </w:tc>
-        <w:tc>
-          <w:tcPr>
-            <w:tcW w:type="dxa" w:w="5112"/>
-          </w:tcPr>
-          <w:p>
-            <w:r/>
-          </w:p>
-        </w:tc>
-      </w:tr>
-    </w:tbl>
-    <w:p>
-      <w:pPr>
-        <w:pStyle w:val="Heading1"/>
-      </w:pPr>
-      <w:r>
-        <w:t>09. Project checkpoint</w:t>
-      </w:r>
-    </w:p>
-    <w:p>
-      <w:r>
-        <w:t>Justify what Nearest Neighbor Reasoning adds to Transparent Book Recommender and keep the evidence.</w:t>
-      </w:r>
-    </w:p>
-    <w:p>
-      <w:pPr>
-        <w:spacing w:line="336" w:lineRule="auto" w:after="180"/>
-      </w:pPr>
-      <w:r>
-        <w:rPr>
-          <w:b w:val="0"/>
-        </w:rPr>
-        <w:t xml:space="preserve">Use </w:t>
-      </w:r>
-      <w:r>
-        <w:rPr>
-          <w:b/>
-        </w:rPr>
-        <w:t>neighbor</w:t>
-      </w:r>
-      <w:r>
-        <w:rPr>
-          <w:b w:val="0"/>
-        </w:rPr>
-        <w:t xml:space="preserve">ing liked books as </w:t>
+        <w:t xml:space="preserve">The project change and </w:t>
       </w:r>
       <w:r>
         <w:rPr>
@@ -1085,29 +760,6 @@
         <w:rPr>
           <w:b w:val="0"/>
         </w:rPr>
-        <w:t>, while explaining which traits created closeness.</w:t>
-      </w:r>
-    </w:p>
-    <w:p>
-      <w:pPr>
-        <w:spacing w:line="336" w:lineRule="auto" w:after="180"/>
-      </w:pPr>
-      <w:r>
-        <w:rPr>
-          <w:b w:val="0"/>
-        </w:rPr>
-        <w:t xml:space="preserve">The project change and </w:t>
-      </w:r>
-      <w:r>
-        <w:rPr>
-          <w:b/>
-        </w:rPr>
-        <w:t>evidence</w:t>
-      </w:r>
-      <w:r>
-        <w:rPr>
-          <w:b w:val="0"/>
-        </w:rPr>
         <w:t xml:space="preserve"> I will keep</w:t>
       </w:r>
     </w:p>
@@ -1149,662 +801,20 @@
         <w:pStyle w:val="Heading1"/>
       </w:pPr>
       <w:r>
-        <w:t>10. Self check</w:t>
-      </w:r>
-    </w:p>
-    <w:p>
-      <w:r>
-        <w:t>Judge explanation, evidence, transfer and limits separately; attach the work behind your judgement.</w:t>
-      </w:r>
-    </w:p>
-    <w:p>
-      <w:pPr>
-        <w:pStyle w:val="ListBullet"/>
-      </w:pPr>
-      <w:r>
-        <w:t>I can explain the mechanism.</w:t>
-      </w:r>
-    </w:p>
-    <w:p>
-      <w:pPr>
-        <w:pStyle w:val="ListBullet"/>
-      </w:pPr>
-      <w:r>
-        <w:t>I can show evidence.</w:t>
-      </w:r>
-    </w:p>
-    <w:p>
-      <w:pPr>
-        <w:pStyle w:val="ListBullet"/>
-      </w:pPr>
-      <w:r>
-        <w:t>I can handle a changed case.</w:t>
-      </w:r>
-    </w:p>
-    <w:p>
-      <w:pPr>
-        <w:pStyle w:val="ListBullet"/>
-      </w:pPr>
-      <w:r>
-        <w:t>I can name a limit.</w:t>
-      </w:r>
-    </w:p>
-    <w:p>
-      <w:r>
-        <w:t>Mark each as not yet, with help or independently, and attach supporting work.</w:t>
-      </w:r>
-    </w:p>
-    <w:p>
-      <w:pPr>
-        <w:spacing w:line="336" w:lineRule="auto" w:after="180"/>
-      </w:pPr>
-      <w:r>
-        <w:rPr>
-          <w:b w:val="0"/>
-        </w:rPr>
-        <w:t>Teacher review ____________________  Next step ____________________</w:t>
-      </w:r>
-    </w:p>
-    <w:p>
-      <w:pPr>
-        <w:pStyle w:val="Heading1"/>
-      </w:pPr>
-      <w:r>
-        <w:t>11. Transfer practice from the original programme</w:t>
-      </w:r>
-    </w:p>
-    <w:p>
-      <w:r>
-        <w:t>Use this earlier case as transfer practice. A case already discussed with feedback is not fresh assessment evidence.</w:t>
-      </w:r>
-    </w:p>
-    <w:p>
-      <w:pPr>
-        <w:spacing w:line="336" w:lineRule="auto" w:after="180"/>
-      </w:pPr>
-      <w:r>
-        <w:rPr>
-          <w:b w:val="0"/>
-        </w:rPr>
-        <w:t xml:space="preserve">A query has nearest books A and B at </w:t>
-      </w:r>
-      <w:r>
-        <w:rPr>
-          <w:b/>
-        </w:rPr>
-        <w:t>distance</w:t>
-      </w:r>
-      <w:r>
-        <w:rPr>
-          <w:b w:val="0"/>
-        </w:rPr>
-        <w:t xml:space="preserve"> 1, with conflicting labels; C is </w:t>
-      </w:r>
-      <w:r>
-        <w:rPr>
-          <w:b/>
-        </w:rPr>
-        <w:t>distance</w:t>
-      </w:r>
-      <w:r>
-        <w:rPr>
-          <w:b w:val="0"/>
-        </w:rPr>
-        <w:t xml:space="preserve"> 2. A program chooses whichever row occurs first. Explain the risk and define a reproducible alternative.</w:t>
-      </w:r>
-    </w:p>
-    <w:p>
-      <w:pPr>
-        <w:pStyle w:val="Heading3"/>
-      </w:pPr>
-      <w:r>
-        <w:t>My independently reasoned answer</w:t>
-      </w:r>
-    </w:p>
-    <w:p>
-      <w:r>
-        <w:t>________________________________________________________________</w:t>
-      </w:r>
-    </w:p>
-    <w:p>
-      <w:r>
-        <w:t>________________________________________________________________</w:t>
-      </w:r>
-    </w:p>
-    <w:p>
-      <w:r>
-        <w:t>________________________________________________________________</w:t>
-      </w:r>
-    </w:p>
-    <w:p>
-      <w:r>
-        <w:t>________________________________________________________________</w:t>
-      </w:r>
-    </w:p>
-    <w:p>
-      <w:r>
-        <w:t>________________________________________________________________</w:t>
-      </w:r>
-    </w:p>
-    <w:p>
-      <w:r>
-        <w:t>________________________________________________________________</w:t>
-      </w:r>
-    </w:p>
-    <w:p>
-      <w:r>
-        <w:t>________________________________________________________________</w:t>
-      </w:r>
-    </w:p>
-    <w:p>
-      <w:pPr>
-        <w:spacing w:line="336" w:lineRule="auto" w:after="180"/>
-      </w:pPr>
-      <w:r>
-        <w:rPr>
-          <w:b w:val="0"/>
-        </w:rPr>
-        <w:t>Record support used: none, hint or teacher explanation.</w:t>
-      </w:r>
-    </w:p>
-    <w:p>
-      <w:pPr>
-        <w:pStyle w:val="Heading1"/>
-      </w:pPr>
-      <w:r>
-        <w:t>12. W1 Calculate feature distances</w:t>
-      </w:r>
-    </w:p>
-    <w:p>
-      <w:r>
-        <w:t>Calculate feature distances. Apply the supplied Nearest Neighbor Reasoning facts and keep your reasoning.</w:t>
-      </w:r>
-    </w:p>
-    <w:p>
-      <w:pPr>
-        <w:spacing w:line="336" w:lineRule="auto" w:after="180"/>
-      </w:pPr>
-      <w:r>
-        <w:rPr>
-          <w:b w:val="0"/>
-        </w:rPr>
-        <w:t xml:space="preserve">For query 3 cm, calculate </w:t>
-      </w:r>
-      <w:r>
-        <w:rPr>
-          <w:b/>
-        </w:rPr>
-        <w:t>distance</w:t>
-      </w:r>
-      <w:r>
-        <w:rPr>
-          <w:b w:val="0"/>
-        </w:rPr>
-        <w:t xml:space="preserve">s to all five </w:t>
-      </w:r>
-      <w:r>
-        <w:rPr>
-          <w:b/>
-        </w:rPr>
-        <w:t>training</w:t>
-      </w:r>
-      <w:r>
-        <w:rPr>
-          <w:b w:val="0"/>
-        </w:rPr>
-        <w:t xml:space="preserve"> rows. Explain why A and B tie even though their labels differ.</w:t>
-      </w:r>
-    </w:p>
-    <w:p>
-      <w:pPr>
-        <w:pStyle w:val="Heading3"/>
-      </w:pPr>
-      <w:r>
-        <w:t>My reasoning and evidence</w:t>
-      </w:r>
-    </w:p>
-    <w:p>
-      <w:r>
-        <w:t>________________________________________________________________</w:t>
-      </w:r>
-    </w:p>
-    <w:p>
-      <w:r>
-        <w:t>________________________________________________________________</w:t>
-      </w:r>
-    </w:p>
-    <w:p>
-      <w:r>
-        <w:t>________________________________________________________________</w:t>
-      </w:r>
-    </w:p>
-    <w:p>
-      <w:r>
-        <w:t>________________________________________________________________</w:t>
-      </w:r>
-    </w:p>
-    <w:p>
-      <w:r>
-        <w:t>________________________________________________________________</w:t>
-      </w:r>
-    </w:p>
-    <w:p>
-      <w:r>
-        <w:t>________________________________________________________________</w:t>
-      </w:r>
-    </w:p>
-    <w:p>
-      <w:pPr>
-        <w:pStyle w:val="Heading1"/>
-      </w:pPr>
-      <w:r>
-        <w:t>13. W2 Apply neighbour and tie rules</w:t>
-      </w:r>
-    </w:p>
-    <w:p>
-      <w:r>
-        <w:t>Apply neighbour and tie rules. Apply the supplied Nearest Neighbor Reasoning facts and keep your reasoning.</w:t>
-      </w:r>
-    </w:p>
-    <w:p>
-      <w:pPr>
-        <w:spacing w:line="336" w:lineRule="auto" w:after="180"/>
-      </w:pPr>
-      <w:r>
-        <w:rPr>
-          <w:b w:val="0"/>
-        </w:rPr>
-        <w:t xml:space="preserve">For query 3, list the selected IDs and </w:t>
-      </w:r>
-      <w:r>
-        <w:rPr>
-          <w:b/>
-        </w:rPr>
-        <w:t>prediction</w:t>
-      </w:r>
-      <w:r>
-        <w:rPr>
-          <w:b w:val="0"/>
-        </w:rPr>
-        <w:t xml:space="preserve">s for k=1 and k=3 using alphabetical ID order on equal </w:t>
-      </w:r>
-      <w:r>
-        <w:rPr>
-          <w:b/>
-        </w:rPr>
-        <w:t>distance</w:t>
-      </w:r>
-      <w:r>
-        <w:rPr>
-          <w:b w:val="0"/>
-        </w:rPr>
-        <w:t>s. Explain what changes and what remains the same.</w:t>
-      </w:r>
-    </w:p>
-    <w:p>
-      <w:pPr>
-        <w:pStyle w:val="Heading3"/>
-      </w:pPr>
-      <w:r>
-        <w:t>My reasoning and evidence</w:t>
-      </w:r>
-    </w:p>
-    <w:p>
-      <w:r>
-        <w:t>________________________________________________________________</w:t>
-      </w:r>
-    </w:p>
-    <w:p>
-      <w:r>
-        <w:t>________________________________________________________________</w:t>
-      </w:r>
-    </w:p>
-    <w:p>
-      <w:r>
-        <w:t>________________________________________________________________</w:t>
-      </w:r>
-    </w:p>
-    <w:p>
-      <w:r>
-        <w:t>________________________________________________________________</w:t>
-      </w:r>
-    </w:p>
-    <w:p>
-      <w:r>
-        <w:t>________________________________________________________________</w:t>
-      </w:r>
-    </w:p>
-    <w:p>
-      <w:r>
-        <w:t>________________________________________________________________</w:t>
-      </w:r>
-    </w:p>
-    <w:p>
-      <w:pPr>
-        <w:pStyle w:val="Heading1"/>
-      </w:pPr>
-      <w:r>
-        <w:t>14. W3 Keep evaluation examples separate</w:t>
-      </w:r>
-    </w:p>
-    <w:p>
-      <w:r>
-        <w:t>Keep evaluation examples separate. Apply the supplied Nearest Neighbor Reasoning facts and keep your reasoning.</w:t>
-      </w:r>
-    </w:p>
-    <w:p>
-      <w:pPr>
-        <w:spacing w:line="336" w:lineRule="auto" w:after="180"/>
-      </w:pPr>
-      <w:r>
-        <w:rPr>
-          <w:b w:val="0"/>
-        </w:rPr>
-        <w:t xml:space="preserve">Why must the three validation reference labels not enter the </w:t>
-      </w:r>
-      <w:r>
-        <w:rPr>
-          <w:b/>
-        </w:rPr>
-        <w:t>neighbour</w:t>
-      </w:r>
-      <w:r>
-        <w:rPr>
-          <w:b w:val="0"/>
-        </w:rPr>
-        <w:t xml:space="preserve"> pool? Give the fixed k=3 score and baseline score on the worked validation examples.</w:t>
-      </w:r>
-    </w:p>
-    <w:p>
-      <w:pPr>
-        <w:pStyle w:val="Heading3"/>
-      </w:pPr>
-      <w:r>
-        <w:t>My reasoning and evidence</w:t>
-      </w:r>
-    </w:p>
-    <w:p>
-      <w:r>
-        <w:t>________________________________________________________________</w:t>
-      </w:r>
-    </w:p>
-    <w:p>
-      <w:r>
-        <w:t>________________________________________________________________</w:t>
-      </w:r>
-    </w:p>
-    <w:p>
-      <w:r>
-        <w:t>________________________________________________________________</w:t>
-      </w:r>
-    </w:p>
-    <w:p>
-      <w:r>
-        <w:t>________________________________________________________________</w:t>
-      </w:r>
-    </w:p>
-    <w:p>
-      <w:r>
-        <w:t>________________________________________________________________</w:t>
-      </w:r>
-    </w:p>
-    <w:p>
-      <w:r>
-        <w:t>________________________________________________________________</w:t>
-      </w:r>
-    </w:p>
-    <w:p>
-      <w:pPr>
-        <w:pStyle w:val="Heading1"/>
-      </w:pPr>
-      <w:r>
-        <w:t>15. W4 Find neighbours independently</w:t>
-      </w:r>
-    </w:p>
-    <w:p>
-      <w:r>
-        <w:t>Attempt before feedback. If this repeats the selected independent case, reuse that first attempt; otherwise keep a separate record. Find neighbours independently. Apply the supplied Nearest Neighbor Reasoning facts and keep your reasoning.</w:t>
-      </w:r>
-    </w:p>
-    <w:p>
-      <w:pPr>
-        <w:spacing w:line="336" w:lineRule="auto" w:after="180"/>
-      </w:pPr>
-      <w:r>
-        <w:rPr>
-          <w:b w:val="0"/>
-        </w:rPr>
-        <w:t xml:space="preserve">New </w:t>
-      </w:r>
-      <w:r>
-        <w:rPr>
-          <w:b/>
-        </w:rPr>
-        <w:t>training</w:t>
-      </w:r>
-      <w:r>
-        <w:rPr>
-          <w:b w:val="0"/>
-        </w:rPr>
-        <w:t xml:space="preserve"> rows are P at 1 cm clear, Q at 5 blocked, R at 7 blocked, S at 11 clear, T at 13 blocked. For query 6, give all </w:t>
-      </w:r>
-      <w:r>
-        <w:rPr>
-          <w:b/>
-        </w:rPr>
-        <w:t>distance</w:t>
-      </w:r>
-      <w:r>
-        <w:rPr>
-          <w:b w:val="0"/>
-        </w:rPr>
-        <w:t xml:space="preserve">s, order the IDs by </w:t>
-      </w:r>
-      <w:r>
-        <w:rPr>
-          <w:b/>
-        </w:rPr>
-        <w:t>distance</w:t>
-      </w:r>
-      <w:r>
-        <w:rPr>
-          <w:b w:val="0"/>
-        </w:rPr>
-        <w:t xml:space="preserve"> then alphabetically, and predict with k=1 and k=3.</w:t>
-      </w:r>
-    </w:p>
-    <w:p>
-      <w:pPr>
-        <w:spacing w:line="336" w:lineRule="auto" w:after="180"/>
-      </w:pPr>
-      <w:r>
-        <w:rPr>
-          <w:b w:val="0"/>
-        </w:rPr>
-        <w:t xml:space="preserve">Using the same </w:t>
-      </w:r>
-      <w:r>
-        <w:rPr>
-          <w:b/>
-        </w:rPr>
-        <w:t>training</w:t>
-      </w:r>
-      <w:r>
-        <w:rPr>
-          <w:b w:val="0"/>
-        </w:rPr>
-        <w:t xml:space="preserve"> pool and k=3, score validation (6,blocked),(10,clear),(12,blocked). Compare the </w:t>
-      </w:r>
-      <w:r>
-        <w:rPr>
-          <w:b/>
-        </w:rPr>
-        <w:t>training</w:t>
-      </w:r>
-      <w:r>
-        <w:rPr>
-          <w:b w:val="0"/>
-        </w:rPr>
-        <w:t>-majority baseline.</w:t>
-      </w:r>
-    </w:p>
-    <w:p>
-      <w:pPr>
-        <w:pStyle w:val="Heading3"/>
-      </w:pPr>
-      <w:r>
-        <w:t>My reasoning and evidence</w:t>
-      </w:r>
-    </w:p>
-    <w:p>
-      <w:r>
-        <w:t>________________________________________________________________</w:t>
-      </w:r>
-    </w:p>
-    <w:p>
-      <w:r>
-        <w:t>________________________________________________________________</w:t>
-      </w:r>
-    </w:p>
-    <w:p>
-      <w:r>
-        <w:t>________________________________________________________________</w:t>
-      </w:r>
-    </w:p>
-    <w:p>
-      <w:r>
-        <w:t>________________________________________________________________</w:t>
-      </w:r>
-    </w:p>
-    <w:p>
-      <w:r>
-        <w:t>________________________________________________________________</w:t>
-      </w:r>
-    </w:p>
-    <w:p>
-      <w:r>
-        <w:t>________________________________________________________________</w:t>
-      </w:r>
-    </w:p>
-    <w:p>
-      <w:r>
-        <w:t>________________________________________________________________</w:t>
-      </w:r>
-    </w:p>
-    <w:p>
-      <w:r>
-        <w:t>________________________________________________________________</w:t>
-      </w:r>
-    </w:p>
-    <w:p>
-      <w:pPr>
-        <w:pStyle w:val="Heading1"/>
-      </w:pPr>
-      <w:r>
-        <w:t>16. W5 Interpret a vote and a match</w:t>
-      </w:r>
-    </w:p>
-    <w:p>
-      <w:r>
-        <w:t>Interpret a vote and a match. Apply the supplied Nearest Neighbor Reasoning facts and keep your reasoning.</w:t>
-      </w:r>
-    </w:p>
-    <w:p>
-      <w:pPr>
-        <w:spacing w:line="336" w:lineRule="auto" w:after="180"/>
-      </w:pPr>
-      <w:r>
-        <w:rPr>
-          <w:b w:val="0"/>
-        </w:rPr>
-        <w:t xml:space="preserve">Two of three </w:t>
-      </w:r>
-      <w:r>
-        <w:rPr>
-          <w:b/>
-        </w:rPr>
-        <w:t>neighbour</w:t>
-      </w:r>
-      <w:r>
-        <w:rPr>
-          <w:b w:val="0"/>
-        </w:rPr>
-        <w:t xml:space="preserve">s </w:t>
-      </w:r>
-      <w:r>
-        <w:rPr>
-          <w:b/>
-        </w:rPr>
-        <w:t>vote</w:t>
-      </w:r>
-      <w:r>
-        <w:rPr>
-          <w:b w:val="0"/>
-        </w:rPr>
-        <w:t xml:space="preserve"> clear. Does that prove a two-thirds chance of a correct </w:t>
-      </w:r>
-      <w:r>
-        <w:rPr>
-          <w:b/>
-        </w:rPr>
-        <w:t>prediction</w:t>
-      </w:r>
-      <w:r>
-        <w:rPr>
-          <w:b w:val="0"/>
-        </w:rPr>
-        <w:t>? Does an exact feature match guarantee a correct label? Explain both limits.</w:t>
-      </w:r>
-    </w:p>
-    <w:p>
-      <w:pPr>
-        <w:pStyle w:val="Heading3"/>
-      </w:pPr>
-      <w:r>
-        <w:t>My reasoning and evidence</w:t>
-      </w:r>
-    </w:p>
-    <w:p>
-      <w:r>
-        <w:t>________________________________________________________________</w:t>
-      </w:r>
-    </w:p>
-    <w:p>
-      <w:r>
-        <w:t>________________________________________________________________</w:t>
-      </w:r>
-    </w:p>
-    <w:p>
-      <w:r>
-        <w:t>________________________________________________________________</w:t>
-      </w:r>
-    </w:p>
-    <w:p>
-      <w:r>
-        <w:t>________________________________________________________________</w:t>
-      </w:r>
-    </w:p>
-    <w:p>
-      <w:r>
-        <w:t>________________________________________________________________</w:t>
-      </w:r>
-    </w:p>
-    <w:p>
-      <w:r>
-        <w:t>________________________________________________________________</w:t>
-      </w:r>
-    </w:p>
-    <w:p>
-      <w:pPr>
-        <w:pStyle w:val="Heading1"/>
-      </w:pPr>
-      <w:r>
-        <w:t>17. Feedback, return check and learning record</w:t>
-      </w:r>
-    </w:p>
-    <w:p>
-      <w:r>
-        <w:t>Record the first repaired step and a different case to revisit after a delay.</w:t>
+        <w:t>17. Feedback · Repair and return</w:t>
+      </w:r>
+    </w:p>
+    <w:p>
+      <w:r>
+        <w:t>Keep the first attempt, the repair and a changed-case return.</w:t>
+      </w:r>
+    </w:p>
+    <w:p>
+      <w:pPr>
+        <w:pStyle w:val="Heading2"/>
+      </w:pPr>
+      <w:r>
+        <w:t>Your evidence record</w:t>
       </w:r>
     </w:p>
     <w:tbl>
@@ -1959,12 +969,1107 @@
         <w:pStyle w:val="Heading1"/>
       </w:pPr>
       <w:r>
-        <w:t>18. Pictorial case practice: Nearest Neighbor Reasoning</w:t>
-      </w:r>
-    </w:p>
-    <w:p>
-      <w:r>
-        <w:t>A fictional one-feature classifier predicts compact or extended book format. Explain the labelled step before checking the changed condition.</w:t>
+        <w:t>10. Finish · Judge the evidence in your work</w:t>
+      </w:r>
+    </w:p>
+    <w:p>
+      <w:r>
+        <w:t>Point to work that supports your confidence level.</w:t>
+      </w:r>
+    </w:p>
+    <w:p>
+      <w:pPr>
+        <w:pStyle w:val="Heading2"/>
+      </w:pPr>
+      <w:r>
+        <w:t>Your evidence record</w:t>
+      </w:r>
+    </w:p>
+    <w:p>
+      <w:pPr>
+        <w:pStyle w:val="ListBullet"/>
+      </w:pPr>
+      <w:r>
+        <w:t>I can explain the mechanism.</w:t>
+      </w:r>
+    </w:p>
+    <w:p>
+      <w:pPr>
+        <w:pStyle w:val="ListBullet"/>
+      </w:pPr>
+      <w:r>
+        <w:t>I can show evidence.</w:t>
+      </w:r>
+    </w:p>
+    <w:p>
+      <w:pPr>
+        <w:pStyle w:val="ListBullet"/>
+      </w:pPr>
+      <w:r>
+        <w:t>I can handle a changed case.</w:t>
+      </w:r>
+    </w:p>
+    <w:p>
+      <w:pPr>
+        <w:pStyle w:val="ListBullet"/>
+      </w:pPr>
+      <w:r>
+        <w:t>I can name a limit.</w:t>
+      </w:r>
+    </w:p>
+    <w:p>
+      <w:r>
+        <w:t>Mark each as not yet, with help or independently, and attach supporting work.</w:t>
+      </w:r>
+    </w:p>
+    <w:p>
+      <w:pPr>
+        <w:spacing w:line="336" w:lineRule="auto" w:after="180"/>
+      </w:pPr>
+      <w:r>
+        <w:rPr>
+          <w:b w:val="0"/>
+        </w:rPr>
+        <w:t>Teacher review ____________________  Next step ____________________</w:t>
+      </w:r>
+    </w:p>
+    <w:p>
+      <w:pPr>
+        <w:pStyle w:val="Heading1"/>
+      </w:pPr>
+      <w:r>
+        <w:t>Reference bank and extra practice</w:t>
+      </w:r>
+    </w:p>
+    <w:p>
+      <w:pPr>
+        <w:pStyle w:val="Heading1"/>
+      </w:pPr>
+      <w:r>
+        <w:t>02. Reference · Supported W2 record</w:t>
+      </w:r>
+    </w:p>
+    <w:p>
+      <w:r>
+        <w:t>This is the same W2 attempt. Keep one response record.</w:t>
+      </w:r>
+    </w:p>
+    <w:p>
+      <w:pPr>
+        <w:pStyle w:val="Heading2"/>
+      </w:pPr>
+      <w:r>
+        <w:t>Use this when helpful</w:t>
+      </w:r>
+    </w:p>
+    <w:p>
+      <w:pPr>
+        <w:spacing w:line="336" w:lineRule="auto" w:after="180"/>
+      </w:pPr>
+      <w:r>
+        <w:rPr>
+          <w:b w:val="0"/>
+        </w:rPr>
+        <w:t xml:space="preserve">Use W2: Apply </w:t>
+      </w:r>
+      <w:r>
+        <w:rPr>
+          <w:b/>
+        </w:rPr>
+        <w:t>neighbour</w:t>
+      </w:r>
+      <w:r>
+        <w:rPr>
+          <w:b w:val="0"/>
+        </w:rPr>
+        <w:t xml:space="preserve"> and </w:t>
+      </w:r>
+      <w:r>
+        <w:rPr>
+          <w:b/>
+        </w:rPr>
+        <w:t>tie rule</w:t>
+      </w:r>
+      <w:r>
+        <w:rPr>
+          <w:b w:val="0"/>
+        </w:rPr>
+        <w:t xml:space="preserve">s for Nearest </w:t>
+      </w:r>
+      <w:r>
+        <w:rPr>
+          <w:b/>
+        </w:rPr>
+        <w:t>neighbour</w:t>
+      </w:r>
+      <w:r>
+        <w:rPr>
+          <w:b w:val="0"/>
+        </w:rPr>
+        <w:t xml:space="preserve">s and </w:t>
+      </w:r>
+      <w:r>
+        <w:rPr>
+          <w:b/>
+        </w:rPr>
+        <w:t>distance</w:t>
+      </w:r>
+      <w:r>
+        <w:rPr>
+          <w:b w:val="0"/>
+        </w:rPr>
+        <w:t>s. Record the answer once; the lesson and workbook refer to the same attempt.</w:t>
+      </w:r>
+    </w:p>
+    <w:tbl>
+      <w:tblPr>
+        <w:tblStyle w:val="LightShading-Accent1"/>
+        <w:tblW w:type="auto" w:w="0"/>
+        <w:tblLook w:firstColumn="1" w:firstRow="1" w:lastColumn="0" w:lastRow="0" w:noHBand="0" w:noVBand="1" w:val="04A0"/>
+      </w:tblPr>
+      <w:tblGrid>
+        <w:gridCol w:w="2556"/>
+        <w:gridCol w:w="2556"/>
+        <w:gridCol w:w="2556"/>
+        <w:gridCol w:w="2556"/>
+      </w:tblGrid>
+      <w:tr>
+        <w:trPr>
+          <w:tblHeader/>
+        </w:trPr>
+        <w:tc>
+          <w:tcPr>
+            <w:tcW w:type="dxa" w:w="2556"/>
+          </w:tcPr>
+          <w:p>
+            <w:r>
+              <w:t>Given inputs</w:t>
+            </w:r>
+          </w:p>
+        </w:tc>
+        <w:tc>
+          <w:tcPr>
+            <w:tcW w:type="dxa" w:w="2556"/>
+          </w:tcPr>
+          <w:p>
+            <w:r>
+              <w:t>Procedure I chose</w:t>
+            </w:r>
+          </w:p>
+        </w:tc>
+        <w:tc>
+          <w:tcPr>
+            <w:tcW w:type="dxa" w:w="2556"/>
+          </w:tcPr>
+          <w:p>
+            <w:r>
+              <w:t>Middle steps</w:t>
+            </w:r>
+          </w:p>
+        </w:tc>
+        <w:tc>
+          <w:tcPr>
+            <w:tcW w:type="dxa" w:w="2556"/>
+          </w:tcPr>
+          <w:p>
+            <w:r>
+              <w:t>Result and check</w:t>
+            </w:r>
+          </w:p>
+        </w:tc>
+      </w:tr>
+      <w:tr>
+        <w:tc>
+          <w:tcPr>
+            <w:tcW w:type="dxa" w:w="2556"/>
+          </w:tcPr>
+          <w:p>
+            <w:r/>
+          </w:p>
+        </w:tc>
+        <w:tc>
+          <w:tcPr>
+            <w:tcW w:type="dxa" w:w="2556"/>
+          </w:tcPr>
+          <w:p>
+            <w:r/>
+          </w:p>
+        </w:tc>
+        <w:tc>
+          <w:tcPr>
+            <w:tcW w:type="dxa" w:w="2556"/>
+          </w:tcPr>
+          <w:p>
+            <w:r/>
+          </w:p>
+        </w:tc>
+        <w:tc>
+          <w:tcPr>
+            <w:tcW w:type="dxa" w:w="2556"/>
+          </w:tcPr>
+          <w:p>
+            <w:r/>
+          </w:p>
+        </w:tc>
+      </w:tr>
+    </w:tbl>
+    <w:p>
+      <w:pPr>
+        <w:pStyle w:val="Heading3"/>
+      </w:pPr>
+      <w:r>
+        <w:t>The step I completed without help, and the hint I needed</w:t>
+      </w:r>
+    </w:p>
+    <w:p>
+      <w:r>
+        <w:t>________________________________________________________________</w:t>
+      </w:r>
+    </w:p>
+    <w:p>
+      <w:r>
+        <w:t>________________________________________________________________</w:t>
+      </w:r>
+    </w:p>
+    <w:p>
+      <w:r>
+        <w:t>________________________________________________________________</w:t>
+      </w:r>
+    </w:p>
+    <w:p>
+      <w:pPr>
+        <w:pStyle w:val="Heading1"/>
+      </w:pPr>
+      <w:r>
+        <w:t>03. Extra practice · Repair the explanation</w:t>
+      </w:r>
+    </w:p>
+    <w:p>
+      <w:r>
+        <w:t>Explain the deciding fact before discussing the answer.</w:t>
+      </w:r>
+    </w:p>
+    <w:p>
+      <w:pPr>
+        <w:pStyle w:val="Heading2"/>
+      </w:pPr>
+      <w:r>
+        <w:t>Use this when helpful</w:t>
+      </w:r>
+    </w:p>
+    <w:p>
+      <w:pPr>
+        <w:spacing w:line="336" w:lineRule="auto" w:after="180"/>
+      </w:pPr>
+      <w:r>
+        <w:rPr>
+          <w:b w:val="0"/>
+        </w:rPr>
+        <w:t xml:space="preserve">Use the worked case for Nearest </w:t>
+      </w:r>
+      <w:r>
+        <w:rPr>
+          <w:b/>
+        </w:rPr>
+        <w:t>neighbour</w:t>
+      </w:r>
+      <w:r>
+        <w:rPr>
+          <w:b w:val="0"/>
+        </w:rPr>
+        <w:t xml:space="preserve">s and </w:t>
+      </w:r>
+      <w:r>
+        <w:rPr>
+          <w:b/>
+        </w:rPr>
+        <w:t>distance</w:t>
+      </w:r>
+      <w:r>
+        <w:rPr>
+          <w:b w:val="0"/>
+        </w:rPr>
+        <w:t xml:space="preserve">s. Proposed explanation: “A negative difference is a negative </w:t>
+      </w:r>
+      <w:r>
+        <w:rPr>
+          <w:b/>
+        </w:rPr>
+        <w:t>distance</w:t>
+      </w:r>
+      <w:r>
+        <w:rPr>
+          <w:b w:val="0"/>
+        </w:rPr>
+        <w:t>”. Decide whether this explanation is supported.</w:t>
+      </w:r>
+    </w:p>
+    <w:p>
+      <w:pPr>
+        <w:spacing w:line="336" w:lineRule="auto" w:after="180"/>
+      </w:pPr>
+      <w:r>
+        <w:rPr>
+          <w:b w:val="0"/>
+        </w:rPr>
+        <w:t>Point to the step or supplied fact that decides; explain your repair if needed.</w:t>
+      </w:r>
+    </w:p>
+    <w:p>
+      <w:pPr>
+        <w:pStyle w:val="Heading3"/>
+      </w:pPr>
+      <w:r>
+        <w:t>My explanation before partner discussion</w:t>
+      </w:r>
+    </w:p>
+    <w:p>
+      <w:r>
+        <w:t>________________________________________________________________</w:t>
+      </w:r>
+    </w:p>
+    <w:p>
+      <w:r>
+        <w:t>________________________________________________________________</w:t>
+      </w:r>
+    </w:p>
+    <w:p>
+      <w:r>
+        <w:t>________________________________________________________________</w:t>
+      </w:r>
+    </w:p>
+    <w:p>
+      <w:r>
+        <w:t>________________________________________________________________</w:t>
+      </w:r>
+    </w:p>
+    <w:p>
+      <w:pPr>
+        <w:pStyle w:val="Heading1"/>
+      </w:pPr>
+      <w:r>
+        <w:t>05. Reference · Original learning target</w:t>
+      </w:r>
+    </w:p>
+    <w:p>
+      <w:r>
+        <w:t>Use this target to inspect an explanation.</w:t>
+      </w:r>
+    </w:p>
+    <w:p>
+      <w:pPr>
+        <w:pStyle w:val="Heading2"/>
+      </w:pPr>
+      <w:r>
+        <w:t>Use this when helpful</w:t>
+      </w:r>
+    </w:p>
+    <w:p>
+      <w:pPr>
+        <w:spacing w:line="336" w:lineRule="auto" w:after="180"/>
+      </w:pPr>
+      <w:r>
+        <w:rPr>
+          <w:b w:val="0"/>
+        </w:rPr>
+        <w:t xml:space="preserve">A query has nearest books A and B at </w:t>
+      </w:r>
+      <w:r>
+        <w:rPr>
+          <w:b/>
+        </w:rPr>
+        <w:t>distance</w:t>
+      </w:r>
+      <w:r>
+        <w:rPr>
+          <w:b w:val="0"/>
+        </w:rPr>
+        <w:t xml:space="preserve"> 1, with conflicting labels; C is </w:t>
+      </w:r>
+      <w:r>
+        <w:rPr>
+          <w:b/>
+        </w:rPr>
+        <w:t>distance</w:t>
+      </w:r>
+      <w:r>
+        <w:rPr>
+          <w:b w:val="0"/>
+        </w:rPr>
+        <w:t xml:space="preserve"> 2. A program chooses whichever row occurs first. Explain the risk and define a reproducible alternative.</w:t>
+      </w:r>
+    </w:p>
+    <w:p>
+      <w:pPr>
+        <w:pStyle w:val="Heading1"/>
+      </w:pPr>
+      <w:r>
+        <w:t>06. Extra practice · A complete case</w:t>
+      </w:r>
+    </w:p>
+    <w:p>
+      <w:r>
+        <w:t>Try the question before checking the worked explanation.</w:t>
+      </w:r>
+    </w:p>
+    <w:p>
+      <w:pPr>
+        <w:pStyle w:val="Heading2"/>
+      </w:pPr>
+      <w:r>
+        <w:t>Use this when helpful</w:t>
+      </w:r>
+    </w:p>
+    <w:p>
+      <w:pPr>
+        <w:spacing w:line="336" w:lineRule="auto" w:after="180"/>
+      </w:pPr>
+      <w:r>
+        <w:rPr>
+          <w:b w:val="0"/>
+        </w:rPr>
+        <w:t>A=[1,1] liked, B=[1,0] disliked, C=[0,0] disliked; query=[0,1].</w:t>
+      </w:r>
+    </w:p>
+    <w:p>
+      <w:pPr>
+        <w:spacing w:line="336" w:lineRule="auto" w:after="180"/>
+      </w:pPr>
+      <w:r>
+        <w:rPr>
+          <w:b w:val="0"/>
+        </w:rPr>
+        <w:t xml:space="preserve">Find nearest </w:t>
+      </w:r>
+      <w:r>
+        <w:rPr>
+          <w:b/>
+        </w:rPr>
+        <w:t>neighbour</w:t>
+      </w:r>
+      <w:r>
+        <w:rPr>
+          <w:b w:val="0"/>
+        </w:rPr>
+        <w:t xml:space="preserve">s using differing-trait </w:t>
+      </w:r>
+      <w:r>
+        <w:rPr>
+          <w:b/>
+        </w:rPr>
+        <w:t>distance</w:t>
+      </w:r>
+      <w:r>
+        <w:rPr>
+          <w:b w:val="0"/>
+        </w:rPr>
+        <w:t xml:space="preserve"> and k=1.</w:t>
+      </w:r>
+    </w:p>
+    <w:p>
+      <w:pPr>
+        <w:spacing w:line="336" w:lineRule="auto" w:after="180"/>
+      </w:pPr>
+      <w:r>
+        <w:rPr>
+          <w:b w:val="0"/>
+        </w:rPr>
+        <w:t xml:space="preserve">Show your trace, calculation or </w:t>
+      </w:r>
+      <w:r>
+        <w:rPr>
+          <w:b/>
+        </w:rPr>
+        <w:t>evidence</w:t>
+      </w:r>
+    </w:p>
+    <w:p>
+      <w:pPr>
+        <w:pStyle w:val="Heading3"/>
+      </w:pPr>
+      <w:r>
+        <w:t>Write or draw your reasoning and evidence.</w:t>
+      </w:r>
+    </w:p>
+    <w:p>
+      <w:r>
+        <w:t>________________________________________________________________</w:t>
+      </w:r>
+    </w:p>
+    <w:p>
+      <w:r>
+        <w:t>________________________________________________________________</w:t>
+      </w:r>
+    </w:p>
+    <w:p>
+      <w:r>
+        <w:t>________________________________________________________________</w:t>
+      </w:r>
+    </w:p>
+    <w:p>
+      <w:r>
+        <w:t>________________________________________________________________</w:t>
+      </w:r>
+    </w:p>
+    <w:p>
+      <w:r>
+        <w:t>________________________________________________________________</w:t>
+      </w:r>
+    </w:p>
+    <w:p>
+      <w:pPr>
+        <w:pStyle w:val="Heading1"/>
+      </w:pPr>
+      <w:r>
+        <w:t>07. Extra practice · A changed case</w:t>
+      </w:r>
+    </w:p>
+    <w:p>
+      <w:r>
+        <w:t>Keep this practice separate from the reserved independent attempt.</w:t>
+      </w:r>
+    </w:p>
+    <w:p>
+      <w:pPr>
+        <w:pStyle w:val="Heading2"/>
+      </w:pPr>
+      <w:r>
+        <w:t>Use this when helpful</w:t>
+      </w:r>
+    </w:p>
+    <w:p>
+      <w:pPr>
+        <w:spacing w:line="336" w:lineRule="auto" w:after="180"/>
+      </w:pPr>
+      <w:r>
+        <w:rPr>
+          <w:b/>
+        </w:rPr>
+        <w:t>Training</w:t>
+      </w:r>
+      <w:r>
+        <w:rPr>
+          <w:b w:val="0"/>
+        </w:rPr>
+        <w:t xml:space="preserve"> items have one numeric feature: A=2 with label short, B=8 with label long. A new item has value 6. Use absolute </w:t>
+      </w:r>
+      <w:r>
+        <w:rPr>
+          <w:b/>
+        </w:rPr>
+        <w:t>distance</w:t>
+      </w:r>
+      <w:r>
+        <w:rPr>
+          <w:b w:val="0"/>
+        </w:rPr>
+        <w:t xml:space="preserve"> to choose its nearest </w:t>
+      </w:r>
+      <w:r>
+        <w:rPr>
+          <w:b/>
+        </w:rPr>
+        <w:t>neighbour</w:t>
+      </w:r>
+      <w:r>
+        <w:rPr>
+          <w:b w:val="0"/>
+        </w:rPr>
+        <w:t>.</w:t>
+      </w:r>
+    </w:p>
+    <w:p>
+      <w:pPr>
+        <w:spacing w:line="336" w:lineRule="auto" w:after="180"/>
+      </w:pPr>
+      <w:r>
+        <w:rPr>
+          <w:b w:val="0"/>
+        </w:rPr>
+        <w:t>My practice answer and reason</w:t>
+      </w:r>
+    </w:p>
+    <w:p>
+      <w:pPr>
+        <w:pStyle w:val="Heading3"/>
+      </w:pPr>
+      <w:r>
+        <w:t>Write or draw your reasoning and evidence.</w:t>
+      </w:r>
+    </w:p>
+    <w:p>
+      <w:r>
+        <w:t>________________________________________________________________</w:t>
+      </w:r>
+    </w:p>
+    <w:p>
+      <w:r>
+        <w:t>________________________________________________________________</w:t>
+      </w:r>
+    </w:p>
+    <w:p>
+      <w:r>
+        <w:t>________________________________________________________________</w:t>
+      </w:r>
+    </w:p>
+    <w:p>
+      <w:r>
+        <w:t>________________________________________________________________</w:t>
+      </w:r>
+    </w:p>
+    <w:p>
+      <w:r>
+        <w:t>________________________________________________________________</w:t>
+      </w:r>
+    </w:p>
+    <w:p>
+      <w:pPr>
+        <w:pStyle w:val="Heading3"/>
+      </w:pPr>
+      <w:r>
+        <w:t>Week 22 Test and reflect</w:t>
+      </w:r>
+    </w:p>
+    <w:p>
+      <w:pPr>
+        <w:pStyle w:val="Heading1"/>
+      </w:pPr>
+      <w:r>
+        <w:t>08. Extra practice · Design a revealing test</w:t>
+      </w:r>
+    </w:p>
+    <w:p>
+      <w:r>
+        <w:t>Predict before tracing or testing.</w:t>
+      </w:r>
+    </w:p>
+    <w:p>
+      <w:pPr>
+        <w:pStyle w:val="Heading2"/>
+      </w:pPr>
+      <w:r>
+        <w:t>Use this when helpful</w:t>
+      </w:r>
+    </w:p>
+    <w:p>
+      <w:pPr>
+        <w:spacing w:line="336" w:lineRule="auto" w:after="180"/>
+      </w:pPr>
+      <w:r>
+        <w:rPr>
+          <w:b w:val="0"/>
+        </w:rPr>
+        <w:t xml:space="preserve">Create a changed </w:t>
+      </w:r>
+      <w:r>
+        <w:rPr>
+          <w:b/>
+        </w:rPr>
+        <w:t>input</w:t>
+      </w:r>
+      <w:r>
+        <w:rPr>
+          <w:b w:val="0"/>
+        </w:rPr>
+        <w:t>, boundary case or missing-information case. Write the expected answer or safe response before testing.</w:t>
+      </w:r>
+    </w:p>
+    <w:tbl>
+      <w:tblPr>
+        <w:tblStyle w:val="LightShading-Accent1"/>
+        <w:tblW w:type="auto" w:w="0"/>
+        <w:tblLook w:firstColumn="1" w:firstRow="1" w:lastColumn="0" w:lastRow="0" w:noHBand="0" w:noVBand="1" w:val="04A0"/>
+      </w:tblPr>
+      <w:tblGrid>
+        <w:gridCol w:w="5112"/>
+        <w:gridCol w:w="5112"/>
+      </w:tblGrid>
+      <w:tr>
+        <w:trPr>
+          <w:tblHeader/>
+        </w:trPr>
+        <w:tc>
+          <w:tcPr>
+            <w:tcW w:type="dxa" w:w="5112"/>
+          </w:tcPr>
+          <w:p>
+            <w:r>
+              <w:t>Test record</w:t>
+            </w:r>
+          </w:p>
+        </w:tc>
+        <w:tc>
+          <w:tcPr>
+            <w:tcW w:type="dxa" w:w="5112"/>
+          </w:tcPr>
+          <w:p>
+            <w:r>
+              <w:t>My evidence</w:t>
+            </w:r>
+          </w:p>
+        </w:tc>
+      </w:tr>
+      <w:tr>
+        <w:tc>
+          <w:tcPr>
+            <w:tcW w:type="dxa" w:w="5112"/>
+          </w:tcPr>
+          <w:p>
+            <w:r>
+              <w:t>Changed input or condition</w:t>
+            </w:r>
+          </w:p>
+        </w:tc>
+        <w:tc>
+          <w:tcPr>
+            <w:tcW w:type="dxa" w:w="5112"/>
+          </w:tcPr>
+          <w:p>
+            <w:r/>
+          </w:p>
+        </w:tc>
+      </w:tr>
+      <w:tr>
+        <w:tc>
+          <w:tcPr>
+            <w:tcW w:type="dxa" w:w="5112"/>
+          </w:tcPr>
+          <w:p>
+            <w:r>
+              <w:t>Expected answer or fallback</w:t>
+            </w:r>
+          </w:p>
+        </w:tc>
+        <w:tc>
+          <w:tcPr>
+            <w:tcW w:type="dxa" w:w="5112"/>
+          </w:tcPr>
+          <w:p>
+            <w:r/>
+          </w:p>
+        </w:tc>
+      </w:tr>
+      <w:tr>
+        <w:tc>
+          <w:tcPr>
+            <w:tcW w:type="dxa" w:w="5112"/>
+          </w:tcPr>
+          <w:p>
+            <w:r>
+              <w:t>Observed result</w:t>
+            </w:r>
+          </w:p>
+        </w:tc>
+        <w:tc>
+          <w:tcPr>
+            <w:tcW w:type="dxa" w:w="5112"/>
+          </w:tcPr>
+          <w:p>
+            <w:r/>
+          </w:p>
+        </w:tc>
+      </w:tr>
+      <w:tr>
+        <w:tc>
+          <w:tcPr>
+            <w:tcW w:type="dxa" w:w="5112"/>
+          </w:tcPr>
+          <w:p>
+            <w:r>
+              <w:t>Why the result occurred</w:t>
+            </w:r>
+          </w:p>
+        </w:tc>
+        <w:tc>
+          <w:tcPr>
+            <w:tcW w:type="dxa" w:w="5112"/>
+          </w:tcPr>
+          <w:p>
+            <w:r/>
+          </w:p>
+        </w:tc>
+      </w:tr>
+    </w:tbl>
+    <w:p>
+      <w:pPr>
+        <w:pStyle w:val="Heading1"/>
+      </w:pPr>
+      <w:r>
+        <w:t>11. Reference · Original target response space</w:t>
+      </w:r>
+    </w:p>
+    <w:p>
+      <w:r>
+        <w:t>This teaching case is practice rather than a fresh assessment.</w:t>
+      </w:r>
+    </w:p>
+    <w:p>
+      <w:pPr>
+        <w:pStyle w:val="Heading2"/>
+      </w:pPr>
+      <w:r>
+        <w:t>Use this when helpful</w:t>
+      </w:r>
+    </w:p>
+    <w:p>
+      <w:pPr>
+        <w:spacing w:line="336" w:lineRule="auto" w:after="180"/>
+      </w:pPr>
+      <w:r>
+        <w:rPr>
+          <w:b w:val="0"/>
+        </w:rPr>
+        <w:t xml:space="preserve">A query has nearest books A and B at </w:t>
+      </w:r>
+      <w:r>
+        <w:rPr>
+          <w:b/>
+        </w:rPr>
+        <w:t>distance</w:t>
+      </w:r>
+      <w:r>
+        <w:rPr>
+          <w:b w:val="0"/>
+        </w:rPr>
+        <w:t xml:space="preserve"> 1, with conflicting labels; C is </w:t>
+      </w:r>
+      <w:r>
+        <w:rPr>
+          <w:b/>
+        </w:rPr>
+        <w:t>distance</w:t>
+      </w:r>
+      <w:r>
+        <w:rPr>
+          <w:b w:val="0"/>
+        </w:rPr>
+        <w:t xml:space="preserve"> 2. A program chooses whichever row occurs first. Explain the risk and define a reproducible alternative.</w:t>
+      </w:r>
+    </w:p>
+    <w:p>
+      <w:pPr>
+        <w:pStyle w:val="Heading3"/>
+      </w:pPr>
+      <w:r>
+        <w:t>My explanation after practice</w:t>
+      </w:r>
+    </w:p>
+    <w:p>
+      <w:r>
+        <w:t>________________________________________________________________</w:t>
+      </w:r>
+    </w:p>
+    <w:p>
+      <w:r>
+        <w:t>________________________________________________________________</w:t>
+      </w:r>
+    </w:p>
+    <w:p>
+      <w:r>
+        <w:t>________________________________________________________________</w:t>
+      </w:r>
+    </w:p>
+    <w:p>
+      <w:r>
+        <w:t>________________________________________________________________</w:t>
+      </w:r>
+    </w:p>
+    <w:p>
+      <w:r>
+        <w:t>________________________________________________________________</w:t>
+      </w:r>
+    </w:p>
+    <w:p>
+      <w:r>
+        <w:t>________________________________________________________________</w:t>
+      </w:r>
+    </w:p>
+    <w:p>
+      <w:r>
+        <w:t>________________________________________________________________</w:t>
+      </w:r>
+    </w:p>
+    <w:p>
+      <w:pPr>
+        <w:spacing w:line="336" w:lineRule="auto" w:after="180"/>
+      </w:pPr>
+      <w:r>
+        <w:rPr>
+          <w:b w:val="0"/>
+        </w:rPr>
+        <w:t>Record support used: none, hint or teacher explanation.</w:t>
+      </w:r>
+    </w:p>
+    <w:p>
+      <w:pPr>
+        <w:pStyle w:val="Heading1"/>
+      </w:pPr>
+      <w:r>
+        <w:t>15. Reference · Independent-case response copy</w:t>
+      </w:r>
+    </w:p>
+    <w:p>
+      <w:r>
+        <w:t>This duplicates W4. Reuse the same first-attempt record.</w:t>
+      </w:r>
+    </w:p>
+    <w:p>
+      <w:pPr>
+        <w:pStyle w:val="Heading2"/>
+      </w:pPr>
+      <w:r>
+        <w:t>Use this when helpful</w:t>
+      </w:r>
+    </w:p>
+    <w:p>
+      <w:pPr>
+        <w:spacing w:line="336" w:lineRule="auto" w:after="180"/>
+      </w:pPr>
+      <w:r>
+        <w:rPr>
+          <w:b w:val="0"/>
+        </w:rPr>
+        <w:t xml:space="preserve">New </w:t>
+      </w:r>
+      <w:r>
+        <w:rPr>
+          <w:b/>
+        </w:rPr>
+        <w:t>training</w:t>
+      </w:r>
+      <w:r>
+        <w:rPr>
+          <w:b w:val="0"/>
+        </w:rPr>
+        <w:t xml:space="preserve"> rows are P at 1 cm clear, Q at 5 blocked, R at 7 blocked, S at 11 clear, T at 13 blocked. For query 6, give all </w:t>
+      </w:r>
+      <w:r>
+        <w:rPr>
+          <w:b/>
+        </w:rPr>
+        <w:t>distance</w:t>
+      </w:r>
+      <w:r>
+        <w:rPr>
+          <w:b w:val="0"/>
+        </w:rPr>
+        <w:t xml:space="preserve">s, order the IDs by </w:t>
+      </w:r>
+      <w:r>
+        <w:rPr>
+          <w:b/>
+        </w:rPr>
+        <w:t>distance</w:t>
+      </w:r>
+      <w:r>
+        <w:rPr>
+          <w:b w:val="0"/>
+        </w:rPr>
+        <w:t xml:space="preserve"> then alphabetically, and predict with k=1 and k=3.</w:t>
+      </w:r>
+    </w:p>
+    <w:p>
+      <w:pPr>
+        <w:spacing w:line="336" w:lineRule="auto" w:after="180"/>
+      </w:pPr>
+      <w:r>
+        <w:rPr>
+          <w:b w:val="0"/>
+        </w:rPr>
+        <w:t xml:space="preserve">Using the same </w:t>
+      </w:r>
+      <w:r>
+        <w:rPr>
+          <w:b/>
+        </w:rPr>
+        <w:t>training</w:t>
+      </w:r>
+      <w:r>
+        <w:rPr>
+          <w:b w:val="0"/>
+        </w:rPr>
+        <w:t xml:space="preserve"> pool and k=3, score validation (6,blocked),(10,clear),(12,blocked). Compare the </w:t>
+      </w:r>
+      <w:r>
+        <w:rPr>
+          <w:b/>
+        </w:rPr>
+        <w:t>training</w:t>
+      </w:r>
+      <w:r>
+        <w:rPr>
+          <w:b w:val="0"/>
+        </w:rPr>
+        <w:t>-majority baseline.</w:t>
+      </w:r>
+    </w:p>
+    <w:p>
+      <w:pPr>
+        <w:pStyle w:val="Heading3"/>
+      </w:pPr>
+      <w:r>
+        <w:t>My reasoning and evidence</w:t>
+      </w:r>
+    </w:p>
+    <w:p>
+      <w:r>
+        <w:t>________________________________________________________________</w:t>
+      </w:r>
+    </w:p>
+    <w:p>
+      <w:r>
+        <w:t>________________________________________________________________</w:t>
+      </w:r>
+    </w:p>
+    <w:p>
+      <w:r>
+        <w:t>________________________________________________________________</w:t>
+      </w:r>
+    </w:p>
+    <w:p>
+      <w:r>
+        <w:t>________________________________________________________________</w:t>
+      </w:r>
+    </w:p>
+    <w:p>
+      <w:r>
+        <w:t>________________________________________________________________</w:t>
+      </w:r>
+    </w:p>
+    <w:p>
+      <w:r>
+        <w:t>________________________________________________________________</w:t>
+      </w:r>
+    </w:p>
+    <w:p>
+      <w:r>
+        <w:t>________________________________________________________________</w:t>
+      </w:r>
+    </w:p>
+    <w:p>
+      <w:r>
+        <w:t>________________________________________________________________</w:t>
+      </w:r>
+    </w:p>
+    <w:p>
+      <w:pPr>
+        <w:pStyle w:val="Heading1"/>
+      </w:pPr>
+      <w:r>
+        <w:t>18. Extra practice · Use the worked picture</w:t>
+      </w:r>
+    </w:p>
+    <w:p>
+      <w:r>
+        <w:t>Keep the explanation and the support you used.</w:t>
+      </w:r>
+    </w:p>
+    <w:p>
+      <w:pPr>
+        <w:pStyle w:val="Heading2"/>
+      </w:pPr>
+      <w:r>
+        <w:t>Use this when helpful</w:t>
       </w:r>
     </w:p>
     <w:p>
@@ -2105,7 +2210,6 @@
     <w:p>
       <w:pPr>
         <w:spacing w:line="336" w:lineRule="auto" w:after="180"/>
-        <w:shd w:fill="F5F1FB"/>
       </w:pPr>
       <w:r>
         <w:rPr>
@@ -2154,16 +2258,7 @@
     </w:p>
     <w:p>
       <w:pPr>
-        <w:pStyle w:val="Heading3"/>
-      </w:pPr>
-      <w:r>
-        <w:t>Record the help used</w:t>
-      </w:r>
-    </w:p>
-    <w:p>
-      <w:pPr>
         <w:spacing w:line="336" w:lineRule="auto" w:after="180"/>
-        <w:shd w:fill="F1F6F8"/>
       </w:pPr>
       <w:r>
         <w:rPr>
@@ -2224,12 +2319,20 @@
         <w:pStyle w:val="Heading1"/>
       </w:pPr>
       <w:r>
-        <w:t>19. Project portfolio milestone</w:t>
-      </w:r>
-    </w:p>
-    <w:p>
-      <w:r>
-        <w:t>Keep this week’s input, deciding step, result and limit together in the Transparent Book Recommender record.</w:t>
+        <w:t>19. Reference · Project portfolio record</w:t>
+      </w:r>
+    </w:p>
+    <w:p>
+      <w:r>
+        <w:t>Extend your main project response when helpful.</w:t>
+      </w:r>
+    </w:p>
+    <w:p>
+      <w:pPr>
+        <w:pStyle w:val="Heading2"/>
+      </w:pPr>
+      <w:r>
+        <w:t>Use this when helpful</w:t>
       </w:r>
     </w:p>
     <w:p>
@@ -2443,12 +2546,631 @@
         <w:pStyle w:val="Heading1"/>
       </w:pPr>
       <w:r>
-        <w:t>20. Supported practice and learning evidence</w:t>
-      </w:r>
-    </w:p>
-    <w:p>
-      <w:r>
-        <w:t>Try the supported questions before comparing with hints and feedback. Record what you repaired and the evidence you retained.</w:t>
+        <w:t>20. Extra practice: pictures, repair and feedback</w:t>
+      </w:r>
+    </w:p>
+    <w:p>
+      <w:r>
+        <w:t>Attempt each question before opening its explanation. Use one browser or paper copy.</w:t>
+      </w:r>
+    </w:p>
+    <w:p>
+      <w:pPr>
+        <w:pStyle w:val="Heading2"/>
+      </w:pPr>
+      <w:r>
+        <w:t>First supported question</w:t>
+      </w:r>
+    </w:p>
+    <w:p>
+      <w:pPr>
+        <w:pStyle w:val="ListBullet"/>
+      </w:pPr>
+      <w:r>
+        <w:t>A fictional one-feature classifier predicts compact or extended book format.</w:t>
+      </w:r>
+    </w:p>
+    <w:p>
+      <w:pPr>
+        <w:pStyle w:val="Heading3"/>
+      </w:pPr>
+      <w:r>
+        <w:t>Practice 1: explain the deciding evidence</w:t>
+      </w:r>
+    </w:p>
+    <w:p>
+      <w:pPr>
+        <w:pStyle w:val="ListBullet"/>
+      </w:pPr>
+      <w:r>
+        <w:t>Which labelled step matches this detail? B,C,A vote extended,compact,compact: predict compact.</w:t>
+      </w:r>
+    </w:p>
+    <w:p>
+      <w:pPr>
+        <w:pStyle w:val="ListBullet"/>
+      </w:pPr>
+      <w:r>
+        <w:t>1. k=1 prediction</w:t>
+      </w:r>
+    </w:p>
+    <w:p>
+      <w:pPr>
+        <w:pStyle w:val="ListBullet"/>
+      </w:pPr>
+      <w:r>
+        <w:t>2. Order neighbours</w:t>
+      </w:r>
+    </w:p>
+    <w:p>
+      <w:pPr>
+        <w:pStyle w:val="ListBullet"/>
+      </w:pPr>
+      <w:r>
+        <w:t>3. k=3 prediction</w:t>
+      </w:r>
+    </w:p>
+    <w:p>
+      <w:pPr>
+        <w:pStyle w:val="ListBullet"/>
+      </w:pPr>
+      <w:r>
+        <w:t>4. Measure distances</w:t>
+      </w:r>
+    </w:p>
+    <w:p>
+      <w:pPr>
+        <w:pStyle w:val="Heading3"/>
+      </w:pPr>
+      <w:r>
+        <w:t>My selected conclusion, deciding fact and explanation</w:t>
+      </w:r>
+    </w:p>
+    <w:p>
+      <w:r>
+        <w:t>________________________________________________________________</w:t>
+      </w:r>
+    </w:p>
+    <w:p>
+      <w:r>
+        <w:t>________________________________________________________________</w:t>
+      </w:r>
+    </w:p>
+    <w:p>
+      <w:r>
+        <w:t>________________________________________________________________</w:t>
+      </w:r>
+    </w:p>
+    <w:p>
+      <w:r>
+        <w:t>________________________________________________________________</w:t>
+      </w:r>
+    </w:p>
+    <w:p>
+      <w:r>
+        <w:t>________________________________________________________________</w:t>
+      </w:r>
+    </w:p>
+    <w:p>
+      <w:pPr>
+        <w:pStyle w:val="ListBullet"/>
+      </w:pPr>
+      <w:r>
+        <w:t>Hint if needed: Read the steps in the pictorial case. Match the supplied detail to the stage that performs or records it.</w:t>
+      </w:r>
+    </w:p>
+    <w:p>
+      <w:pPr>
+        <w:pStyle w:val="Heading2"/>
+      </w:pPr>
+      <w:r>
+        <w:t>Check the first explanation · reference / check after trying</w:t>
+      </w:r>
+    </w:p>
+    <w:p>
+      <w:pPr>
+        <w:spacing w:line="336" w:lineRule="auto" w:after="180"/>
+      </w:pPr>
+      <w:r>
+        <w:rPr>
+          <w:b w:val="0"/>
+        </w:rPr>
+        <w:t xml:space="preserve">After your attempt, compare with the supported explanation: k=3 </w:t>
+      </w:r>
+      <w:r>
+        <w:rPr>
+          <w:b/>
+        </w:rPr>
+        <w:t>prediction</w:t>
+      </w:r>
+      <w:r>
+        <w:rPr>
+          <w:b w:val="0"/>
+        </w:rPr>
+        <w:t xml:space="preserve"> B,C,A </w:t>
+      </w:r>
+      <w:r>
+        <w:rPr>
+          <w:b/>
+        </w:rPr>
+        <w:t>vote</w:t>
+      </w:r>
+      <w:r>
+        <w:rPr>
+          <w:b w:val="0"/>
+        </w:rPr>
+        <w:t xml:space="preserve"> extended,compact,compact: predict compact. Changing k changes how many </w:t>
+      </w:r>
+      <w:r>
+        <w:rPr>
+          <w:b/>
+        </w:rPr>
+        <w:t>training</w:t>
+      </w:r>
+      <w:r>
+        <w:rPr>
+          <w:b w:val="0"/>
+        </w:rPr>
+        <w:t xml:space="preserve"> </w:t>
+      </w:r>
+      <w:r>
+        <w:rPr>
+          <w:b/>
+        </w:rPr>
+        <w:t>neighbour</w:t>
+      </w:r>
+      <w:r>
+        <w:rPr>
+          <w:b w:val="0"/>
+        </w:rPr>
+        <w:t xml:space="preserve">s </w:t>
+      </w:r>
+      <w:r>
+        <w:rPr>
+          <w:b/>
+        </w:rPr>
+        <w:t>vote</w:t>
+      </w:r>
+      <w:r>
+        <w:rPr>
+          <w:b w:val="0"/>
+        </w:rPr>
+        <w:t xml:space="preserve">, even though all </w:t>
+      </w:r>
+      <w:r>
+        <w:rPr>
+          <w:b/>
+        </w:rPr>
+        <w:t>distance</w:t>
+      </w:r>
+      <w:r>
+        <w:rPr>
+          <w:b w:val="0"/>
+        </w:rPr>
+        <w:t>s remain fixed.</w:t>
+      </w:r>
+    </w:p>
+    <w:p>
+      <w:pPr>
+        <w:spacing w:line="336" w:lineRule="auto" w:after="180"/>
+      </w:pPr>
+      <w:r>
+        <w:rPr>
+          <w:b w:val="0"/>
+        </w:rPr>
+        <w:t>The query’s reference label must not enter the stored pool before predicting. Tie policies make ordering reproducible; without them, list order could unexpectedly determine the single-</w:t>
+      </w:r>
+      <w:r>
+        <w:rPr>
+          <w:b/>
+        </w:rPr>
+        <w:t>neighbour</w:t>
+      </w:r>
+      <w:r>
+        <w:rPr>
+          <w:b w:val="0"/>
+        </w:rPr>
+        <w:t xml:space="preserve"> result.</w:t>
+      </w:r>
+    </w:p>
+    <w:p>
+      <w:pPr>
+        <w:pStyle w:val="Heading2"/>
+      </w:pPr>
+      <w:r>
+        <w:t>Changed-case question</w:t>
+      </w:r>
+    </w:p>
+    <w:p>
+      <w:pPr>
+        <w:pStyle w:val="Heading3"/>
+      </w:pPr>
+      <w:r>
+        <w:t>Practice 2: explain the deciding evidence</w:t>
+      </w:r>
+    </w:p>
+    <w:p>
+      <w:pPr>
+        <w:pStyle w:val="ListBullet"/>
+      </w:pPr>
+      <w:r>
+        <w:t>Changed-case practice: Move query from 7 to 9 while keeping training fixed. Which conclusion is supported by the supplied facts?</w:t>
+      </w:r>
+    </w:p>
+    <w:p>
+      <w:pPr>
+        <w:pStyle w:val="ListBullet"/>
+      </w:pPr>
+      <w:r>
+        <w:t>1. This one example guarantees correct results for every future input.</w:t>
+      </w:r>
+    </w:p>
+    <w:p>
+      <w:pPr>
+        <w:pStyle w:val="ListBullet"/>
+      </w:pPr>
+      <w:r>
+        <w:t>2. We can decide the result without examining the changed input or the procedure.</w:t>
+      </w:r>
+    </w:p>
+    <w:p>
+      <w:pPr>
+        <w:pStyle w:val="ListBullet"/>
+      </w:pPr>
+      <w:r>
+        <w:t>3. Order becomes C,B,D,A; k=1 predicts compact and k=3 predicts extended.</w:t>
+      </w:r>
+    </w:p>
+    <w:p>
+      <w:pPr>
+        <w:pStyle w:val="Heading3"/>
+      </w:pPr>
+      <w:r>
+        <w:t>My selected conclusion, deciding fact and explanation</w:t>
+      </w:r>
+    </w:p>
+    <w:p>
+      <w:r>
+        <w:t>________________________________________________________________</w:t>
+      </w:r>
+    </w:p>
+    <w:p>
+      <w:r>
+        <w:t>________________________________________________________________</w:t>
+      </w:r>
+    </w:p>
+    <w:p>
+      <w:r>
+        <w:t>________________________________________________________________</w:t>
+      </w:r>
+    </w:p>
+    <w:p>
+      <w:r>
+        <w:t>________________________________________________________________</w:t>
+      </w:r>
+    </w:p>
+    <w:p>
+      <w:r>
+        <w:t>________________________________________________________________</w:t>
+      </w:r>
+    </w:p>
+    <w:p>
+      <w:pPr>
+        <w:pStyle w:val="ListBullet"/>
+      </w:pPr>
+      <w:r>
+        <w:t>Hint if needed: Use the changed condition and the deciding step in the pictorial trace. The answer must say what follows from those facts.</w:t>
+      </w:r>
+    </w:p>
+    <w:p>
+      <w:pPr>
+        <w:pStyle w:val="Heading2"/>
+      </w:pPr>
+      <w:r>
+        <w:t>Check the changed case · reference / check after trying</w:t>
+      </w:r>
+    </w:p>
+    <w:p>
+      <w:pPr>
+        <w:spacing w:line="336" w:lineRule="auto" w:after="180"/>
+      </w:pPr>
+      <w:r>
+        <w:rPr>
+          <w:b w:val="0"/>
+        </w:rPr>
+        <w:t xml:space="preserve">After your attempt, compare with the supported explanation: Order becomes C,B,D,A; k=1 predicts compact and k=3 predicts extended. </w:t>
+      </w:r>
+      <w:r>
+        <w:rPr>
+          <w:b/>
+        </w:rPr>
+        <w:t>Distance</w:t>
+      </w:r>
+      <w:r>
+        <w:rPr>
+          <w:b w:val="0"/>
+        </w:rPr>
+        <w:t xml:space="preserve">s are C=1,B=3,D=3,A=7; B beats D by the ID </w:t>
+      </w:r>
+      <w:r>
+        <w:rPr>
+          <w:b/>
+        </w:rPr>
+        <w:t>tie rule</w:t>
+      </w:r>
+      <w:r>
+        <w:rPr>
+          <w:b w:val="0"/>
+        </w:rPr>
+        <w:t>.</w:t>
+      </w:r>
+    </w:p>
+    <w:p>
+      <w:pPr>
+        <w:pStyle w:val="Heading2"/>
+      </w:pPr>
+      <w:r>
+        <w:t>Repair and save your work</w:t>
+      </w:r>
+    </w:p>
+    <w:p>
+      <w:pPr>
+        <w:spacing w:line="336" w:lineRule="auto" w:after="180"/>
+      </w:pPr>
+      <w:r>
+        <w:rPr>
+          <w:b w:val="0"/>
+        </w:rPr>
+        <w:t>Review Similarity by Selected Traits (ai-2/21). Goal: Represent items with numeric features. Short practice: Explain why B ceases to be a closest option without any candidate data changing..</w:t>
+      </w:r>
+    </w:p>
+    <w:p>
+      <w:pPr>
+        <w:spacing w:line="336" w:lineRule="auto" w:after="180"/>
+      </w:pPr>
+      <w:r>
+        <w:rPr>
+          <w:b w:val="0"/>
+        </w:rPr>
+        <w:t>Return to this week and explain what you changed.</w:t>
+      </w:r>
+    </w:p>
+    <w:p>
+      <w:pPr>
+        <w:spacing w:line="336" w:lineRule="auto" w:after="180"/>
+      </w:pPr>
+      <w:r>
+        <w:rPr>
+          <w:b w:val="0"/>
+        </w:rPr>
+        <w:t xml:space="preserve">Review Sampling and Representation (ai-2/19). Goal: Define a question and target population. Short practice: Can </w:t>
+      </w:r>
+      <w:r>
+        <w:rPr>
+          <w:b/>
+        </w:rPr>
+        <w:t>80%</w:t>
+      </w:r>
+      <w:r>
+        <w:rPr>
+          <w:b w:val="0"/>
+        </w:rPr>
+        <w:t xml:space="preserve"> response be reported as </w:t>
+      </w:r>
+      <w:r>
+        <w:rPr>
+          <w:b/>
+        </w:rPr>
+        <w:t>80%</w:t>
+      </w:r>
+      <w:r>
+        <w:rPr>
+          <w:b w:val="0"/>
+        </w:rPr>
+        <w:t xml:space="preserve"> of the whole grade responding?. Return to this week and explain what you changed.</w:t>
+      </w:r>
+    </w:p>
+    <w:p>
+      <w:pPr>
+        <w:spacing w:line="336" w:lineRule="auto" w:after="180"/>
+      </w:pPr>
+      <w:r>
+        <w:rPr>
+          <w:b w:val="0"/>
+        </w:rPr>
+        <w:t>Review Over</w:t>
+      </w:r>
+      <w:r>
+        <w:rPr>
+          <w:b/>
+        </w:rPr>
+        <w:t>fitting</w:t>
+      </w:r>
+      <w:r>
+        <w:rPr>
+          <w:b w:val="0"/>
+        </w:rPr>
+        <w:t xml:space="preserve"> Intuition (ai-2/16). Goal: Compare </w:t>
+      </w:r>
+      <w:r>
+        <w:rPr>
+          <w:b/>
+        </w:rPr>
+        <w:t>training</w:t>
+      </w:r>
+      <w:r>
+        <w:rPr>
+          <w:b w:val="0"/>
+        </w:rPr>
+        <w:t xml:space="preserve"> and validation </w:t>
+      </w:r>
+      <w:r>
+        <w:rPr>
+          <w:b/>
+        </w:rPr>
+        <w:t>evidence</w:t>
+      </w:r>
+      <w:r>
+        <w:rPr>
+          <w:b w:val="0"/>
+        </w:rPr>
+        <w:t xml:space="preserve"> for model capacity. Short practice: Does zero </w:t>
+      </w:r>
+      <w:r>
+        <w:rPr>
+          <w:b/>
+        </w:rPr>
+        <w:t>training</w:t>
+      </w:r>
+      <w:r>
+        <w:rPr>
+          <w:b w:val="0"/>
+        </w:rPr>
+        <w:t xml:space="preserve"> error justify choosing Complex in the original record?.</w:t>
+      </w:r>
+    </w:p>
+    <w:p>
+      <w:pPr>
+        <w:spacing w:line="336" w:lineRule="auto" w:after="180"/>
+      </w:pPr>
+      <w:r>
+        <w:rPr>
+          <w:b w:val="0"/>
+        </w:rPr>
+        <w:t>Return to this week and explain what you changed.</w:t>
+      </w:r>
+    </w:p>
+    <w:p>
+      <w:pPr>
+        <w:spacing w:line="336" w:lineRule="auto" w:after="180"/>
+      </w:pPr>
+      <w:r>
+        <w:rPr>
+          <w:b w:val="0"/>
+        </w:rPr>
+        <w:t xml:space="preserve">The browser lab lets you edit the supported Python examples already included in this lesson. Predict first, run, inspect the actual </w:t>
+      </w:r>
+      <w:r>
+        <w:rPr>
+          <w:b/>
+        </w:rPr>
+        <w:t>output</w:t>
+      </w:r>
+      <w:r>
+        <w:rPr>
+          <w:b w:val="0"/>
+        </w:rPr>
+        <w:t xml:space="preserve"> or error, change one </w:t>
+      </w:r>
+      <w:r>
+        <w:rPr>
+          <w:b/>
+        </w:rPr>
+        <w:t>input</w:t>
+      </w:r>
+      <w:r>
+        <w:rPr>
+          <w:b w:val="0"/>
+        </w:rPr>
+        <w:t>, then run again.</w:t>
+      </w:r>
+    </w:p>
+    <w:p>
+      <w:pPr>
+        <w:spacing w:line="336" w:lineRule="auto" w:after="180"/>
+      </w:pPr>
+      <w:r>
+        <w:rPr>
+          <w:b w:val="0"/>
+        </w:rPr>
+        <w:t xml:space="preserve">Keep code, </w:t>
+      </w:r>
+      <w:r>
+        <w:rPr>
+          <w:b/>
+        </w:rPr>
+        <w:t>prediction</w:t>
+      </w:r>
+      <w:r>
+        <w:rPr>
+          <w:b w:val="0"/>
+        </w:rPr>
+        <w:t>s, actual results and a reasoned revision together. On paper, label your result as a trace rather than an execution.</w:t>
+      </w:r>
+    </w:p>
+    <w:p>
+      <w:pPr>
+        <w:spacing w:line="336" w:lineRule="auto" w:after="180"/>
+      </w:pPr>
+      <w:r>
+        <w:rPr>
+          <w:b w:val="0"/>
+        </w:rPr>
+        <w:t xml:space="preserve">Use Download completed work in the hosted lesson to export your answers, reflections, practice feedback and code-run </w:t>
+      </w:r>
+      <w:r>
+        <w:rPr>
+          <w:b/>
+        </w:rPr>
+        <w:t>evidence</w:t>
+      </w:r>
+      <w:r>
+        <w:rPr>
+          <w:b w:val="0"/>
+        </w:rPr>
+        <w:t>. Open the HTML copy to read or print it.</w:t>
+      </w:r>
+    </w:p>
+    <w:p>
+      <w:pPr>
+        <w:spacing w:line="336" w:lineRule="auto" w:after="180"/>
+      </w:pPr>
+      <w:r>
+        <w:rPr>
+          <w:b w:val="0"/>
+        </w:rPr>
+        <w:t>Drafts stay in this browser when storage is available; clear drafts on a shared device.</w:t>
+      </w:r>
+    </w:p>
+    <w:p>
+      <w:pPr>
+        <w:pStyle w:val="Heading3"/>
+      </w:pPr>
+      <w:r>
+        <w:t>What I repaired, the evidence I kept and the next test</w:t>
+      </w:r>
+    </w:p>
+    <w:p>
+      <w:r>
+        <w:t>________________________________________________________________</w:t>
+      </w:r>
+    </w:p>
+    <w:p>
+      <w:r>
+        <w:t>________________________________________________________________</w:t>
+      </w:r>
+    </w:p>
+    <w:p>
+      <w:r>
+        <w:t>________________________________________________________________</w:t>
+      </w:r>
+    </w:p>
+    <w:p>
+      <w:r>
+        <w:t>________________________________________________________________</w:t>
+      </w:r>
+    </w:p>
+    <w:p>
+      <w:r>
+        <w:t>________________________________________________________________</w:t>
+      </w:r>
+    </w:p>
+    <w:p>
+      <w:pPr>
+        <w:pStyle w:val="Heading2"/>
+      </w:pPr>
+      <w:r>
+        <w:t>Earlier wording, alternatives and picture transcripts · reference / check after trying</w:t>
       </w:r>
     </w:p>
     <w:p>
@@ -2464,128 +3186,10 @@
     </w:p>
     <w:p>
       <w:pPr>
-        <w:spacing w:line="336" w:lineRule="auto" w:after="180"/>
-      </w:pPr>
-      <w:r>
-        <w:rPr>
-          <w:b w:val="0"/>
-        </w:rPr>
-        <w:t>A fictional one-feature classifier predicts compact or extended book format.</w:t>
-      </w:r>
-    </w:p>
-    <w:p>
-      <w:pPr>
         <w:pStyle w:val="Heading3"/>
       </w:pPr>
       <w:r>
-        <w:t>Practice 1: explain the deciding evidence</w:t>
-      </w:r>
-    </w:p>
-    <w:p>
-      <w:pPr>
-        <w:spacing w:line="336" w:lineRule="auto" w:after="180"/>
-      </w:pPr>
-      <w:r>
-        <w:rPr>
-          <w:b w:val="0"/>
-        </w:rPr>
-        <w:t xml:space="preserve">Which labelled step matches this detail? B,C,A </w:t>
-      </w:r>
-      <w:r>
-        <w:rPr>
-          <w:b/>
-        </w:rPr>
-        <w:t>vote</w:t>
-      </w:r>
-      <w:r>
-        <w:rPr>
-          <w:b w:val="0"/>
-        </w:rPr>
-        <w:t xml:space="preserve"> extended,compact,compact: predict compact.</w:t>
-      </w:r>
-    </w:p>
-    <w:p>
-      <w:pPr>
-        <w:spacing w:line="336" w:lineRule="auto" w:after="180"/>
-        <w:shd w:fill="F4F9FC"/>
-      </w:pPr>
-      <w:r>
-        <w:rPr>
-          <w:b w:val="0"/>
-        </w:rPr>
-        <w:t xml:space="preserve">1. k=1 </w:t>
-      </w:r>
-      <w:r>
-        <w:rPr>
-          <w:b/>
-        </w:rPr>
-        <w:t>prediction</w:t>
-      </w:r>
-    </w:p>
-    <w:p>
-      <w:pPr>
-        <w:spacing w:line="336" w:lineRule="auto" w:after="180"/>
-        <w:shd w:fill="F4F9FC"/>
-      </w:pPr>
-      <w:r>
-        <w:rPr>
-          <w:b w:val="0"/>
-        </w:rPr>
-        <w:t xml:space="preserve">2. Order </w:t>
-      </w:r>
-      <w:r>
-        <w:rPr>
-          <w:b/>
-        </w:rPr>
-        <w:t>neighbour</w:t>
-      </w:r>
-      <w:r>
-        <w:rPr>
-          <w:b w:val="0"/>
-        </w:rPr>
-        <w:t>s</w:t>
-      </w:r>
-    </w:p>
-    <w:p>
-      <w:pPr>
-        <w:spacing w:line="336" w:lineRule="auto" w:after="180"/>
-        <w:shd w:fill="F4F9FC"/>
-      </w:pPr>
-      <w:r>
-        <w:rPr>
-          <w:b w:val="0"/>
-        </w:rPr>
-        <w:t xml:space="preserve">3. k=3 </w:t>
-      </w:r>
-      <w:r>
-        <w:rPr>
-          <w:b/>
-        </w:rPr>
-        <w:t>prediction</w:t>
-      </w:r>
-    </w:p>
-    <w:p>
-      <w:pPr>
-        <w:spacing w:line="336" w:lineRule="auto" w:after="180"/>
-        <w:shd w:fill="F4F9FC"/>
-      </w:pPr>
-      <w:r>
-        <w:rPr>
-          <w:b w:val="0"/>
-        </w:rPr>
-        <w:t xml:space="preserve">4. Measure </w:t>
-      </w:r>
-      <w:r>
-        <w:rPr>
-          <w:b/>
-        </w:rPr>
-        <w:t>distance</w:t>
-      </w:r>
-      <w:r>
-        <w:rPr>
-          <w:b w:val="0"/>
-        </w:rPr>
-        <w:t>s</w:t>
+        <w:t>Repair a missing building block</w:t>
       </w:r>
     </w:p>
     <w:p>
@@ -2593,32 +3197,7 @@
         <w:pStyle w:val="Heading3"/>
       </w:pPr>
       <w:r>
-        <w:t>My selected conclusion, deciding fact and explanation</w:t>
-      </w:r>
-    </w:p>
-    <w:p>
-      <w:r>
-        <w:t>________________________________________________________________</w:t>
-      </w:r>
-    </w:p>
-    <w:p>
-      <w:r>
-        <w:t>________________________________________________________________</w:t>
-      </w:r>
-    </w:p>
-    <w:p>
-      <w:r>
-        <w:t>________________________________________________________________</w:t>
-      </w:r>
-    </w:p>
-    <w:p>
-      <w:r>
-        <w:t>________________________________________________________________</w:t>
-      </w:r>
-    </w:p>
-    <w:p>
-      <w:r>
-        <w:t>________________________________________________________________</w:t>
+        <w:t>Predict, run and debug</w:t>
       </w:r>
     </w:p>
     <w:p>
@@ -2626,626 +3205,25 @@
         <w:pStyle w:val="Heading3"/>
       </w:pPr>
       <w:r>
-        <w:t>Hint · try first</w:t>
-      </w:r>
-    </w:p>
-    <w:p>
-      <w:pPr>
-        <w:spacing w:line="336" w:lineRule="auto" w:after="180"/>
-        <w:shd w:fill="F1F6F8"/>
-      </w:pPr>
-      <w:r>
-        <w:rPr>
-          <w:b w:val="0"/>
-        </w:rPr>
-        <w:t>Hint if needed: Read the steps in the pictorial case. Match the supplied detail to the stage that performs or records it.</w:t>
-      </w:r>
-    </w:p>
-    <w:p>
-      <w:pPr>
-        <w:pStyle w:val="Heading3"/>
-      </w:pPr>
-      <w:r>
-        <w:t>Feedback · compare after trying</w:t>
-      </w:r>
-    </w:p>
-    <w:p>
-      <w:pPr>
-        <w:spacing w:line="336" w:lineRule="auto" w:after="180"/>
-        <w:shd w:fill="F1F6FC"/>
-      </w:pPr>
-      <w:r>
-        <w:rPr>
-          <w:b w:val="0"/>
-        </w:rPr>
-        <w:t xml:space="preserve">After your attempt, compare with the supported explanation: k=3 </w:t>
-      </w:r>
-      <w:r>
-        <w:rPr>
-          <w:b/>
-        </w:rPr>
-        <w:t>prediction</w:t>
-      </w:r>
-      <w:r>
-        <w:rPr>
-          <w:b w:val="0"/>
-        </w:rPr>
-        <w:t xml:space="preserve"> B,C,A </w:t>
-      </w:r>
-      <w:r>
-        <w:rPr>
-          <w:b/>
-        </w:rPr>
-        <w:t>vote</w:t>
-      </w:r>
-      <w:r>
-        <w:rPr>
-          <w:b w:val="0"/>
-        </w:rPr>
-        <w:t xml:space="preserve"> extended,compact,compact: predict compact. Changing k changes how many </w:t>
-      </w:r>
-      <w:r>
-        <w:rPr>
-          <w:b/>
-        </w:rPr>
-        <w:t>training</w:t>
-      </w:r>
-      <w:r>
-        <w:rPr>
-          <w:b w:val="0"/>
-        </w:rPr>
-        <w:t xml:space="preserve"> </w:t>
-      </w:r>
-      <w:r>
-        <w:rPr>
-          <w:b/>
-        </w:rPr>
-        <w:t>neighbour</w:t>
-      </w:r>
-      <w:r>
-        <w:rPr>
-          <w:b w:val="0"/>
-        </w:rPr>
-        <w:t xml:space="preserve">s </w:t>
-      </w:r>
-      <w:r>
-        <w:rPr>
-          <w:b/>
-        </w:rPr>
-        <w:t>vote</w:t>
-      </w:r>
-      <w:r>
-        <w:rPr>
-          <w:b w:val="0"/>
-        </w:rPr>
-        <w:t xml:space="preserve">, even though all </w:t>
-      </w:r>
-      <w:r>
-        <w:rPr>
-          <w:b/>
-        </w:rPr>
-        <w:t>distance</w:t>
-      </w:r>
-      <w:r>
-        <w:rPr>
-          <w:b w:val="0"/>
-        </w:rPr>
-        <w:t>s remain fixed.</w:t>
-      </w:r>
-    </w:p>
-    <w:p>
-      <w:pPr>
-        <w:spacing w:line="336" w:lineRule="auto" w:after="180"/>
-        <w:shd w:fill="F1F6FC"/>
-      </w:pPr>
-      <w:r>
-        <w:rPr>
-          <w:b w:val="0"/>
-        </w:rPr>
-        <w:t>The query’s reference label must not enter the stored pool before predicting. Tie policies make ordering reproducible; without them, list order could unexpectedly determine the single-</w:t>
-      </w:r>
-      <w:r>
-        <w:rPr>
-          <w:b/>
-        </w:rPr>
-        <w:t>neighbour</w:t>
-      </w:r>
-      <w:r>
-        <w:rPr>
-          <w:b w:val="0"/>
-        </w:rPr>
-        <w:t xml:space="preserve"> result.</w:t>
-      </w:r>
-    </w:p>
-    <w:p>
-      <w:pPr>
-        <w:pStyle w:val="Heading3"/>
-      </w:pPr>
-      <w:r>
-        <w:t>Practice 2: explain the deciding evidence</w:t>
-      </w:r>
-    </w:p>
-    <w:p>
-      <w:pPr>
-        <w:pStyle w:val="Heading3"/>
-      </w:pPr>
-      <w:r>
-        <w:t>Changed case · predict first</w:t>
-      </w:r>
-    </w:p>
-    <w:p>
-      <w:pPr>
-        <w:spacing w:line="336" w:lineRule="auto" w:after="180"/>
-        <w:shd w:fill="F5F1FB"/>
-      </w:pPr>
-      <w:r>
-        <w:rPr>
-          <w:b w:val="0"/>
-        </w:rPr>
-        <w:t xml:space="preserve">Changed-case practice: Move query from 7 to 9 while keeping </w:t>
-      </w:r>
-      <w:r>
-        <w:rPr>
-          <w:b/>
-        </w:rPr>
-        <w:t>training</w:t>
-      </w:r>
-      <w:r>
-        <w:rPr>
-          <w:b w:val="0"/>
-        </w:rPr>
-        <w:t xml:space="preserve"> fixed. Which conclusion is supported by the supplied facts?</w:t>
-      </w:r>
-    </w:p>
-    <w:p>
-      <w:pPr>
-        <w:spacing w:line="336" w:lineRule="auto" w:after="180"/>
-        <w:shd w:fill="F4F9FC"/>
-      </w:pPr>
-      <w:r>
-        <w:rPr>
-          <w:b w:val="0"/>
-        </w:rPr>
-        <w:t xml:space="preserve">1. This one example guarantees correct results for every future </w:t>
-      </w:r>
-      <w:r>
-        <w:rPr>
-          <w:b/>
-        </w:rPr>
-        <w:t>input</w:t>
-      </w:r>
-      <w:r>
-        <w:rPr>
-          <w:b w:val="0"/>
-        </w:rPr>
-        <w:t>.</w:t>
-      </w:r>
-    </w:p>
-    <w:p>
-      <w:pPr>
-        <w:spacing w:line="336" w:lineRule="auto" w:after="180"/>
-        <w:shd w:fill="F4F9FC"/>
-      </w:pPr>
-      <w:r>
-        <w:rPr>
-          <w:b w:val="0"/>
-        </w:rPr>
-        <w:t xml:space="preserve">2. We can decide the result without examining the changed </w:t>
-      </w:r>
-      <w:r>
-        <w:rPr>
-          <w:b/>
-        </w:rPr>
-        <w:t>input</w:t>
-      </w:r>
-      <w:r>
-        <w:rPr>
-          <w:b w:val="0"/>
-        </w:rPr>
-        <w:t xml:space="preserve"> or the procedure.</w:t>
-      </w:r>
-    </w:p>
-    <w:p>
-      <w:pPr>
-        <w:spacing w:line="336" w:lineRule="auto" w:after="180"/>
-        <w:shd w:fill="F4F9FC"/>
-      </w:pPr>
-      <w:r>
-        <w:rPr>
-          <w:b w:val="0"/>
-        </w:rPr>
-        <w:t>3. Order becomes C,B,D,A; k=1 predicts compact and k=3 predicts extended.</w:t>
-      </w:r>
-    </w:p>
-    <w:p>
-      <w:pPr>
-        <w:pStyle w:val="Heading3"/>
-      </w:pPr>
-      <w:r>
-        <w:t>My selected conclusion, deciding fact and explanation</w:t>
-      </w:r>
-    </w:p>
-    <w:p>
-      <w:r>
-        <w:t>________________________________________________________________</w:t>
-      </w:r>
-    </w:p>
-    <w:p>
-      <w:r>
-        <w:t>________________________________________________________________</w:t>
-      </w:r>
-    </w:p>
-    <w:p>
-      <w:r>
-        <w:t>________________________________________________________________</w:t>
-      </w:r>
-    </w:p>
-    <w:p>
-      <w:r>
-        <w:t>________________________________________________________________</w:t>
-      </w:r>
-    </w:p>
-    <w:p>
-      <w:r>
-        <w:t>________________________________________________________________</w:t>
-      </w:r>
-    </w:p>
-    <w:p>
-      <w:pPr>
-        <w:pStyle w:val="Heading3"/>
-      </w:pPr>
-      <w:r>
-        <w:t>Hint · try first</w:t>
-      </w:r>
-    </w:p>
-    <w:p>
-      <w:pPr>
-        <w:spacing w:line="336" w:lineRule="auto" w:after="180"/>
-        <w:shd w:fill="F1F6F8"/>
-      </w:pPr>
-      <w:r>
-        <w:rPr>
-          <w:b w:val="0"/>
-        </w:rPr>
-        <w:t>Hint if needed: Use the changed condition and the deciding step in the pictorial trace. The answer must say what follows from those facts.</w:t>
-      </w:r>
-    </w:p>
-    <w:p>
-      <w:pPr>
-        <w:pStyle w:val="Heading3"/>
-      </w:pPr>
-      <w:r>
-        <w:t>Feedback · compare after trying</w:t>
-      </w:r>
-    </w:p>
-    <w:p>
-      <w:pPr>
-        <w:spacing w:line="336" w:lineRule="auto" w:after="180"/>
-        <w:shd w:fill="F1F6FC"/>
-      </w:pPr>
-      <w:r>
-        <w:rPr>
-          <w:b w:val="0"/>
-        </w:rPr>
-        <w:t xml:space="preserve">After your attempt, compare with the supported explanation: Order becomes C,B,D,A; k=1 predicts compact and k=3 predicts extended. </w:t>
-      </w:r>
-      <w:r>
-        <w:rPr>
-          <w:b/>
-        </w:rPr>
-        <w:t>Distance</w:t>
-      </w:r>
-      <w:r>
-        <w:rPr>
-          <w:b w:val="0"/>
-        </w:rPr>
-        <w:t xml:space="preserve">s are C=1,B=3,D=3,A=7; B beats D by the ID </w:t>
-      </w:r>
-      <w:r>
-        <w:rPr>
-          <w:b/>
-        </w:rPr>
-        <w:t>tie rule</w:t>
-      </w:r>
-      <w:r>
-        <w:rPr>
-          <w:b w:val="0"/>
-        </w:rPr>
-        <w:t>.</w:t>
-      </w:r>
-    </w:p>
-    <w:p>
-      <w:pPr>
-        <w:pStyle w:val="Heading3"/>
-      </w:pPr>
-      <w:r>
-        <w:t>Repair a missing building block</w:t>
-      </w:r>
-    </w:p>
-    <w:p>
-      <w:pPr>
-        <w:spacing w:line="336" w:lineRule="auto" w:after="180"/>
-      </w:pPr>
-      <w:r>
-        <w:rPr>
-          <w:b w:val="0"/>
-        </w:rPr>
-        <w:t>Review Similarity by Selected Traits (ai-2/21). Goal: Represent items with numeric features. Short practice: Explain why B ceases to be a closest option without any candidate data changing..</w:t>
-      </w:r>
-    </w:p>
-    <w:p>
-      <w:pPr>
-        <w:spacing w:line="336" w:lineRule="auto" w:after="180"/>
-      </w:pPr>
-      <w:r>
-        <w:rPr>
-          <w:b w:val="0"/>
-        </w:rPr>
-        <w:t>Return to this week and explain what you changed.</w:t>
-      </w:r>
-    </w:p>
-    <w:p>
-      <w:pPr>
-        <w:spacing w:line="336" w:lineRule="auto" w:after="180"/>
-      </w:pPr>
-      <w:r>
-        <w:rPr>
-          <w:b w:val="0"/>
-        </w:rPr>
-        <w:t xml:space="preserve">Review Sampling and Representation (ai-2/19). Goal: Define a question and target population. Short practice: Can </w:t>
-      </w:r>
-      <w:r>
-        <w:rPr>
-          <w:b/>
-        </w:rPr>
-        <w:t>80%</w:t>
-      </w:r>
-      <w:r>
-        <w:rPr>
-          <w:b w:val="0"/>
-        </w:rPr>
-        <w:t xml:space="preserve"> response be reported as </w:t>
-      </w:r>
-      <w:r>
-        <w:rPr>
-          <w:b/>
-        </w:rPr>
-        <w:t>80%</w:t>
-      </w:r>
-      <w:r>
-        <w:rPr>
-          <w:b w:val="0"/>
-        </w:rPr>
-        <w:t xml:space="preserve"> of the whole grade responding?. Return to this week and explain what you changed.</w:t>
-      </w:r>
-    </w:p>
-    <w:p>
-      <w:pPr>
-        <w:spacing w:line="336" w:lineRule="auto" w:after="180"/>
-      </w:pPr>
-      <w:r>
-        <w:rPr>
-          <w:b w:val="0"/>
-        </w:rPr>
-        <w:t>Review Over</w:t>
-      </w:r>
-      <w:r>
-        <w:rPr>
-          <w:b/>
-        </w:rPr>
-        <w:t>fitting</w:t>
-      </w:r>
-      <w:r>
-        <w:rPr>
-          <w:b w:val="0"/>
-        </w:rPr>
-        <w:t xml:space="preserve"> Intuition (ai-2/16). Goal: Compare </w:t>
-      </w:r>
-      <w:r>
-        <w:rPr>
-          <w:b/>
-        </w:rPr>
-        <w:t>training</w:t>
-      </w:r>
-      <w:r>
-        <w:rPr>
-          <w:b w:val="0"/>
-        </w:rPr>
-        <w:t xml:space="preserve"> and validation </w:t>
-      </w:r>
-      <w:r>
-        <w:rPr>
-          <w:b/>
-        </w:rPr>
-        <w:t>evidence</w:t>
-      </w:r>
-      <w:r>
-        <w:rPr>
-          <w:b w:val="0"/>
-        </w:rPr>
-        <w:t xml:space="preserve"> for model capacity. Short practice: Does zero </w:t>
-      </w:r>
-      <w:r>
-        <w:rPr>
-          <w:b/>
-        </w:rPr>
-        <w:t>training</w:t>
-      </w:r>
-      <w:r>
-        <w:rPr>
-          <w:b w:val="0"/>
-        </w:rPr>
-        <w:t xml:space="preserve"> error justify choosing Complex in the original record?.</w:t>
-      </w:r>
-    </w:p>
-    <w:p>
-      <w:pPr>
-        <w:spacing w:line="336" w:lineRule="auto" w:after="180"/>
-      </w:pPr>
-      <w:r>
-        <w:rPr>
-          <w:b w:val="0"/>
-        </w:rPr>
-        <w:t>Return to this week and explain what you changed.</w:t>
-      </w:r>
-    </w:p>
-    <w:p>
-      <w:pPr>
-        <w:pStyle w:val="Heading3"/>
-      </w:pPr>
-      <w:r>
-        <w:t>Predict, run and debug</w:t>
-      </w:r>
-    </w:p>
-    <w:p>
-      <w:pPr>
-        <w:spacing w:line="336" w:lineRule="auto" w:after="180"/>
-      </w:pPr>
-      <w:r>
-        <w:rPr>
-          <w:b w:val="0"/>
-        </w:rPr>
-        <w:t xml:space="preserve">The browser lab lets you edit the supported Python examples already included in this lesson. Predict first, run, inspect the actual </w:t>
-      </w:r>
-      <w:r>
-        <w:rPr>
-          <w:b/>
-        </w:rPr>
-        <w:t>output</w:t>
-      </w:r>
-      <w:r>
-        <w:rPr>
-          <w:b w:val="0"/>
-        </w:rPr>
-        <w:t xml:space="preserve"> or error, change one </w:t>
-      </w:r>
-      <w:r>
-        <w:rPr>
-          <w:b/>
-        </w:rPr>
-        <w:t>input</w:t>
-      </w:r>
-      <w:r>
-        <w:rPr>
-          <w:b w:val="0"/>
-        </w:rPr>
-        <w:t>, then run again.</w:t>
-      </w:r>
-    </w:p>
-    <w:p>
-      <w:pPr>
-        <w:spacing w:line="336" w:lineRule="auto" w:after="180"/>
-      </w:pPr>
-      <w:r>
-        <w:rPr>
-          <w:b w:val="0"/>
-        </w:rPr>
-        <w:t xml:space="preserve">Keep code, </w:t>
-      </w:r>
-      <w:r>
-        <w:rPr>
-          <w:b/>
-        </w:rPr>
-        <w:t>prediction</w:t>
-      </w:r>
-      <w:r>
-        <w:rPr>
-          <w:b w:val="0"/>
-        </w:rPr>
-        <w:t>s, actual results and a reasoned revision together. On paper, label your result as a trace rather than an execution.</w:t>
-      </w:r>
-    </w:p>
-    <w:p>
-      <w:pPr>
-        <w:pStyle w:val="Heading3"/>
-      </w:pPr>
-      <w:r>
         <w:t>Keep your completed work</w:t>
       </w:r>
     </w:p>
     <w:p>
       <w:pPr>
-        <w:spacing w:line="336" w:lineRule="auto" w:after="180"/>
-      </w:pPr>
-      <w:r>
-        <w:rPr>
-          <w:b w:val="0"/>
-        </w:rPr>
-        <w:t xml:space="preserve">Use Download completed work in the hosted lesson to export your answers, reflections, practice feedback and code-run </w:t>
-      </w:r>
-      <w:r>
-        <w:rPr>
-          <w:b/>
-        </w:rPr>
-        <w:t>evidence</w:t>
-      </w:r>
-      <w:r>
-        <w:rPr>
-          <w:b w:val="0"/>
-        </w:rPr>
-        <w:t>. Open the HTML copy to read or print it.</w:t>
-      </w:r>
-    </w:p>
-    <w:p>
-      <w:pPr>
-        <w:spacing w:line="336" w:lineRule="auto" w:after="180"/>
-      </w:pPr>
-      <w:r>
-        <w:rPr>
-          <w:b w:val="0"/>
-        </w:rPr>
-        <w:t>Drafts stay in this browser when storage is available; clear drafts on a shared device.</w:t>
-      </w:r>
-    </w:p>
-    <w:p>
-      <w:pPr>
-        <w:pStyle w:val="Heading3"/>
-      </w:pPr>
-      <w:r>
-        <w:t>What I repaired, the evidence I kept and the next test</w:t>
-      </w:r>
-    </w:p>
-    <w:p>
-      <w:r>
-        <w:t>________________________________________________________________</w:t>
-      </w:r>
-    </w:p>
-    <w:p>
-      <w:r>
-        <w:t>________________________________________________________________</w:t>
-      </w:r>
-    </w:p>
-    <w:p>
-      <w:r>
-        <w:t>________________________________________________________________</w:t>
-      </w:r>
-    </w:p>
-    <w:p>
-      <w:r>
-        <w:t>________________________________________________________________</w:t>
-      </w:r>
-    </w:p>
-    <w:p>
-      <w:r>
-        <w:t>________________________________________________________________</w:t>
-      </w:r>
-    </w:p>
-    <w:p>
-      <w:pPr>
         <w:pStyle w:val="Heading1"/>
       </w:pPr>
       <w:r>
-        <w:t>21. Visual concept journey</w:t>
-      </w:r>
-    </w:p>
-    <w:p>
-      <w:r>
-        <w:t>Explain each Nearest Neighbor Reasoning picture from its labels, then record a relevant limit.</w:t>
-      </w:r>
-    </w:p>
-    <w:p>
-      <w:pPr>
-        <w:pStyle w:val="Heading3"/>
+        <w:t>21. Reference · Six-picture response sheets</w:t>
+      </w:r>
+    </w:p>
+    <w:p>
+      <w:r>
+        <w:t>Choose the image that helps rather than repeating all six.</w:t>
+      </w:r>
+    </w:p>
+    <w:p>
+      <w:pPr>
+        <w:pStyle w:val="Heading2"/>
       </w:pPr>
       <w:r>
         <w:t>01. Nearest Neighbor Reasoning: the case</w:t>
@@ -3342,7 +3320,6 @@
     <w:p>
       <w:pPr>
         <w:spacing w:line="336" w:lineRule="auto" w:after="180"/>
-        <w:shd w:fill="F5F1FB"/>
       </w:pPr>
       <w:r>
         <w:rPr>
@@ -3381,7 +3358,7 @@
     </w:p>
     <w:p>
       <w:pPr>
-        <w:pStyle w:val="Heading3"/>
+        <w:pStyle w:val="Heading2"/>
       </w:pPr>
       <w:r>
         <w:t>02. Follow the deciding steps</w:t>
@@ -3521,7 +3498,6 @@
     <w:p>
       <w:pPr>
         <w:spacing w:line="336" w:lineRule="auto" w:after="180"/>
-        <w:shd w:fill="F5F1FB"/>
       </w:pPr>
       <w:r>
         <w:rPr>
@@ -3572,7 +3548,7 @@
     </w:p>
     <w:p>
       <w:pPr>
-        <w:pStyle w:val="Heading3"/>
+        <w:pStyle w:val="Heading2"/>
       </w:pPr>
       <w:r>
         <w:t>03. Distances from query 7</w:t>
@@ -3646,7 +3622,6 @@
     <w:p>
       <w:pPr>
         <w:spacing w:line="336" w:lineRule="auto" w:after="180"/>
-        <w:shd w:fill="F5F1FB"/>
       </w:pPr>
       <w:r>
         <w:rPr>
@@ -3685,7 +3660,7 @@
     </w:p>
     <w:p>
       <w:pPr>
-        <w:pStyle w:val="Heading3"/>
+        <w:pStyle w:val="Heading2"/>
       </w:pPr>
       <w:r>
         <w:t>04. Change one thing. Trace what follows.</w:t>
@@ -3800,7 +3775,6 @@
     <w:p>
       <w:pPr>
         <w:spacing w:line="336" w:lineRule="auto" w:after="180"/>
-        <w:shd w:fill="F5F1FB"/>
       </w:pPr>
       <w:r>
         <w:rPr>
@@ -3839,7 +3813,7 @@
     </w:p>
     <w:p>
       <w:pPr>
-        <w:pStyle w:val="Heading3"/>
+        <w:pStyle w:val="Heading2"/>
       </w:pPr>
       <w:r>
         <w:t>05. Connect the explanation to its limit</w:t>
@@ -4001,7 +3975,6 @@
     <w:p>
       <w:pPr>
         <w:spacing w:line="336" w:lineRule="auto" w:after="180"/>
-        <w:shd w:fill="F5F1FB"/>
       </w:pPr>
       <w:r>
         <w:rPr>
@@ -4040,7 +4013,7 @@
     </w:p>
     <w:p>
       <w:pPr>
-        <w:pStyle w:val="Heading3"/>
+        <w:pStyle w:val="Heading2"/>
       </w:pPr>
       <w:r>
         <w:t>06. Make the idea visible in your project</w:t>
@@ -4085,7 +4058,6 @@
     <w:p>
       <w:pPr>
         <w:spacing w:line="336" w:lineRule="auto" w:after="180"/>
-        <w:shd w:fill="F5F1FB"/>
       </w:pPr>
       <w:r>
         <w:rPr>
@@ -4133,7 +4105,6 @@
     <w:p>
       <w:pPr>
         <w:spacing w:line="336" w:lineRule="auto" w:after="180"/>
-        <w:shd w:fill="F5F1FB"/>
       </w:pPr>
       <w:r>
         <w:rPr>
@@ -4145,7 +4116,6 @@
     <w:p>
       <w:pPr>
         <w:spacing w:line="336" w:lineRule="auto" w:after="180"/>
-        <w:shd w:fill="F5F1FB"/>
       </w:pPr>
       <w:r>
         <w:rPr>
@@ -4192,6 +4162,62 @@
     <w:p>
       <w:r>
         <w:t>________________________________________________________________</w:t>
+      </w:r>
+    </w:p>
+    <w:p>
+      <w:pPr>
+        <w:pStyle w:val="Heading2"/>
+      </w:pPr>
+      <w:r>
+        <w:t>Earlier wording, alternatives and picture transcripts · reference / check after trying</w:t>
+      </w:r>
+    </w:p>
+    <w:p>
+      <w:pPr>
+        <w:pStyle w:val="Heading3"/>
+      </w:pPr>
+      <w:r>
+        <w:t>01. Nearest Neighbor Reasoning: the case</w:t>
+      </w:r>
+    </w:p>
+    <w:p>
+      <w:pPr>
+        <w:pStyle w:val="Heading3"/>
+      </w:pPr>
+      <w:r>
+        <w:t>02. Follow the deciding steps</w:t>
+      </w:r>
+    </w:p>
+    <w:p>
+      <w:pPr>
+        <w:pStyle w:val="Heading3"/>
+      </w:pPr>
+      <w:r>
+        <w:t>03. Distances from query 7</w:t>
+      </w:r>
+    </w:p>
+    <w:p>
+      <w:pPr>
+        <w:pStyle w:val="Heading3"/>
+      </w:pPr>
+      <w:r>
+        <w:t>04. Change one thing. Trace what follows.</w:t>
+      </w:r>
+    </w:p>
+    <w:p>
+      <w:pPr>
+        <w:pStyle w:val="Heading3"/>
+      </w:pPr>
+      <w:r>
+        <w:t>05. Connect the explanation to its limit</w:t>
+      </w:r>
+    </w:p>
+    <w:p>
+      <w:pPr>
+        <w:pStyle w:val="Heading3"/>
+      </w:pPr>
+      <w:r>
+        <w:t>06. Make the idea visible in your project</w:t>
       </w:r>
     </w:p>
     <w:sectPr>
